--- a/docs/assets/ANNA_Guide.docx
+++ b/docs/assets/ANNA_Guide.docx
@@ -1,6 +1,6 @@
 
 <file path=word/document.xml><?xml version="1.0" encoding="utf-8"?>
-<w:document xmlns:wpc="http://schemas.microsoft.com/office/word/2010/wordprocessingCanvas" xmlns:cx="http://schemas.microsoft.com/office/drawing/2014/chartex" xmlns:cx1="http://schemas.microsoft.com/office/drawing/2015/9/8/chartex" xmlns:cx2="http://schemas.microsoft.com/office/drawing/2015/10/21/chartex" xmlns:cx3="http://schemas.microsoft.com/office/drawing/2016/5/9/chartex" xmlns:cx4="http://schemas.microsoft.com/office/drawing/2016/5/10/chartex" xmlns:cx5="http://schemas.microsoft.com/office/drawing/2016/5/11/chartex" xmlns:cx6="http://schemas.microsoft.com/office/drawing/2016/5/12/chartex" xmlns:cx7="http://schemas.microsoft.com/office/drawing/2016/5/13/chartex" xmlns:cx8="http://schemas.microsoft.com/office/drawing/2016/5/14/chartex" xmlns:mc="http://schemas.openxmlformats.org/markup-compatibility/2006" xmlns:aink="http://schemas.microsoft.com/office/drawing/2016/ink" xmlns:am3d="http://schemas.microsoft.com/office/drawing/2017/model3d" xmlns:o="urn:schemas-microsoft-com:office:office" xmlns:oel="http://schemas.microsoft.com/office/2019/extlst" xmlns:r="http://schemas.openxmlformats.org/officeDocument/2006/relationships" xmlns:m="http://schemas.openxmlformats.org/officeDocument/2006/math" xmlns:v="urn:schemas-microsoft-com:vml" xmlns:wp14="http://schemas.microsoft.com/office/word/2010/wordprocessingDrawing" xmlns:wp="http://schemas.openxmlformats.org/drawingml/2006/wordprocessingDrawing" xmlns:w10="urn:schemas-microsoft-com:office:word" xmlns:w="http://schemas.openxmlformats.org/wordprocessingml/2006/main" xmlns:w14="http://schemas.microsoft.com/office/word/2010/wordml" xmlns:w15="http://schemas.microsoft.com/office/word/2012/wordml" xmlns:w16cex="http://schemas.microsoft.com/office/word/2018/wordml/cex" xmlns:w16cid="http://schemas.microsoft.com/office/word/2016/wordml/cid" xmlns:w16="http://schemas.microsoft.com/office/word/2018/wordml" xmlns:w16du="http://schemas.microsoft.com/office/word/2023/wordml/word16du" xmlns:w16sdtdh="http://schemas.microsoft.com/office/word/2020/wordml/sdtdatahash" xmlns:w16se="http://schemas.microsoft.com/office/word/2015/wordml/symex" xmlns:wpg="http://schemas.microsoft.com/office/word/2010/wordprocessingGroup" xmlns:wpi="http://schemas.microsoft.com/office/word/2010/wordprocessingInk" xmlns:wne="http://schemas.microsoft.com/office/word/2006/wordml" xmlns:wps="http://schemas.microsoft.com/office/word/2010/wordprocessingShape" mc:Ignorable="w14 w15 w16se w16cid w16 w16cex w16sdtdh w16du wp14">
+<w:document xmlns:wpc="http://schemas.microsoft.com/office/word/2010/wordprocessingCanvas" xmlns:cx="http://schemas.microsoft.com/office/drawing/2014/chartex" xmlns:cx1="http://schemas.microsoft.com/office/drawing/2015/9/8/chartex" xmlns:cx2="http://schemas.microsoft.com/office/drawing/2015/10/21/chartex" xmlns:cx3="http://schemas.microsoft.com/office/drawing/2016/5/9/chartex" xmlns:cx4="http://schemas.microsoft.com/office/drawing/2016/5/10/chartex" xmlns:cx5="http://schemas.microsoft.com/office/drawing/2016/5/11/chartex" xmlns:cx6="http://schemas.microsoft.com/office/drawing/2016/5/12/chartex" xmlns:cx7="http://schemas.microsoft.com/office/drawing/2016/5/13/chartex" xmlns:cx8="http://schemas.microsoft.com/office/drawing/2016/5/14/chartex" xmlns:mc="http://schemas.openxmlformats.org/markup-compatibility/2006" xmlns:aink="http://schemas.microsoft.com/office/drawing/2016/ink" xmlns:am3d="http://schemas.microsoft.com/office/drawing/2017/model3d" xmlns:o="urn:schemas-microsoft-com:office:office" xmlns:oel="http://schemas.microsoft.com/office/2019/extlst" xmlns:r="http://schemas.openxmlformats.org/officeDocument/2006/relationships" xmlns:m="http://schemas.openxmlformats.org/officeDocument/2006/math" xmlns:v="urn:schemas-microsoft-com:vml" xmlns:wp14="http://schemas.microsoft.com/office/word/2010/wordprocessingDrawing" xmlns:wp="http://schemas.openxmlformats.org/drawingml/2006/wordprocessingDrawing" xmlns:w10="urn:schemas-microsoft-com:office:word" xmlns:w="http://schemas.openxmlformats.org/wordprocessingml/2006/main" xmlns:w14="http://schemas.microsoft.com/office/word/2010/wordml" xmlns:w15="http://schemas.microsoft.com/office/word/2012/wordml" xmlns:w16cex="http://schemas.microsoft.com/office/word/2018/wordml/cex" xmlns:w16cid="http://schemas.microsoft.com/office/word/2016/wordml/cid" xmlns:w16="http://schemas.microsoft.com/office/word/2018/wordml" xmlns:w16du="http://schemas.microsoft.com/office/word/2023/wordml/word16du" xmlns:w16sdtdh="http://schemas.microsoft.com/office/word/2020/wordml/sdtdatahash" xmlns:w16sdtfl="http://schemas.microsoft.com/office/word/2024/wordml/sdtformatlock" xmlns:w16se="http://schemas.microsoft.com/office/word/2015/wordml/symex" xmlns:wpg="http://schemas.microsoft.com/office/word/2010/wordprocessingGroup" xmlns:wpi="http://schemas.microsoft.com/office/word/2010/wordprocessingInk" xmlns:wne="http://schemas.microsoft.com/office/word/2006/wordml" xmlns:wps="http://schemas.microsoft.com/office/word/2010/wordprocessingShape" mc:Ignorable="w14 w15 w16se w16cid w16 w16cex w16sdtdh w16sdtfl w16du wp14">
   <w:body>
     <w:p>
       <w:pPr>
@@ -69,7 +69,21 @@
           <w:rFonts w:ascii="Arial" w:eastAsia="Arial" w:hAnsi="Arial" w:cs="Arial"/>
           <w:sz w:val="44"/>
         </w:rPr>
-        <w:t xml:space="preserve">.0) </w:t>
+        <w:t>.</w:t>
+      </w:r>
+      <w:r>
+        <w:rPr>
+          <w:rFonts w:ascii="Arial" w:eastAsia="Arial" w:hAnsi="Arial" w:cs="Arial"/>
+          <w:sz w:val="44"/>
+        </w:rPr>
+        <w:t>1</w:t>
+      </w:r>
+      <w:r>
+        <w:rPr>
+          <w:rFonts w:ascii="Arial" w:eastAsia="Arial" w:hAnsi="Arial" w:cs="Arial"/>
+          <w:sz w:val="44"/>
+        </w:rPr>
+        <w:t xml:space="preserve">) </w:t>
       </w:r>
     </w:p>
     <w:p>
@@ -253,7 +267,7 @@
                 <w:noProof/>
                 <w:webHidden/>
               </w:rPr>
-              <w:t>3</w:t>
+              <w:t>2</w:t>
             </w:r>
             <w:r>
               <w:rPr>
@@ -323,7 +337,7 @@
                 <w:noProof/>
                 <w:webHidden/>
               </w:rPr>
-              <w:t>3</w:t>
+              <w:t>2</w:t>
             </w:r>
             <w:r>
               <w:rPr>
@@ -410,7 +424,7 @@
                 <w:noProof/>
                 <w:webHidden/>
               </w:rPr>
-              <w:t>4</w:t>
+              <w:t>3</w:t>
             </w:r>
             <w:r>
               <w:rPr>
@@ -498,7 +512,7 @@
                 <w:noProof/>
                 <w:webHidden/>
               </w:rPr>
-              <w:t>4</w:t>
+              <w:t>3</w:t>
             </w:r>
             <w:r>
               <w:rPr>
@@ -586,7 +600,7 @@
                 <w:noProof/>
                 <w:webHidden/>
               </w:rPr>
-              <w:t>4</w:t>
+              <w:t>3</w:t>
             </w:r>
             <w:r>
               <w:rPr>
@@ -674,7 +688,7 @@
                 <w:noProof/>
                 <w:webHidden/>
               </w:rPr>
-              <w:t>4</w:t>
+              <w:t>3</w:t>
             </w:r>
             <w:r>
               <w:rPr>
@@ -762,7 +776,7 @@
                 <w:noProof/>
                 <w:webHidden/>
               </w:rPr>
-              <w:t>5</w:t>
+              <w:t>4</w:t>
             </w:r>
             <w:r>
               <w:rPr>
@@ -849,7 +863,7 @@
                 <w:noProof/>
                 <w:webHidden/>
               </w:rPr>
-              <w:t>6</w:t>
+              <w:t>5</w:t>
             </w:r>
             <w:r>
               <w:rPr>
@@ -937,7 +951,7 @@
                 <w:noProof/>
                 <w:webHidden/>
               </w:rPr>
-              <w:t>6</w:t>
+              <w:t>5</w:t>
             </w:r>
             <w:r>
               <w:rPr>
@@ -1025,7 +1039,7 @@
                 <w:noProof/>
                 <w:webHidden/>
               </w:rPr>
-              <w:t>9</w:t>
+              <w:t>8</w:t>
             </w:r>
             <w:r>
               <w:rPr>
@@ -1112,7 +1126,7 @@
                 <w:noProof/>
                 <w:webHidden/>
               </w:rPr>
-              <w:t>11</w:t>
+              <w:t>10</w:t>
             </w:r>
             <w:r>
               <w:rPr>
@@ -1200,7 +1214,7 @@
                 <w:noProof/>
                 <w:webHidden/>
               </w:rPr>
-              <w:t>11</w:t>
+              <w:t>10</w:t>
             </w:r>
             <w:r>
               <w:rPr>
@@ -1288,7 +1302,7 @@
                 <w:noProof/>
                 <w:webHidden/>
               </w:rPr>
-              <w:t>12</w:t>
+              <w:t>11</w:t>
             </w:r>
             <w:r>
               <w:rPr>
@@ -1375,7 +1389,7 @@
                 <w:noProof/>
                 <w:webHidden/>
               </w:rPr>
-              <w:t>12</w:t>
+              <w:t>11</w:t>
             </w:r>
             <w:r>
               <w:rPr>
@@ -1463,7 +1477,7 @@
                 <w:noProof/>
                 <w:webHidden/>
               </w:rPr>
-              <w:t>12</w:t>
+              <w:t>11</w:t>
             </w:r>
             <w:r>
               <w:rPr>
@@ -1551,7 +1565,7 @@
                 <w:noProof/>
                 <w:webHidden/>
               </w:rPr>
-              <w:t>12</w:t>
+              <w:t>11</w:t>
             </w:r>
             <w:r>
               <w:rPr>
@@ -1727,7 +1741,7 @@
                 <w:noProof/>
                 <w:webHidden/>
               </w:rPr>
-              <w:t>15</w:t>
+              <w:t>14</w:t>
             </w:r>
             <w:r>
               <w:rPr>
@@ -1814,7 +1828,7 @@
                 <w:noProof/>
                 <w:webHidden/>
               </w:rPr>
-              <w:t>16</w:t>
+              <w:t>15</w:t>
             </w:r>
             <w:r>
               <w:rPr>
@@ -1990,7 +2004,7 @@
                 <w:noProof/>
                 <w:webHidden/>
               </w:rPr>
-              <w:t>17</w:t>
+              <w:t>16</w:t>
             </w:r>
             <w:r>
               <w:rPr>
@@ -2078,7 +2092,7 @@
                 <w:noProof/>
                 <w:webHidden/>
               </w:rPr>
-              <w:t>20</w:t>
+              <w:t>19</w:t>
             </w:r>
             <w:r>
               <w:rPr>
@@ -2166,7 +2180,7 @@
                 <w:noProof/>
                 <w:webHidden/>
               </w:rPr>
-              <w:t>20</w:t>
+              <w:t>19</w:t>
             </w:r>
             <w:r>
               <w:rPr>
@@ -2253,7 +2267,7 @@
                 <w:noProof/>
                 <w:webHidden/>
               </w:rPr>
-              <w:t>21</w:t>
+              <w:t>20</w:t>
             </w:r>
             <w:r>
               <w:rPr>
@@ -2341,7 +2355,7 @@
                 <w:noProof/>
                 <w:webHidden/>
               </w:rPr>
-              <w:t>21</w:t>
+              <w:t>20</w:t>
             </w:r>
             <w:r>
               <w:rPr>
@@ -2429,7 +2443,7 @@
                 <w:noProof/>
                 <w:webHidden/>
               </w:rPr>
-              <w:t>21</w:t>
+              <w:t>20</w:t>
             </w:r>
             <w:r>
               <w:rPr>
@@ -2486,56 +2500,84 @@
           <w:i/>
           <w:sz w:val="28"/>
         </w:rPr>
-        <w:t>.0 of ANNA</w:t>
+        <w:t>.</w:t>
       </w:r>
       <w:r>
         <w:rPr>
           <w:i/>
           <w:sz w:val="28"/>
         </w:rPr>
-        <w:t>, called ANNA+</w:t>
+        <w:t>1</w:t>
       </w:r>
       <w:r>
         <w:rPr>
           <w:i/>
           <w:sz w:val="28"/>
         </w:rPr>
-        <w:t xml:space="preserve">.  Version </w:t>
+        <w:t xml:space="preserve"> of ANNA</w:t>
       </w:r>
       <w:r>
         <w:rPr>
           <w:i/>
           <w:sz w:val="28"/>
         </w:rPr>
-        <w:t>3</w:t>
+        <w:t>, called ANNA+</w:t>
       </w:r>
       <w:r>
         <w:rPr>
           <w:i/>
           <w:sz w:val="28"/>
         </w:rPr>
-        <w:t xml:space="preserve">.0 was created in </w:t>
+        <w:t xml:space="preserve">.  Version </w:t>
       </w:r>
       <w:r>
         <w:rPr>
           <w:i/>
           <w:sz w:val="28"/>
         </w:rPr>
-        <w:t>October</w:t>
+        <w:t>3</w:t>
       </w:r>
       <w:r>
         <w:rPr>
           <w:i/>
           <w:sz w:val="28"/>
         </w:rPr>
-        <w:t xml:space="preserve"> </w:t>
+        <w:t>.</w:t>
       </w:r>
       <w:r>
         <w:rPr>
           <w:i/>
           <w:sz w:val="28"/>
         </w:rPr>
-        <w:t>2024</w:t>
+        <w:t>1</w:t>
+      </w:r>
+      <w:r>
+        <w:rPr>
+          <w:i/>
+          <w:sz w:val="28"/>
+        </w:rPr>
+        <w:t xml:space="preserve"> was created in </w:t>
+      </w:r>
+      <w:r>
+        <w:rPr>
+          <w:i/>
+          <w:sz w:val="28"/>
+        </w:rPr>
+        <w:t>October</w:t>
+      </w:r>
+      <w:r>
+        <w:rPr>
+          <w:i/>
+          <w:sz w:val="28"/>
+        </w:rPr>
+        <w:t xml:space="preserve"> </w:t>
+      </w:r>
+      <w:r>
+        <w:rPr>
+          <w:i/>
+          <w:sz w:val="28"/>
+        </w:rPr>
+        <w:t>2025</w:t>
       </w:r>
       <w:r>
         <w:rPr>
@@ -2687,9 +2729,20 @@
     <w:p/>
     <w:p>
       <w:r>
-        <w:t xml:space="preserve">The utilities take the form of a dotnet tool that can be found at </w:t>
+        <w:t xml:space="preserve">The utilities take the form of a </w:t>
       </w:r>
       <w:hyperlink r:id="rId9" w:history="1">
+        <w:r>
+          <w:rPr>
+            <w:rStyle w:val="Hyperlink"/>
+          </w:rPr>
+          <w:t>dotnet tool</w:t>
+        </w:r>
+      </w:hyperlink>
+      <w:r>
+        <w:t xml:space="preserve"> that can be found at </w:t>
+      </w:r>
+      <w:hyperlink r:id="rId10" w:history="1">
         <w:r>
           <w:rPr>
             <w:rStyle w:val="Hyperlink"/>
@@ -2758,7 +2811,7 @@
       <w:r>
         <w:t xml:space="preserve">This document is based on the documentation provided for the ANT assembly language developed at Harvard University, created by the ANT development team consisting of Daniel Ellard, Margo Seltzer, and others.  Many elements in presenting their assembly language are used in this document. For more information on ANT, see </w:t>
       </w:r>
-      <w:hyperlink r:id="rId10">
+      <w:hyperlink r:id="rId11">
         <w:r>
           <w:rPr>
             <w:color w:val="0000FF"/>
@@ -2767,7 +2820,7 @@
           <w:t>http://ant.eecs.harvard.edu/index.shtml</w:t>
         </w:r>
       </w:hyperlink>
-      <w:hyperlink r:id="rId11">
+      <w:hyperlink r:id="rId12">
         <w:r>
           <w:t>.</w:t>
         </w:r>
@@ -5326,6 +5379,7 @@
       <w:r>
         <w:t xml:space="preserve">3) refers to the content of register </w:t>
       </w:r>
+      <w:proofErr w:type="gramStart"/>
       <w:r>
         <w:rPr>
           <w:rFonts w:ascii="Courier New" w:eastAsia="Courier New" w:hAnsi="Courier New" w:cs="Courier New"/>
@@ -5333,6 +5387,7 @@
         </w:rPr>
         <w:t>r3</w:t>
       </w:r>
+      <w:proofErr w:type="gramEnd"/>
       <w:r>
         <w:t xml:space="preserve"> and M(0x45) refers to the content of memory location 0x45.  The descriptions do not account for the fact that writes to register </w:t>
       </w:r>
@@ -11012,7 +11067,7 @@
                 <w:sz w:val="20"/>
                 <w:szCs w:val="20"/>
               </w:rPr>
-              <w:t>Rd[</w:t>
+              <w:t>Rd[15..</w:t>
             </w:r>
             <w:proofErr w:type="gramEnd"/>
             <w:r>
@@ -11020,7 +11075,7 @@
                 <w:sz w:val="20"/>
                 <w:szCs w:val="20"/>
               </w:rPr>
-              <w:t>15..8]) ← Imm8[7]</w:t>
+              <w:t>8]) ← Imm8[7]</w:t>
             </w:r>
             <w:r>
               <w:rPr>
@@ -11028,7 +11083,23 @@
                 <w:szCs w:val="20"/>
               </w:rPr>
               <w:br/>
-              <w:t>R(Rd[7..0]) ← Imm8</w:t>
+              <w:t>R(</w:t>
+            </w:r>
+            <w:proofErr w:type="gramStart"/>
+            <w:r>
+              <w:rPr>
+                <w:sz w:val="20"/>
+                <w:szCs w:val="20"/>
+              </w:rPr>
+              <w:t>Rd[7..</w:t>
+            </w:r>
+            <w:proofErr w:type="gramEnd"/>
+            <w:r>
+              <w:rPr>
+                <w:sz w:val="20"/>
+                <w:szCs w:val="20"/>
+              </w:rPr>
+              <w:t>0]) ← Imm8</w:t>
             </w:r>
           </w:p>
         </w:tc>
@@ -11300,7 +11371,7 @@
                 <w:sz w:val="20"/>
                 <w:szCs w:val="20"/>
               </w:rPr>
-              <w:t>Rd[</w:t>
+              <w:t>Rd[15..</w:t>
             </w:r>
             <w:proofErr w:type="gramEnd"/>
             <w:r>
@@ -11308,7 +11379,7 @@
                 <w:sz w:val="20"/>
                 <w:szCs w:val="20"/>
               </w:rPr>
-              <w:t>15..8]) ← Imm8</w:t>
+              <w:t>8]) ← Imm8</w:t>
             </w:r>
           </w:p>
         </w:tc>
@@ -14603,7 +14674,6 @@
                 <w:szCs w:val="20"/>
               </w:rPr>
             </w:pPr>
-            <w:proofErr w:type="spellStart"/>
             <w:r>
               <w:rPr>
                 <w:rFonts w:ascii="Arial" w:hAnsi="Arial" w:cs="Arial"/>
@@ -14618,9 +14688,8 @@
                 <w:sz w:val="20"/>
                 <w:szCs w:val="20"/>
               </w:rPr>
-              <w:t>sp</w:t>
-            </w:r>
-            <w:proofErr w:type="spellEnd"/>
+              <w:t>d</w:t>
+            </w:r>
           </w:p>
         </w:tc>
         <w:tc>
@@ -14838,7 +14907,6 @@
               </w:rPr>
               <w:t>) to M(</w:t>
             </w:r>
-            <w:proofErr w:type="spellStart"/>
             <w:r>
               <w:rPr>
                 <w:i/>
@@ -14846,65 +14914,24 @@
                 <w:sz w:val="20"/>
                 <w:szCs w:val="20"/>
               </w:rPr>
-              <w:t>Rsp</w:t>
-            </w:r>
-            <w:proofErr w:type="spellEnd"/>
-            <w:r>
-              <w:rPr>
-                <w:sz w:val="20"/>
-                <w:szCs w:val="20"/>
-              </w:rPr>
-              <w:t>) and decrement R(</w:t>
-            </w:r>
-            <w:proofErr w:type="spellStart"/>
+              <w:t>Rs</w:t>
+            </w:r>
             <w:r>
               <w:rPr>
                 <w:i/>
                 <w:iCs/>
                 <w:sz w:val="20"/>
                 <w:szCs w:val="20"/>
-              </w:rPr>
-              <w:t>Rsp</w:t>
-            </w:r>
-            <w:proofErr w:type="spellEnd"/>
-            <w:r>
-              <w:rPr>
-                <w:sz w:val="20"/>
-                <w:szCs w:val="20"/>
-              </w:rPr>
-              <w:t>).</w:t>
-            </w:r>
-          </w:p>
-          <w:p>
-            <w:pPr>
-              <w:jc w:val="left"/>
-              <w:rPr>
-                <w:sz w:val="20"/>
-                <w:szCs w:val="20"/>
-              </w:rPr>
-            </w:pPr>
-          </w:p>
-          <w:p>
-            <w:pPr>
-              <w:jc w:val="left"/>
-              <w:rPr>
-                <w:sz w:val="20"/>
-                <w:szCs w:val="20"/>
-              </w:rPr>
-            </w:pPr>
-            <w:r>
-              <w:rPr>
-                <w:sz w:val="20"/>
-                <w:szCs w:val="20"/>
-              </w:rPr>
-              <w:t>M</w:t>
-            </w:r>
-            <w:r>
-              <w:rPr>
-                <w:sz w:val="20"/>
-                <w:szCs w:val="20"/>
-              </w:rPr>
-              <w:t>(</w:t>
+                <w:vertAlign w:val="subscript"/>
+              </w:rPr>
+              <w:t>1</w:t>
+            </w:r>
+            <w:r>
+              <w:rPr>
+                <w:sz w:val="20"/>
+                <w:szCs w:val="20"/>
+              </w:rPr>
+              <w:t>) and decrement R(</w:t>
             </w:r>
             <w:r>
               <w:rPr>
@@ -14913,35 +14940,7 @@
                 <w:sz w:val="20"/>
                 <w:szCs w:val="20"/>
               </w:rPr>
-              <w:t>Rd</w:t>
-            </w:r>
-            <w:r>
-              <w:rPr>
-                <w:sz w:val="20"/>
-                <w:szCs w:val="20"/>
-              </w:rPr>
-              <w:t xml:space="preserve">) </w:t>
-            </w:r>
-            <w:r>
-              <w:rPr>
-                <w:sz w:val="20"/>
-                <w:szCs w:val="20"/>
-              </w:rPr>
-              <w:t>←</w:t>
-            </w:r>
-            <w:r>
-              <w:rPr>
-                <w:sz w:val="20"/>
-                <w:szCs w:val="20"/>
-              </w:rPr>
-              <w:t xml:space="preserve"> </w:t>
-            </w:r>
-            <w:r>
-              <w:rPr>
-                <w:sz w:val="20"/>
-                <w:szCs w:val="20"/>
-              </w:rPr>
-              <w:t>R(</w:t>
+              <w:t>Rs</w:t>
             </w:r>
             <w:r>
               <w:rPr>
@@ -14949,8 +14948,86 @@
                 <w:iCs/>
                 <w:sz w:val="20"/>
                 <w:szCs w:val="20"/>
+                <w:vertAlign w:val="subscript"/>
+              </w:rPr>
+              <w:t>1</w:t>
+            </w:r>
+            <w:r>
+              <w:rPr>
+                <w:sz w:val="20"/>
+                <w:szCs w:val="20"/>
+              </w:rPr>
+              <w:t>).</w:t>
+            </w:r>
+            <w:r>
+              <w:rPr>
+                <w:sz w:val="20"/>
+                <w:szCs w:val="20"/>
+              </w:rPr>
+              <w:t xml:space="preserve">  </w:t>
+            </w:r>
+          </w:p>
+          <w:p>
+            <w:pPr>
+              <w:jc w:val="left"/>
+              <w:rPr>
+                <w:sz w:val="20"/>
+                <w:szCs w:val="20"/>
+              </w:rPr>
+            </w:pPr>
+            <w:r>
+              <w:rPr>
+                <w:sz w:val="20"/>
+                <w:szCs w:val="20"/>
               </w:rPr>
               <w:t>Rs</w:t>
+            </w:r>
+            <w:r>
+              <w:rPr>
+                <w:sz w:val="20"/>
+                <w:szCs w:val="20"/>
+                <w:vertAlign w:val="subscript"/>
+              </w:rPr>
+              <w:t>1</w:t>
+            </w:r>
+            <w:r>
+              <w:rPr>
+                <w:sz w:val="20"/>
+                <w:szCs w:val="20"/>
+              </w:rPr>
+              <w:t xml:space="preserve"> serves as the SP.</w:t>
+            </w:r>
+          </w:p>
+          <w:p>
+            <w:pPr>
+              <w:jc w:val="left"/>
+              <w:rPr>
+                <w:sz w:val="20"/>
+                <w:szCs w:val="20"/>
+              </w:rPr>
+            </w:pPr>
+          </w:p>
+          <w:p>
+            <w:pPr>
+              <w:jc w:val="left"/>
+              <w:rPr>
+                <w:sz w:val="20"/>
+                <w:szCs w:val="20"/>
+              </w:rPr>
+            </w:pPr>
+            <w:r>
+              <w:rPr>
+                <w:sz w:val="20"/>
+                <w:szCs w:val="20"/>
+              </w:rPr>
+              <w:t>M</w:t>
+            </w:r>
+            <w:r>
+              <w:rPr>
+                <w:sz w:val="20"/>
+                <w:szCs w:val="20"/>
+              </w:rPr>
+              <w:t>(</w:t>
             </w:r>
             <w:r>
               <w:rPr>
@@ -14958,26 +15035,30 @@
                 <w:iCs/>
                 <w:sz w:val="20"/>
                 <w:szCs w:val="20"/>
-                <w:vertAlign w:val="subscript"/>
-              </w:rPr>
-              <w:t>1</w:t>
-            </w:r>
-            <w:r>
-              <w:rPr>
-                <w:sz w:val="20"/>
-                <w:szCs w:val="20"/>
-              </w:rPr>
-              <w:t>)</w:t>
-            </w:r>
-          </w:p>
-          <w:p>
-            <w:pPr>
-              <w:jc w:val="left"/>
-              <w:rPr>
-                <w:sz w:val="20"/>
-                <w:szCs w:val="20"/>
-              </w:rPr>
-            </w:pPr>
+              </w:rPr>
+              <w:t>Rd</w:t>
+            </w:r>
+            <w:r>
+              <w:rPr>
+                <w:sz w:val="20"/>
+                <w:szCs w:val="20"/>
+              </w:rPr>
+              <w:t xml:space="preserve">) </w:t>
+            </w:r>
+            <w:r>
+              <w:rPr>
+                <w:sz w:val="20"/>
+                <w:szCs w:val="20"/>
+              </w:rPr>
+              <w:t>←</w:t>
+            </w:r>
+            <w:r>
+              <w:rPr>
+                <w:sz w:val="20"/>
+                <w:szCs w:val="20"/>
+              </w:rPr>
+              <w:t xml:space="preserve"> </w:t>
+            </w:r>
             <w:r>
               <w:rPr>
                 <w:sz w:val="20"/>
@@ -14985,7 +15066,6 @@
               </w:rPr>
               <w:t>R(</w:t>
             </w:r>
-            <w:proofErr w:type="spellStart"/>
             <w:r>
               <w:rPr>
                 <w:i/>
@@ -14993,31 +15073,8 @@
                 <w:sz w:val="20"/>
                 <w:szCs w:val="20"/>
               </w:rPr>
-              <w:t>Rsp</w:t>
-            </w:r>
-            <w:proofErr w:type="spellEnd"/>
-            <w:r>
-              <w:rPr>
-                <w:sz w:val="20"/>
-                <w:szCs w:val="20"/>
-              </w:rPr>
-              <w:t xml:space="preserve">) </w:t>
-            </w:r>
-            <w:r>
-              <w:rPr>
-                <w:sz w:val="20"/>
-                <w:szCs w:val="20"/>
-              </w:rPr>
-              <w:t>←</w:t>
-            </w:r>
-            <w:r>
-              <w:rPr>
-                <w:sz w:val="20"/>
-                <w:szCs w:val="20"/>
-              </w:rPr>
-              <w:t xml:space="preserve"> R(</w:t>
-            </w:r>
-            <w:proofErr w:type="spellStart"/>
+              <w:t>R</w:t>
+            </w:r>
             <w:r>
               <w:rPr>
                 <w:i/>
@@ -15025,9 +15082,90 @@
                 <w:sz w:val="20"/>
                 <w:szCs w:val="20"/>
               </w:rPr>
-              <w:t>Rsp</w:t>
-            </w:r>
-            <w:proofErr w:type="spellEnd"/>
+              <w:t>d</w:t>
+            </w:r>
+            <w:r>
+              <w:rPr>
+                <w:sz w:val="20"/>
+                <w:szCs w:val="20"/>
+              </w:rPr>
+              <w:t>)</w:t>
+            </w:r>
+          </w:p>
+          <w:p>
+            <w:pPr>
+              <w:jc w:val="left"/>
+              <w:rPr>
+                <w:sz w:val="20"/>
+                <w:szCs w:val="20"/>
+              </w:rPr>
+            </w:pPr>
+            <w:r>
+              <w:rPr>
+                <w:sz w:val="20"/>
+                <w:szCs w:val="20"/>
+              </w:rPr>
+              <w:t>R(</w:t>
+            </w:r>
+            <w:r>
+              <w:rPr>
+                <w:i/>
+                <w:iCs/>
+                <w:sz w:val="20"/>
+                <w:szCs w:val="20"/>
+              </w:rPr>
+              <w:t>Rs</w:t>
+            </w:r>
+            <w:r>
+              <w:rPr>
+                <w:i/>
+                <w:iCs/>
+                <w:sz w:val="20"/>
+                <w:szCs w:val="20"/>
+                <w:vertAlign w:val="subscript"/>
+              </w:rPr>
+              <w:t>1</w:t>
+            </w:r>
+            <w:r>
+              <w:rPr>
+                <w:sz w:val="20"/>
+                <w:szCs w:val="20"/>
+              </w:rPr>
+              <w:t xml:space="preserve">) </w:t>
+            </w:r>
+            <w:r>
+              <w:rPr>
+                <w:sz w:val="20"/>
+                <w:szCs w:val="20"/>
+              </w:rPr>
+              <w:t>←</w:t>
+            </w:r>
+            <w:r>
+              <w:rPr>
+                <w:sz w:val="20"/>
+                <w:szCs w:val="20"/>
+              </w:rPr>
+              <w:t xml:space="preserve"> R(</w:t>
+            </w:r>
+            <w:r>
+              <w:rPr>
+                <w:i/>
+                <w:iCs/>
+                <w:sz w:val="20"/>
+                <w:szCs w:val="20"/>
+              </w:rPr>
+              <w:t>Rs</w:t>
+            </w:r>
+            <w:r>
+              <w:rPr>
+                <w:i/>
+                <w:iCs/>
+                <w:sz w:val="20"/>
+                <w:szCs w:val="20"/>
+                <w:vertAlign w:val="subscript"/>
+              </w:rPr>
+              <w:t>1</w:t>
+            </w:r>
             <w:r>
               <w:rPr>
                 <w:sz w:val="20"/>
@@ -15083,6 +15221,7 @@
                 <w:sz w:val="20"/>
                 <w:szCs w:val="20"/>
               </w:rPr>
+              <w:lastRenderedPageBreak/>
               <w:t>pop</w:t>
             </w:r>
           </w:p>
@@ -15153,7 +15292,6 @@
                 <w:szCs w:val="20"/>
               </w:rPr>
             </w:pPr>
-            <w:proofErr w:type="spellStart"/>
             <w:r>
               <w:rPr>
                 <w:rFonts w:ascii="Arial" w:hAnsi="Arial" w:cs="Arial"/>
@@ -15168,9 +15306,8 @@
                 <w:sz w:val="20"/>
                 <w:szCs w:val="20"/>
               </w:rPr>
-              <w:t>sp</w:t>
-            </w:r>
-            <w:proofErr w:type="spellEnd"/>
+              <w:t>d</w:t>
+            </w:r>
           </w:p>
         </w:tc>
         <w:tc>
@@ -15210,15 +15347,16 @@
                 <w:sz w:val="20"/>
                 <w:szCs w:val="20"/>
               </w:rPr>
-              <w:t>R</w:t>
-            </w:r>
-            <w:r>
-              <w:rPr>
-                <w:rFonts w:ascii="Arial" w:hAnsi="Arial" w:cs="Arial"/>
-                <w:sz w:val="20"/>
-                <w:szCs w:val="20"/>
-              </w:rPr>
-              <w:t>d</w:t>
+              <w:t>Rs</w:t>
+            </w:r>
+            <w:r>
+              <w:rPr>
+                <w:rFonts w:ascii="Arial" w:hAnsi="Arial" w:cs="Arial"/>
+                <w:sz w:val="20"/>
+                <w:szCs w:val="20"/>
+                <w:vertAlign w:val="subscript"/>
+              </w:rPr>
+              <w:t>1</w:t>
             </w:r>
           </w:p>
         </w:tc>
@@ -15479,6 +15617,49 @@
           </w:p>
           <w:p>
             <w:pPr>
+              <w:jc w:val="left"/>
+              <w:rPr>
+                <w:sz w:val="20"/>
+                <w:szCs w:val="20"/>
+              </w:rPr>
+            </w:pPr>
+            <w:r>
+              <w:rPr>
+                <w:sz w:val="20"/>
+                <w:szCs w:val="20"/>
+              </w:rPr>
+              <w:t>Rs</w:t>
+            </w:r>
+            <w:r>
+              <w:rPr>
+                <w:sz w:val="20"/>
+                <w:szCs w:val="20"/>
+                <w:vertAlign w:val="subscript"/>
+              </w:rPr>
+              <w:t>1</w:t>
+            </w:r>
+            <w:r>
+              <w:rPr>
+                <w:sz w:val="20"/>
+                <w:szCs w:val="20"/>
+              </w:rPr>
+              <w:t xml:space="preserve"> serves as the SP.</w:t>
+            </w:r>
+          </w:p>
+          <w:p>
+            <w:pPr>
+              <w:keepNext/>
+              <w:spacing w:line="247" w:lineRule="auto"/>
+              <w:ind w:left="0" w:firstLine="0"/>
+              <w:jc w:val="left"/>
+              <w:rPr>
+                <w:sz w:val="20"/>
+                <w:szCs w:val="20"/>
+              </w:rPr>
+            </w:pPr>
+          </w:p>
+          <w:p>
+            <w:pPr>
               <w:keepNext/>
               <w:spacing w:line="247" w:lineRule="auto"/>
               <w:ind w:left="14" w:hanging="14"/>
@@ -15488,6 +15669,63 @@
                 <w:szCs w:val="20"/>
               </w:rPr>
             </w:pPr>
+            <w:r>
+              <w:rPr>
+                <w:sz w:val="20"/>
+                <w:szCs w:val="20"/>
+              </w:rPr>
+              <w:t>R(</w:t>
+            </w:r>
+            <w:proofErr w:type="spellStart"/>
+            <w:r>
+              <w:rPr>
+                <w:i/>
+                <w:iCs/>
+                <w:sz w:val="20"/>
+                <w:szCs w:val="20"/>
+              </w:rPr>
+              <w:t>Rsp</w:t>
+            </w:r>
+            <w:proofErr w:type="spellEnd"/>
+            <w:r>
+              <w:rPr>
+                <w:sz w:val="20"/>
+                <w:szCs w:val="20"/>
+              </w:rPr>
+              <w:t xml:space="preserve">) </w:t>
+            </w:r>
+            <w:r>
+              <w:rPr>
+                <w:sz w:val="20"/>
+                <w:szCs w:val="20"/>
+              </w:rPr>
+              <w:t>←</w:t>
+            </w:r>
+            <w:r>
+              <w:rPr>
+                <w:sz w:val="20"/>
+                <w:szCs w:val="20"/>
+              </w:rPr>
+              <w:t xml:space="preserve"> R(</w:t>
+            </w:r>
+            <w:proofErr w:type="spellStart"/>
+            <w:r>
+              <w:rPr>
+                <w:i/>
+                <w:iCs/>
+                <w:sz w:val="20"/>
+                <w:szCs w:val="20"/>
+              </w:rPr>
+              <w:t>Rsp</w:t>
+            </w:r>
+            <w:proofErr w:type="spellEnd"/>
+            <w:r>
+              <w:rPr>
+                <w:sz w:val="20"/>
+                <w:szCs w:val="20"/>
+              </w:rPr>
+              <w:t>) + 1</w:t>
+            </w:r>
           </w:p>
           <w:p>
             <w:pPr>
@@ -15505,9 +15743,8 @@
                 <w:sz w:val="20"/>
                 <w:szCs w:val="20"/>
               </w:rPr>
-              <w:t>R(</w:t>
-            </w:r>
-            <w:proofErr w:type="spellStart"/>
+              <w:t>M(</w:t>
+            </w:r>
             <w:r>
               <w:rPr>
                 <w:i/>
@@ -15515,9 +15752,8 @@
                 <w:sz w:val="20"/>
                 <w:szCs w:val="20"/>
               </w:rPr>
-              <w:t>Rsp</w:t>
-            </w:r>
-            <w:proofErr w:type="spellEnd"/>
+              <w:t>Rd</w:t>
+            </w:r>
             <w:r>
               <w:rPr>
                 <w:sz w:val="20"/>
@@ -15539,7 +15775,6 @@
               </w:rPr>
               <w:t xml:space="preserve"> R(</w:t>
             </w:r>
-            <w:proofErr w:type="spellStart"/>
             <w:r>
               <w:rPr>
                 <w:i/>
@@ -15547,15 +15782,23 @@
                 <w:sz w:val="20"/>
                 <w:szCs w:val="20"/>
               </w:rPr>
-              <w:t>Rsp</w:t>
-            </w:r>
-            <w:proofErr w:type="spellEnd"/>
-            <w:r>
-              <w:rPr>
-                <w:sz w:val="20"/>
-                <w:szCs w:val="20"/>
-              </w:rPr>
-              <w:t>) + 1</w:t>
+              <w:t>R</w:t>
+            </w:r>
+            <w:r>
+              <w:rPr>
+                <w:i/>
+                <w:iCs/>
+                <w:sz w:val="20"/>
+                <w:szCs w:val="20"/>
+              </w:rPr>
+              <w:t>d</w:t>
+            </w:r>
+            <w:r>
+              <w:rPr>
+                <w:sz w:val="20"/>
+                <w:szCs w:val="20"/>
+              </w:rPr>
+              <w:t>)</w:t>
             </w:r>
           </w:p>
           <w:p>
@@ -15569,81 +15812,6 @@
                 <w:szCs w:val="20"/>
               </w:rPr>
             </w:pPr>
-            <w:r>
-              <w:rPr>
-                <w:sz w:val="20"/>
-                <w:szCs w:val="20"/>
-              </w:rPr>
-              <w:t>M(</w:t>
-            </w:r>
-            <w:r>
-              <w:rPr>
-                <w:i/>
-                <w:iCs/>
-                <w:sz w:val="20"/>
-                <w:szCs w:val="20"/>
-              </w:rPr>
-              <w:t>Rd</w:t>
-            </w:r>
-            <w:r>
-              <w:rPr>
-                <w:sz w:val="20"/>
-                <w:szCs w:val="20"/>
-              </w:rPr>
-              <w:t xml:space="preserve">) </w:t>
-            </w:r>
-            <w:r>
-              <w:rPr>
-                <w:sz w:val="20"/>
-                <w:szCs w:val="20"/>
-              </w:rPr>
-              <w:t>←</w:t>
-            </w:r>
-            <w:r>
-              <w:rPr>
-                <w:sz w:val="20"/>
-                <w:szCs w:val="20"/>
-              </w:rPr>
-              <w:t xml:space="preserve"> R(</w:t>
-            </w:r>
-            <w:r>
-              <w:rPr>
-                <w:i/>
-                <w:iCs/>
-                <w:sz w:val="20"/>
-                <w:szCs w:val="20"/>
-              </w:rPr>
-              <w:t>Rs</w:t>
-            </w:r>
-            <w:r>
-              <w:rPr>
-                <w:i/>
-                <w:iCs/>
-                <w:sz w:val="20"/>
-                <w:szCs w:val="20"/>
-                <w:vertAlign w:val="subscript"/>
-              </w:rPr>
-              <w:t>1</w:t>
-            </w:r>
-            <w:r>
-              <w:rPr>
-                <w:sz w:val="20"/>
-                <w:szCs w:val="20"/>
-              </w:rPr>
-              <w:t>)</w:t>
-            </w:r>
-          </w:p>
-          <w:p>
-            <w:pPr>
-              <w:keepNext/>
-              <w:spacing w:line="247" w:lineRule="auto"/>
-              <w:ind w:left="14" w:hanging="14"/>
-              <w:jc w:val="left"/>
-              <w:rPr>
-                <w:sz w:val="20"/>
-                <w:szCs w:val="20"/>
-              </w:rPr>
-            </w:pPr>
           </w:p>
         </w:tc>
       </w:tr>
@@ -15667,7 +15835,6 @@
       </w:pPr>
       <w:bookmarkStart w:id="10" w:name="_Toc181032500"/>
       <w:r>
-        <w:lastRenderedPageBreak/>
         <w:t>ANNA Assembly Convention</w:t>
       </w:r>
       <w:bookmarkEnd w:id="10"/>
@@ -16104,6 +16271,7 @@
         <w:jc w:val="left"/>
       </w:pPr>
       <w:r>
+        <w:lastRenderedPageBreak/>
         <w:t xml:space="preserve"> </w:t>
       </w:r>
     </w:p>
@@ -16218,7 +16386,6 @@
         <w:rPr>
           <w:rFonts w:ascii="Courier New" w:eastAsia="Courier New" w:hAnsi="Courier New" w:cs="Courier New"/>
         </w:rPr>
-        <w:lastRenderedPageBreak/>
         <w:t>heapPtr</w:t>
       </w:r>
       <w:proofErr w:type="spellEnd"/>
@@ -16708,6 +16875,7 @@
         <w:ind w:hanging="360"/>
       </w:pPr>
       <w:r>
+        <w:lastRenderedPageBreak/>
         <w:t xml:space="preserve">The </w:t>
       </w:r>
       <w:proofErr w:type="spellStart"/>
@@ -16858,7 +17026,6 @@
         </w:rPr>
       </w:pPr>
       <w:r>
-        <w:lastRenderedPageBreak/>
         <w:t xml:space="preserve">Block comments using </w:t>
       </w:r>
       <w:r>
@@ -17242,7 +17409,11 @@
       <w:proofErr w:type="spellEnd"/>
       <w:proofErr w:type="gramEnd"/>
       <w:r>
-        <w:t>: Assigns an alias to a register, such as "</w:t>
+        <w:t xml:space="preserve">: Assigns an alias to a register, such as </w:t>
+      </w:r>
+      <w:proofErr w:type="gramStart"/>
+      <w:r>
+        <w:t>"</w:t>
       </w:r>
       <w:r>
         <w:rPr>
@@ -17260,6 +17431,7 @@
         <w:t>ralias</w:t>
       </w:r>
       <w:proofErr w:type="spellEnd"/>
+      <w:proofErr w:type="gramEnd"/>
       <w:r>
         <w:rPr>
           <w:rStyle w:val="CodeChar"/>
@@ -17338,6 +17510,7 @@
         <w:ind w:left="705" w:hanging="720"/>
       </w:pPr>
       <w:r>
+        <w:lastRenderedPageBreak/>
         <w:t xml:space="preserve">Labels </w:t>
       </w:r>
     </w:p>
@@ -17375,7 +17548,15 @@
       </w:r>
       <w:proofErr w:type="gramEnd"/>
       <w:r>
-        <w:t xml:space="preserve"> directive contains an immediate field.  An immediate can be specified using decimal values, hexadecimal values, or labels. </w:t>
+        <w:t xml:space="preserve"> directive </w:t>
+      </w:r>
+      <w:proofErr w:type="gramStart"/>
+      <w:r>
+        <w:t>contains</w:t>
+      </w:r>
+      <w:proofErr w:type="gramEnd"/>
+      <w:r>
+        <w:t xml:space="preserve"> an immediate field.  An immediate can be specified using decimal values, hexadecimal values, or labels. </w:t>
       </w:r>
     </w:p>
     <w:p/>
@@ -17402,7 +17583,6 @@
         <w:ind w:hanging="360"/>
       </w:pPr>
       <w:r>
-        <w:lastRenderedPageBreak/>
         <w:t>Hexadecimal values must begin with "</w:t>
       </w:r>
       <w:r>
@@ -18648,6 +18828,7 @@
       </w:pPr>
       <w:bookmarkStart w:id="16" w:name="_Toc181032506"/>
       <w:r>
+        <w:lastRenderedPageBreak/>
         <w:t>Error Checking</w:t>
       </w:r>
       <w:bookmarkEnd w:id="16"/>
@@ -18773,7 +18954,6 @@
       </w:pPr>
       <w:bookmarkStart w:id="17" w:name="_Toc181032507"/>
       <w:r>
-        <w:lastRenderedPageBreak/>
         <w:t>Stack frame definitions</w:t>
       </w:r>
       <w:bookmarkEnd w:id="17"/>
@@ -19501,6 +19681,7 @@
               <w:rPr>
                 <w:lang w:bidi="ar-SA"/>
               </w:rPr>
+              <w:lastRenderedPageBreak/>
               <w:t xml:space="preserve">    return </w:t>
             </w:r>
             <w:proofErr w:type="gramStart"/>
@@ -19558,6 +19739,7 @@
                     <w:rPr>
                       <w:lang w:bidi="ar-SA"/>
                     </w:rPr>
+                    <w:lastRenderedPageBreak/>
                     <w:t>n</w:t>
                   </w:r>
                 </w:p>
@@ -19646,6 +19828,7 @@
                     <w:rPr>
                       <w:lang w:bidi="ar-SA"/>
                     </w:rPr>
+                    <w:lastRenderedPageBreak/>
                     <w:t xml:space="preserve">ret </w:t>
                   </w:r>
                   <w:proofErr w:type="spellStart"/>
@@ -19740,6 +19923,7 @@
         <w:rPr>
           <w:lang w:bidi="ar-SA"/>
         </w:rPr>
+        <w:lastRenderedPageBreak/>
         <w:t xml:space="preserve"> </w:t>
       </w:r>
     </w:p>
@@ -19849,7 +20033,6 @@
         <w:ind w:left="630"/>
       </w:pPr>
       <w:r>
-        <w:lastRenderedPageBreak/>
         <w:t>int mul2(int n) {</w:t>
       </w:r>
     </w:p>
@@ -20005,7 +20188,19 @@
         <w:ind w:left="630"/>
       </w:pPr>
       <w:r>
-        <w:t>mul2:       push    r7 r6      # cache FP</w:t>
+        <w:t>mul2:       push    r</w:t>
+      </w:r>
+      <w:r>
+        <w:t>6</w:t>
+      </w:r>
+      <w:r>
+        <w:t xml:space="preserve"> r</w:t>
+      </w:r>
+      <w:r>
+        <w:t>7</w:t>
+      </w:r>
+      <w:r>
+        <w:t xml:space="preserve">      # cache FP</w:t>
       </w:r>
     </w:p>
     <w:p>
@@ -20031,7 +20226,19 @@
         <w:ind w:left="630"/>
       </w:pPr>
       <w:r>
-        <w:t xml:space="preserve">            push    r7 r5      # push return address</w:t>
+        <w:t xml:space="preserve">            push    r</w:t>
+      </w:r>
+      <w:r>
+        <w:t>5</w:t>
+      </w:r>
+      <w:r>
+        <w:t xml:space="preserve"> r</w:t>
+      </w:r>
+      <w:r>
+        <w:t>7</w:t>
+      </w:r>
+      <w:r>
+        <w:t xml:space="preserve">      # push return address</w:t>
       </w:r>
     </w:p>
     <w:p>
@@ -20259,7 +20466,7 @@
         </w:rPr>
         <w:t xml:space="preserve">The ANNA+ simulator may be found at </w:t>
       </w:r>
-      <w:hyperlink r:id="rId12" w:history="1">
+      <w:hyperlink r:id="rId13" w:history="1">
         <w:r>
           <w:rPr>
             <w:rStyle w:val="Hyperlink"/>
@@ -20493,7 +20700,6 @@
     <w:p/>
     <w:p>
       <w:r>
-        <w:lastRenderedPageBreak/>
         <w:t xml:space="preserve">If you’d like to see what the assembled bits look like in the context of your assembly file, add the </w:t>
       </w:r>
       <w:r>
@@ -20670,53 +20876,117 @@
                 <w:sz w:val="18"/>
                 <w:szCs w:val="18"/>
               </w:rPr>
-              <w:t>[0004: 77c0]      push    r7 r3          # push result</w:t>
-            </w:r>
-          </w:p>
-          <w:p>
-            <w:pPr>
-              <w:ind w:left="0" w:firstLine="0"/>
+              <w:t>[0004: 77c0]      push    r</w:t>
+            </w:r>
+            <w:r>
               <w:rPr>
                 <w:rFonts w:ascii="Courier New" w:hAnsi="Courier New" w:cs="Courier New"/>
                 <w:sz w:val="18"/>
                 <w:szCs w:val="18"/>
               </w:rPr>
-            </w:pPr>
+              <w:t>3</w:t>
+            </w:r>
             <w:r>
               <w:rPr>
                 <w:rFonts w:ascii="Courier New" w:hAnsi="Courier New" w:cs="Courier New"/>
                 <w:sz w:val="18"/>
                 <w:szCs w:val="18"/>
               </w:rPr>
-              <w:t>[0005: 4fff]</w:t>
-            </w:r>
-          </w:p>
-          <w:p>
-            <w:pPr>
-              <w:ind w:left="0" w:firstLine="0"/>
+              <w:t xml:space="preserve"> r</w:t>
+            </w:r>
+            <w:r>
               <w:rPr>
                 <w:rFonts w:ascii="Courier New" w:hAnsi="Courier New" w:cs="Courier New"/>
                 <w:sz w:val="18"/>
                 <w:szCs w:val="18"/>
               </w:rPr>
-            </w:pPr>
-          </w:p>
-          <w:p>
-            <w:pPr>
-              <w:ind w:left="0" w:firstLine="0"/>
+              <w:t>7</w:t>
+            </w:r>
+            <w:r>
               <w:rPr>
                 <w:rFonts w:ascii="Courier New" w:hAnsi="Courier New" w:cs="Courier New"/>
                 <w:sz w:val="18"/>
                 <w:szCs w:val="18"/>
               </w:rPr>
-            </w:pPr>
-            <w:r>
+              <w:t xml:space="preserve">          # push result</w:t>
+            </w:r>
+          </w:p>
+          <w:p>
+            <w:pPr>
+              <w:ind w:left="0" w:firstLine="0"/>
               <w:rPr>
                 <w:rFonts w:ascii="Courier New" w:hAnsi="Courier New" w:cs="Courier New"/>
                 <w:sz w:val="18"/>
                 <w:szCs w:val="18"/>
               </w:rPr>
-              <w:t>[0006: 4fc1]      pop     r7 r3          # load value from stack</w:t>
+            </w:pPr>
+            <w:r>
+              <w:rPr>
+                <w:rFonts w:ascii="Courier New" w:hAnsi="Courier New" w:cs="Courier New"/>
+                <w:sz w:val="18"/>
+                <w:szCs w:val="18"/>
+              </w:rPr>
+              <w:t>[0005: 4fff]</w:t>
+            </w:r>
+          </w:p>
+          <w:p>
+            <w:pPr>
+              <w:ind w:left="0" w:firstLine="0"/>
+              <w:rPr>
+                <w:rFonts w:ascii="Courier New" w:hAnsi="Courier New" w:cs="Courier New"/>
+                <w:sz w:val="18"/>
+                <w:szCs w:val="18"/>
+              </w:rPr>
+            </w:pPr>
+          </w:p>
+          <w:p>
+            <w:pPr>
+              <w:ind w:left="0" w:firstLine="0"/>
+              <w:rPr>
+                <w:rFonts w:ascii="Courier New" w:hAnsi="Courier New" w:cs="Courier New"/>
+                <w:sz w:val="18"/>
+                <w:szCs w:val="18"/>
+              </w:rPr>
+            </w:pPr>
+            <w:r>
+              <w:rPr>
+                <w:rFonts w:ascii="Courier New" w:hAnsi="Courier New" w:cs="Courier New"/>
+                <w:sz w:val="18"/>
+                <w:szCs w:val="18"/>
+              </w:rPr>
+              <w:t>[0006: 4fc1]      pop     r</w:t>
+            </w:r>
+            <w:r>
+              <w:rPr>
+                <w:rFonts w:ascii="Courier New" w:hAnsi="Courier New" w:cs="Courier New"/>
+                <w:sz w:val="18"/>
+                <w:szCs w:val="18"/>
+              </w:rPr>
+              <w:t>3</w:t>
+            </w:r>
+            <w:r>
+              <w:rPr>
+                <w:rFonts w:ascii="Courier New" w:hAnsi="Courier New" w:cs="Courier New"/>
+                <w:sz w:val="18"/>
+                <w:szCs w:val="18"/>
+              </w:rPr>
+              <w:t xml:space="preserve"> r</w:t>
+            </w:r>
+            <w:r>
+              <w:rPr>
+                <w:rFonts w:ascii="Courier New" w:hAnsi="Courier New" w:cs="Courier New"/>
+                <w:sz w:val="18"/>
+                <w:szCs w:val="18"/>
+              </w:rPr>
+              <w:t>7</w:t>
+            </w:r>
+            <w:r>
+              <w:rPr>
+                <w:rFonts w:ascii="Courier New" w:hAnsi="Courier New" w:cs="Courier New"/>
+                <w:sz w:val="18"/>
+                <w:szCs w:val="18"/>
+              </w:rPr>
+              <w:t xml:space="preserve">          # load value from stack</w:t>
             </w:r>
           </w:p>
           <w:p>
@@ -21051,6 +21321,7 @@
     </w:p>
     <w:p>
       <w:r>
+        <w:lastRenderedPageBreak/>
         <w:t>The trace output will look like the following:</w:t>
       </w:r>
     </w:p>
@@ -21511,7 +21782,6 @@
       </w:r>
       <w:proofErr w:type="gramStart"/>
       <w:r>
-        <w:lastRenderedPageBreak/>
         <w:t>R(</w:t>
       </w:r>
       <w:proofErr w:type="gramEnd"/>
@@ -22125,6 +22395,7 @@
               <w:rPr>
                 <w:lang w:bidi="ar-SA"/>
               </w:rPr>
+              <w:lastRenderedPageBreak/>
               <w:t>w &lt;address&gt;</w:t>
             </w:r>
           </w:p>
@@ -22250,7 +22521,6 @@
           <w:noProof/>
           <w:lang w:bidi="ar-SA"/>
         </w:rPr>
-        <w:lastRenderedPageBreak/>
         <w:drawing>
           <wp:inline distT="0" distB="0" distL="0" distR="0" wp14:anchorId="6958ED76" wp14:editId="7E54335F">
             <wp:extent cx="5035947" cy="3762083"/>
@@ -22267,7 +22537,7 @@
                     <pic:cNvPicPr/>
                   </pic:nvPicPr>
                   <pic:blipFill rotWithShape="1">
-                    <a:blip r:embed="rId13"/>
+                    <a:blip r:embed="rId14"/>
                     <a:srcRect l="3687" t="3462" r="4524"/>
                     <a:stretch/>
                   </pic:blipFill>
@@ -22511,7 +22781,6 @@
         <w:pStyle w:val="Code"/>
       </w:pPr>
       <w:r>
-        <w:lastRenderedPageBreak/>
         <w:t xml:space="preserve">msg:  </w:t>
       </w:r>
       <w:proofErr w:type="gramStart"/>
@@ -23059,7 +23328,6 @@
         <w:ind w:hanging="360"/>
       </w:pPr>
       <w:r>
-        <w:lastRenderedPageBreak/>
         <w:t>A “register map” that explains the use of each register.</w:t>
       </w:r>
     </w:p>
@@ -23264,7 +23532,15 @@
       </w:r>
       <w:proofErr w:type="spellEnd"/>
       <w:r>
-        <w:t xml:space="preserve"> instruction with a label should always be followed with an </w:t>
+        <w:t xml:space="preserve"> instruction with a label should always be followed with </w:t>
+      </w:r>
+      <w:proofErr w:type="gramStart"/>
+      <w:r>
+        <w:t>an</w:t>
+      </w:r>
+      <w:proofErr w:type="gramEnd"/>
+      <w:r>
+        <w:t xml:space="preserve"> </w:t>
       </w:r>
       <w:proofErr w:type="spellStart"/>
       <w:r>
@@ -23364,6 +23640,7 @@
       <w:r>
         <w:t xml:space="preserve"> </w:t>
       </w:r>
+      <w:proofErr w:type="gramStart"/>
       <w:r>
         <w:t>and .</w:t>
       </w:r>
@@ -23375,6 +23652,7 @@
         <w:t>cstr</w:t>
       </w:r>
       <w:proofErr w:type="spellEnd"/>
+      <w:proofErr w:type="gramEnd"/>
       <w:r>
         <w:t xml:space="preserve"> </w:t>
       </w:r>
@@ -23409,9 +23687,9 @@
       </w:r>
     </w:p>
     <w:sectPr>
-      <w:footerReference w:type="even" r:id="rId14"/>
-      <w:footerReference w:type="default" r:id="rId15"/>
-      <w:footerReference w:type="first" r:id="rId16"/>
+      <w:footerReference w:type="even" r:id="rId15"/>
+      <w:footerReference w:type="default" r:id="rId16"/>
+      <w:footerReference w:type="first" r:id="rId17"/>
       <w:pgSz w:w="12240" w:h="15840"/>
       <w:pgMar w:top="1497" w:right="1797" w:bottom="1630" w:left="1800" w:header="720" w:footer="721" w:gutter="0"/>
       <w:cols w:space="720"/>
@@ -23421,7 +23699,7 @@
 </file>
 
 <file path=word/endnotes.xml><?xml version="1.0" encoding="utf-8"?>
-<w:endnotes xmlns:wpc="http://schemas.microsoft.com/office/word/2010/wordprocessingCanvas" xmlns:cx="http://schemas.microsoft.com/office/drawing/2014/chartex" xmlns:cx1="http://schemas.microsoft.com/office/drawing/2015/9/8/chartex" xmlns:cx2="http://schemas.microsoft.com/office/drawing/2015/10/21/chartex" xmlns:cx3="http://schemas.microsoft.com/office/drawing/2016/5/9/chartex" xmlns:cx4="http://schemas.microsoft.com/office/drawing/2016/5/10/chartex" xmlns:cx5="http://schemas.microsoft.com/office/drawing/2016/5/11/chartex" xmlns:cx6="http://schemas.microsoft.com/office/drawing/2016/5/12/chartex" xmlns:cx7="http://schemas.microsoft.com/office/drawing/2016/5/13/chartex" xmlns:cx8="http://schemas.microsoft.com/office/drawing/2016/5/14/chartex" xmlns:mc="http://schemas.openxmlformats.org/markup-compatibility/2006" xmlns:aink="http://schemas.microsoft.com/office/drawing/2016/ink" xmlns:am3d="http://schemas.microsoft.com/office/drawing/2017/model3d" xmlns:o="urn:schemas-microsoft-com:office:office" xmlns:oel="http://schemas.microsoft.com/office/2019/extlst" xmlns:r="http://schemas.openxmlformats.org/officeDocument/2006/relationships" xmlns:m="http://schemas.openxmlformats.org/officeDocument/2006/math" xmlns:v="urn:schemas-microsoft-com:vml" xmlns:wp14="http://schemas.microsoft.com/office/word/2010/wordprocessingDrawing" xmlns:wp="http://schemas.openxmlformats.org/drawingml/2006/wordprocessingDrawing" xmlns:w10="urn:schemas-microsoft-com:office:word" xmlns:w="http://schemas.openxmlformats.org/wordprocessingml/2006/main" xmlns:w14="http://schemas.microsoft.com/office/word/2010/wordml" xmlns:w15="http://schemas.microsoft.com/office/word/2012/wordml" xmlns:w16cex="http://schemas.microsoft.com/office/word/2018/wordml/cex" xmlns:w16cid="http://schemas.microsoft.com/office/word/2016/wordml/cid" xmlns:w16="http://schemas.microsoft.com/office/word/2018/wordml" xmlns:w16du="http://schemas.microsoft.com/office/word/2023/wordml/word16du" xmlns:w16sdtdh="http://schemas.microsoft.com/office/word/2020/wordml/sdtdatahash" xmlns:w16se="http://schemas.microsoft.com/office/word/2015/wordml/symex" xmlns:wpg="http://schemas.microsoft.com/office/word/2010/wordprocessingGroup" xmlns:wpi="http://schemas.microsoft.com/office/word/2010/wordprocessingInk" xmlns:wne="http://schemas.microsoft.com/office/word/2006/wordml" xmlns:wps="http://schemas.microsoft.com/office/word/2010/wordprocessingShape" mc:Ignorable="w14 w15 w16se w16cid w16 w16cex w16sdtdh w16du wp14">
+<w:endnotes xmlns:wpc="http://schemas.microsoft.com/office/word/2010/wordprocessingCanvas" xmlns:cx="http://schemas.microsoft.com/office/drawing/2014/chartex" xmlns:cx1="http://schemas.microsoft.com/office/drawing/2015/9/8/chartex" xmlns:cx2="http://schemas.microsoft.com/office/drawing/2015/10/21/chartex" xmlns:cx3="http://schemas.microsoft.com/office/drawing/2016/5/9/chartex" xmlns:cx4="http://schemas.microsoft.com/office/drawing/2016/5/10/chartex" xmlns:cx5="http://schemas.microsoft.com/office/drawing/2016/5/11/chartex" xmlns:cx6="http://schemas.microsoft.com/office/drawing/2016/5/12/chartex" xmlns:cx7="http://schemas.microsoft.com/office/drawing/2016/5/13/chartex" xmlns:cx8="http://schemas.microsoft.com/office/drawing/2016/5/14/chartex" xmlns:mc="http://schemas.openxmlformats.org/markup-compatibility/2006" xmlns:aink="http://schemas.microsoft.com/office/drawing/2016/ink" xmlns:am3d="http://schemas.microsoft.com/office/drawing/2017/model3d" xmlns:o="urn:schemas-microsoft-com:office:office" xmlns:oel="http://schemas.microsoft.com/office/2019/extlst" xmlns:r="http://schemas.openxmlformats.org/officeDocument/2006/relationships" xmlns:m="http://schemas.openxmlformats.org/officeDocument/2006/math" xmlns:v="urn:schemas-microsoft-com:vml" xmlns:wp14="http://schemas.microsoft.com/office/word/2010/wordprocessingDrawing" xmlns:wp="http://schemas.openxmlformats.org/drawingml/2006/wordprocessingDrawing" xmlns:w10="urn:schemas-microsoft-com:office:word" xmlns:w="http://schemas.openxmlformats.org/wordprocessingml/2006/main" xmlns:w14="http://schemas.microsoft.com/office/word/2010/wordml" xmlns:w15="http://schemas.microsoft.com/office/word/2012/wordml" xmlns:w16cex="http://schemas.microsoft.com/office/word/2018/wordml/cex" xmlns:w16cid="http://schemas.microsoft.com/office/word/2016/wordml/cid" xmlns:w16="http://schemas.microsoft.com/office/word/2018/wordml" xmlns:w16du="http://schemas.microsoft.com/office/word/2023/wordml/word16du" xmlns:w16sdtdh="http://schemas.microsoft.com/office/word/2020/wordml/sdtdatahash" xmlns:w16sdtfl="http://schemas.microsoft.com/office/word/2024/wordml/sdtformatlock" xmlns:w16se="http://schemas.microsoft.com/office/word/2015/wordml/symex" xmlns:wpg="http://schemas.microsoft.com/office/word/2010/wordprocessingGroup" xmlns:wpi="http://schemas.microsoft.com/office/word/2010/wordprocessingInk" xmlns:wne="http://schemas.microsoft.com/office/word/2006/wordml" xmlns:wps="http://schemas.microsoft.com/office/word/2010/wordprocessingShape" mc:Ignorable="w14 w15 w16se w16cid w16 w16cex w16sdtdh w16sdtfl w16du wp14">
   <w:endnote w:type="separator" w:id="-1">
     <w:p>
       <w:pPr>
@@ -23446,7 +23724,7 @@
 </file>
 
 <file path=word/footer1.xml><?xml version="1.0" encoding="utf-8"?>
-<w:ftr xmlns:wpc="http://schemas.microsoft.com/office/word/2010/wordprocessingCanvas" xmlns:cx="http://schemas.microsoft.com/office/drawing/2014/chartex" xmlns:cx1="http://schemas.microsoft.com/office/drawing/2015/9/8/chartex" xmlns:cx2="http://schemas.microsoft.com/office/drawing/2015/10/21/chartex" xmlns:cx3="http://schemas.microsoft.com/office/drawing/2016/5/9/chartex" xmlns:cx4="http://schemas.microsoft.com/office/drawing/2016/5/10/chartex" xmlns:cx5="http://schemas.microsoft.com/office/drawing/2016/5/11/chartex" xmlns:cx6="http://schemas.microsoft.com/office/drawing/2016/5/12/chartex" xmlns:cx7="http://schemas.microsoft.com/office/drawing/2016/5/13/chartex" xmlns:cx8="http://schemas.microsoft.com/office/drawing/2016/5/14/chartex" xmlns:mc="http://schemas.openxmlformats.org/markup-compatibility/2006" xmlns:aink="http://schemas.microsoft.com/office/drawing/2016/ink" xmlns:am3d="http://schemas.microsoft.com/office/drawing/2017/model3d" xmlns:o="urn:schemas-microsoft-com:office:office" xmlns:oel="http://schemas.microsoft.com/office/2019/extlst" xmlns:r="http://schemas.openxmlformats.org/officeDocument/2006/relationships" xmlns:m="http://schemas.openxmlformats.org/officeDocument/2006/math" xmlns:v="urn:schemas-microsoft-com:vml" xmlns:wp14="http://schemas.microsoft.com/office/word/2010/wordprocessingDrawing" xmlns:wp="http://schemas.openxmlformats.org/drawingml/2006/wordprocessingDrawing" xmlns:w10="urn:schemas-microsoft-com:office:word" xmlns:w="http://schemas.openxmlformats.org/wordprocessingml/2006/main" xmlns:w14="http://schemas.microsoft.com/office/word/2010/wordml" xmlns:w15="http://schemas.microsoft.com/office/word/2012/wordml" xmlns:w16cex="http://schemas.microsoft.com/office/word/2018/wordml/cex" xmlns:w16cid="http://schemas.microsoft.com/office/word/2016/wordml/cid" xmlns:w16="http://schemas.microsoft.com/office/word/2018/wordml" xmlns:w16du="http://schemas.microsoft.com/office/word/2023/wordml/word16du" xmlns:w16sdtdh="http://schemas.microsoft.com/office/word/2020/wordml/sdtdatahash" xmlns:w16se="http://schemas.microsoft.com/office/word/2015/wordml/symex" xmlns:wpg="http://schemas.microsoft.com/office/word/2010/wordprocessingGroup" xmlns:wpi="http://schemas.microsoft.com/office/word/2010/wordprocessingInk" xmlns:wne="http://schemas.microsoft.com/office/word/2006/wordml" xmlns:wps="http://schemas.microsoft.com/office/word/2010/wordprocessingShape" mc:Ignorable="w14 w15 w16se w16cid w16 w16cex w16sdtdh w16du wp14">
+<w:ftr xmlns:wpc="http://schemas.microsoft.com/office/word/2010/wordprocessingCanvas" xmlns:cx="http://schemas.microsoft.com/office/drawing/2014/chartex" xmlns:cx1="http://schemas.microsoft.com/office/drawing/2015/9/8/chartex" xmlns:cx2="http://schemas.microsoft.com/office/drawing/2015/10/21/chartex" xmlns:cx3="http://schemas.microsoft.com/office/drawing/2016/5/9/chartex" xmlns:cx4="http://schemas.microsoft.com/office/drawing/2016/5/10/chartex" xmlns:cx5="http://schemas.microsoft.com/office/drawing/2016/5/11/chartex" xmlns:cx6="http://schemas.microsoft.com/office/drawing/2016/5/12/chartex" xmlns:cx7="http://schemas.microsoft.com/office/drawing/2016/5/13/chartex" xmlns:cx8="http://schemas.microsoft.com/office/drawing/2016/5/14/chartex" xmlns:mc="http://schemas.openxmlformats.org/markup-compatibility/2006" xmlns:aink="http://schemas.microsoft.com/office/drawing/2016/ink" xmlns:am3d="http://schemas.microsoft.com/office/drawing/2017/model3d" xmlns:o="urn:schemas-microsoft-com:office:office" xmlns:oel="http://schemas.microsoft.com/office/2019/extlst" xmlns:r="http://schemas.openxmlformats.org/officeDocument/2006/relationships" xmlns:m="http://schemas.openxmlformats.org/officeDocument/2006/math" xmlns:v="urn:schemas-microsoft-com:vml" xmlns:wp14="http://schemas.microsoft.com/office/word/2010/wordprocessingDrawing" xmlns:wp="http://schemas.openxmlformats.org/drawingml/2006/wordprocessingDrawing" xmlns:w10="urn:schemas-microsoft-com:office:word" xmlns:w="http://schemas.openxmlformats.org/wordprocessingml/2006/main" xmlns:w14="http://schemas.microsoft.com/office/word/2010/wordml" xmlns:w15="http://schemas.microsoft.com/office/word/2012/wordml" xmlns:w16cex="http://schemas.microsoft.com/office/word/2018/wordml/cex" xmlns:w16cid="http://schemas.microsoft.com/office/word/2016/wordml/cid" xmlns:w16="http://schemas.microsoft.com/office/word/2018/wordml" xmlns:w16du="http://schemas.microsoft.com/office/word/2023/wordml/word16du" xmlns:w16sdtdh="http://schemas.microsoft.com/office/word/2020/wordml/sdtdatahash" xmlns:w16sdtfl="http://schemas.microsoft.com/office/word/2024/wordml/sdtformatlock" xmlns:w16se="http://schemas.microsoft.com/office/word/2015/wordml/symex" xmlns:wpg="http://schemas.microsoft.com/office/word/2010/wordprocessingGroup" xmlns:wpi="http://schemas.microsoft.com/office/word/2010/wordprocessingInk" xmlns:wne="http://schemas.microsoft.com/office/word/2006/wordml" xmlns:wps="http://schemas.microsoft.com/office/word/2010/wordprocessingShape" mc:Ignorable="w14 w15 w16se w16cid w16 w16cex w16sdtdh w16sdtfl w16du wp14">
   <w:p>
     <w:pPr>
       <w:tabs>
@@ -23482,7 +23760,7 @@
 </file>
 
 <file path=word/footer2.xml><?xml version="1.0" encoding="utf-8"?>
-<w:ftr xmlns:wpc="http://schemas.microsoft.com/office/word/2010/wordprocessingCanvas" xmlns:cx="http://schemas.microsoft.com/office/drawing/2014/chartex" xmlns:cx1="http://schemas.microsoft.com/office/drawing/2015/9/8/chartex" xmlns:cx2="http://schemas.microsoft.com/office/drawing/2015/10/21/chartex" xmlns:cx3="http://schemas.microsoft.com/office/drawing/2016/5/9/chartex" xmlns:cx4="http://schemas.microsoft.com/office/drawing/2016/5/10/chartex" xmlns:cx5="http://schemas.microsoft.com/office/drawing/2016/5/11/chartex" xmlns:cx6="http://schemas.microsoft.com/office/drawing/2016/5/12/chartex" xmlns:cx7="http://schemas.microsoft.com/office/drawing/2016/5/13/chartex" xmlns:cx8="http://schemas.microsoft.com/office/drawing/2016/5/14/chartex" xmlns:mc="http://schemas.openxmlformats.org/markup-compatibility/2006" xmlns:aink="http://schemas.microsoft.com/office/drawing/2016/ink" xmlns:am3d="http://schemas.microsoft.com/office/drawing/2017/model3d" xmlns:o="urn:schemas-microsoft-com:office:office" xmlns:oel="http://schemas.microsoft.com/office/2019/extlst" xmlns:r="http://schemas.openxmlformats.org/officeDocument/2006/relationships" xmlns:m="http://schemas.openxmlformats.org/officeDocument/2006/math" xmlns:v="urn:schemas-microsoft-com:vml" xmlns:wp14="http://schemas.microsoft.com/office/word/2010/wordprocessingDrawing" xmlns:wp="http://schemas.openxmlformats.org/drawingml/2006/wordprocessingDrawing" xmlns:w10="urn:schemas-microsoft-com:office:word" xmlns:w="http://schemas.openxmlformats.org/wordprocessingml/2006/main" xmlns:w14="http://schemas.microsoft.com/office/word/2010/wordml" xmlns:w15="http://schemas.microsoft.com/office/word/2012/wordml" xmlns:w16cex="http://schemas.microsoft.com/office/word/2018/wordml/cex" xmlns:w16cid="http://schemas.microsoft.com/office/word/2016/wordml/cid" xmlns:w16="http://schemas.microsoft.com/office/word/2018/wordml" xmlns:w16du="http://schemas.microsoft.com/office/word/2023/wordml/word16du" xmlns:w16sdtdh="http://schemas.microsoft.com/office/word/2020/wordml/sdtdatahash" xmlns:w16se="http://schemas.microsoft.com/office/word/2015/wordml/symex" xmlns:wpg="http://schemas.microsoft.com/office/word/2010/wordprocessingGroup" xmlns:wpi="http://schemas.microsoft.com/office/word/2010/wordprocessingInk" xmlns:wne="http://schemas.microsoft.com/office/word/2006/wordml" xmlns:wps="http://schemas.microsoft.com/office/word/2010/wordprocessingShape" mc:Ignorable="w14 w15 w16se w16cid w16 w16cex w16sdtdh w16du wp14">
+<w:ftr xmlns:wpc="http://schemas.microsoft.com/office/word/2010/wordprocessingCanvas" xmlns:cx="http://schemas.microsoft.com/office/drawing/2014/chartex" xmlns:cx1="http://schemas.microsoft.com/office/drawing/2015/9/8/chartex" xmlns:cx2="http://schemas.microsoft.com/office/drawing/2015/10/21/chartex" xmlns:cx3="http://schemas.microsoft.com/office/drawing/2016/5/9/chartex" xmlns:cx4="http://schemas.microsoft.com/office/drawing/2016/5/10/chartex" xmlns:cx5="http://schemas.microsoft.com/office/drawing/2016/5/11/chartex" xmlns:cx6="http://schemas.microsoft.com/office/drawing/2016/5/12/chartex" xmlns:cx7="http://schemas.microsoft.com/office/drawing/2016/5/13/chartex" xmlns:cx8="http://schemas.microsoft.com/office/drawing/2016/5/14/chartex" xmlns:mc="http://schemas.openxmlformats.org/markup-compatibility/2006" xmlns:aink="http://schemas.microsoft.com/office/drawing/2016/ink" xmlns:am3d="http://schemas.microsoft.com/office/drawing/2017/model3d" xmlns:o="urn:schemas-microsoft-com:office:office" xmlns:oel="http://schemas.microsoft.com/office/2019/extlst" xmlns:r="http://schemas.openxmlformats.org/officeDocument/2006/relationships" xmlns:m="http://schemas.openxmlformats.org/officeDocument/2006/math" xmlns:v="urn:schemas-microsoft-com:vml" xmlns:wp14="http://schemas.microsoft.com/office/word/2010/wordprocessingDrawing" xmlns:wp="http://schemas.openxmlformats.org/drawingml/2006/wordprocessingDrawing" xmlns:w10="urn:schemas-microsoft-com:office:word" xmlns:w="http://schemas.openxmlformats.org/wordprocessingml/2006/main" xmlns:w14="http://schemas.microsoft.com/office/word/2010/wordml" xmlns:w15="http://schemas.microsoft.com/office/word/2012/wordml" xmlns:w16cex="http://schemas.microsoft.com/office/word/2018/wordml/cex" xmlns:w16cid="http://schemas.microsoft.com/office/word/2016/wordml/cid" xmlns:w16="http://schemas.microsoft.com/office/word/2018/wordml" xmlns:w16du="http://schemas.microsoft.com/office/word/2023/wordml/word16du" xmlns:w16sdtdh="http://schemas.microsoft.com/office/word/2020/wordml/sdtdatahash" xmlns:w16sdtfl="http://schemas.microsoft.com/office/word/2024/wordml/sdtformatlock" xmlns:w16se="http://schemas.microsoft.com/office/word/2015/wordml/symex" xmlns:wpg="http://schemas.microsoft.com/office/word/2010/wordprocessingGroup" xmlns:wpi="http://schemas.microsoft.com/office/word/2010/wordprocessingInk" xmlns:wne="http://schemas.microsoft.com/office/word/2006/wordml" xmlns:wps="http://schemas.microsoft.com/office/word/2010/wordprocessingShape" mc:Ignorable="w14 w15 w16se w16cid w16 w16cex w16sdtdh w16sdtfl w16du wp14">
   <w:p>
     <w:pPr>
       <w:pStyle w:val="Footer"/>
@@ -23555,7 +23833,7 @@
         <w:sz w:val="20"/>
         <w:szCs w:val="20"/>
       </w:rPr>
-      <w:t>.0.</w:t>
+      <w:t>.</w:t>
     </w:r>
     <w:r>
       <w:rPr>
@@ -23573,6 +23851,24 @@
         <w:sz w:val="20"/>
         <w:szCs w:val="20"/>
       </w:rPr>
+      <w:t>.</w:t>
+    </w:r>
+    <w:r>
+      <w:rPr>
+        <w:i/>
+        <w:iCs/>
+        <w:sz w:val="20"/>
+        <w:szCs w:val="20"/>
+      </w:rPr>
+      <w:t>0</w:t>
+    </w:r>
+    <w:r>
+      <w:rPr>
+        <w:i/>
+        <w:iCs/>
+        <w:sz w:val="20"/>
+        <w:szCs w:val="20"/>
+      </w:rPr>
       <w:t xml:space="preserve"> / </w:t>
     </w:r>
     <w:r>
@@ -23582,7 +23878,7 @@
         <w:sz w:val="20"/>
         <w:szCs w:val="20"/>
       </w:rPr>
-      <w:t>24</w:t>
+      <w:t>12</w:t>
     </w:r>
     <w:r>
       <w:rPr>
@@ -23600,7 +23896,7 @@
         <w:sz w:val="20"/>
         <w:szCs w:val="20"/>
       </w:rPr>
-      <w:t>November</w:t>
+      <w:t>October</w:t>
     </w:r>
     <w:r>
       <w:rPr>
@@ -23609,7 +23905,16 @@
         <w:sz w:val="20"/>
         <w:szCs w:val="20"/>
       </w:rPr>
-      <w:t xml:space="preserve"> 2024</w:t>
+      <w:t xml:space="preserve"> 202</w:t>
+    </w:r>
+    <w:r>
+      <w:rPr>
+        <w:i/>
+        <w:iCs/>
+        <w:sz w:val="20"/>
+        <w:szCs w:val="20"/>
+      </w:rPr>
+      <w:t>5</w:t>
     </w:r>
     <w:r>
       <w:rPr>
@@ -23766,7 +24071,7 @@
 </file>
 
 <file path=word/footer3.xml><?xml version="1.0" encoding="utf-8"?>
-<w:ftr xmlns:wpc="http://schemas.microsoft.com/office/word/2010/wordprocessingCanvas" xmlns:cx="http://schemas.microsoft.com/office/drawing/2014/chartex" xmlns:cx1="http://schemas.microsoft.com/office/drawing/2015/9/8/chartex" xmlns:cx2="http://schemas.microsoft.com/office/drawing/2015/10/21/chartex" xmlns:cx3="http://schemas.microsoft.com/office/drawing/2016/5/9/chartex" xmlns:cx4="http://schemas.microsoft.com/office/drawing/2016/5/10/chartex" xmlns:cx5="http://schemas.microsoft.com/office/drawing/2016/5/11/chartex" xmlns:cx6="http://schemas.microsoft.com/office/drawing/2016/5/12/chartex" xmlns:cx7="http://schemas.microsoft.com/office/drawing/2016/5/13/chartex" xmlns:cx8="http://schemas.microsoft.com/office/drawing/2016/5/14/chartex" xmlns:mc="http://schemas.openxmlformats.org/markup-compatibility/2006" xmlns:aink="http://schemas.microsoft.com/office/drawing/2016/ink" xmlns:am3d="http://schemas.microsoft.com/office/drawing/2017/model3d" xmlns:o="urn:schemas-microsoft-com:office:office" xmlns:oel="http://schemas.microsoft.com/office/2019/extlst" xmlns:r="http://schemas.openxmlformats.org/officeDocument/2006/relationships" xmlns:m="http://schemas.openxmlformats.org/officeDocument/2006/math" xmlns:v="urn:schemas-microsoft-com:vml" xmlns:wp14="http://schemas.microsoft.com/office/word/2010/wordprocessingDrawing" xmlns:wp="http://schemas.openxmlformats.org/drawingml/2006/wordprocessingDrawing" xmlns:w10="urn:schemas-microsoft-com:office:word" xmlns:w="http://schemas.openxmlformats.org/wordprocessingml/2006/main" xmlns:w14="http://schemas.microsoft.com/office/word/2010/wordml" xmlns:w15="http://schemas.microsoft.com/office/word/2012/wordml" xmlns:w16cex="http://schemas.microsoft.com/office/word/2018/wordml/cex" xmlns:w16cid="http://schemas.microsoft.com/office/word/2016/wordml/cid" xmlns:w16="http://schemas.microsoft.com/office/word/2018/wordml" xmlns:w16du="http://schemas.microsoft.com/office/word/2023/wordml/word16du" xmlns:w16sdtdh="http://schemas.microsoft.com/office/word/2020/wordml/sdtdatahash" xmlns:w16se="http://schemas.microsoft.com/office/word/2015/wordml/symex" xmlns:wpg="http://schemas.microsoft.com/office/word/2010/wordprocessingGroup" xmlns:wpi="http://schemas.microsoft.com/office/word/2010/wordprocessingInk" xmlns:wne="http://schemas.microsoft.com/office/word/2006/wordml" xmlns:wps="http://schemas.microsoft.com/office/word/2010/wordprocessingShape" mc:Ignorable="w14 w15 w16se w16cid w16 w16cex w16sdtdh w16du wp14">
+<w:ftr xmlns:wpc="http://schemas.microsoft.com/office/word/2010/wordprocessingCanvas" xmlns:cx="http://schemas.microsoft.com/office/drawing/2014/chartex" xmlns:cx1="http://schemas.microsoft.com/office/drawing/2015/9/8/chartex" xmlns:cx2="http://schemas.microsoft.com/office/drawing/2015/10/21/chartex" xmlns:cx3="http://schemas.microsoft.com/office/drawing/2016/5/9/chartex" xmlns:cx4="http://schemas.microsoft.com/office/drawing/2016/5/10/chartex" xmlns:cx5="http://schemas.microsoft.com/office/drawing/2016/5/11/chartex" xmlns:cx6="http://schemas.microsoft.com/office/drawing/2016/5/12/chartex" xmlns:cx7="http://schemas.microsoft.com/office/drawing/2016/5/13/chartex" xmlns:cx8="http://schemas.microsoft.com/office/drawing/2016/5/14/chartex" xmlns:mc="http://schemas.openxmlformats.org/markup-compatibility/2006" xmlns:aink="http://schemas.microsoft.com/office/drawing/2016/ink" xmlns:am3d="http://schemas.microsoft.com/office/drawing/2017/model3d" xmlns:o="urn:schemas-microsoft-com:office:office" xmlns:oel="http://schemas.microsoft.com/office/2019/extlst" xmlns:r="http://schemas.openxmlformats.org/officeDocument/2006/relationships" xmlns:m="http://schemas.openxmlformats.org/officeDocument/2006/math" xmlns:v="urn:schemas-microsoft-com:vml" xmlns:wp14="http://schemas.microsoft.com/office/word/2010/wordprocessingDrawing" xmlns:wp="http://schemas.openxmlformats.org/drawingml/2006/wordprocessingDrawing" xmlns:w10="urn:schemas-microsoft-com:office:word" xmlns:w="http://schemas.openxmlformats.org/wordprocessingml/2006/main" xmlns:w14="http://schemas.microsoft.com/office/word/2010/wordml" xmlns:w15="http://schemas.microsoft.com/office/word/2012/wordml" xmlns:w16cex="http://schemas.microsoft.com/office/word/2018/wordml/cex" xmlns:w16cid="http://schemas.microsoft.com/office/word/2016/wordml/cid" xmlns:w16="http://schemas.microsoft.com/office/word/2018/wordml" xmlns:w16du="http://schemas.microsoft.com/office/word/2023/wordml/word16du" xmlns:w16sdtdh="http://schemas.microsoft.com/office/word/2020/wordml/sdtdatahash" xmlns:w16sdtfl="http://schemas.microsoft.com/office/word/2024/wordml/sdtformatlock" xmlns:w16se="http://schemas.microsoft.com/office/word/2015/wordml/symex" xmlns:wpg="http://schemas.microsoft.com/office/word/2010/wordprocessingGroup" xmlns:wpi="http://schemas.microsoft.com/office/word/2010/wordprocessingInk" xmlns:wne="http://schemas.microsoft.com/office/word/2006/wordml" xmlns:wps="http://schemas.microsoft.com/office/word/2010/wordprocessingShape" mc:Ignorable="w14 w15 w16se w16cid w16 w16cex w16sdtdh w16sdtfl w16du wp14">
   <w:p>
     <w:pPr>
       <w:tabs>
@@ -23802,7 +24107,7 @@
 </file>
 
 <file path=word/footnotes.xml><?xml version="1.0" encoding="utf-8"?>
-<w:footnotes xmlns:wpc="http://schemas.microsoft.com/office/word/2010/wordprocessingCanvas" xmlns:cx="http://schemas.microsoft.com/office/drawing/2014/chartex" xmlns:cx1="http://schemas.microsoft.com/office/drawing/2015/9/8/chartex" xmlns:cx2="http://schemas.microsoft.com/office/drawing/2015/10/21/chartex" xmlns:cx3="http://schemas.microsoft.com/office/drawing/2016/5/9/chartex" xmlns:cx4="http://schemas.microsoft.com/office/drawing/2016/5/10/chartex" xmlns:cx5="http://schemas.microsoft.com/office/drawing/2016/5/11/chartex" xmlns:cx6="http://schemas.microsoft.com/office/drawing/2016/5/12/chartex" xmlns:cx7="http://schemas.microsoft.com/office/drawing/2016/5/13/chartex" xmlns:cx8="http://schemas.microsoft.com/office/drawing/2016/5/14/chartex" xmlns:mc="http://schemas.openxmlformats.org/markup-compatibility/2006" xmlns:aink="http://schemas.microsoft.com/office/drawing/2016/ink" xmlns:am3d="http://schemas.microsoft.com/office/drawing/2017/model3d" xmlns:o="urn:schemas-microsoft-com:office:office" xmlns:oel="http://schemas.microsoft.com/office/2019/extlst" xmlns:r="http://schemas.openxmlformats.org/officeDocument/2006/relationships" xmlns:m="http://schemas.openxmlformats.org/officeDocument/2006/math" xmlns:v="urn:schemas-microsoft-com:vml" xmlns:wp14="http://schemas.microsoft.com/office/word/2010/wordprocessingDrawing" xmlns:wp="http://schemas.openxmlformats.org/drawingml/2006/wordprocessingDrawing" xmlns:w10="urn:schemas-microsoft-com:office:word" xmlns:w="http://schemas.openxmlformats.org/wordprocessingml/2006/main" xmlns:w14="http://schemas.microsoft.com/office/word/2010/wordml" xmlns:w15="http://schemas.microsoft.com/office/word/2012/wordml" xmlns:w16cex="http://schemas.microsoft.com/office/word/2018/wordml/cex" xmlns:w16cid="http://schemas.microsoft.com/office/word/2016/wordml/cid" xmlns:w16="http://schemas.microsoft.com/office/word/2018/wordml" xmlns:w16du="http://schemas.microsoft.com/office/word/2023/wordml/word16du" xmlns:w16sdtdh="http://schemas.microsoft.com/office/word/2020/wordml/sdtdatahash" xmlns:w16se="http://schemas.microsoft.com/office/word/2015/wordml/symex" xmlns:wpg="http://schemas.microsoft.com/office/word/2010/wordprocessingGroup" xmlns:wpi="http://schemas.microsoft.com/office/word/2010/wordprocessingInk" xmlns:wne="http://schemas.microsoft.com/office/word/2006/wordml" xmlns:wps="http://schemas.microsoft.com/office/word/2010/wordprocessingShape" mc:Ignorable="w14 w15 w16se w16cid w16 w16cex w16sdtdh w16du wp14">
+<w:footnotes xmlns:wpc="http://schemas.microsoft.com/office/word/2010/wordprocessingCanvas" xmlns:cx="http://schemas.microsoft.com/office/drawing/2014/chartex" xmlns:cx1="http://schemas.microsoft.com/office/drawing/2015/9/8/chartex" xmlns:cx2="http://schemas.microsoft.com/office/drawing/2015/10/21/chartex" xmlns:cx3="http://schemas.microsoft.com/office/drawing/2016/5/9/chartex" xmlns:cx4="http://schemas.microsoft.com/office/drawing/2016/5/10/chartex" xmlns:cx5="http://schemas.microsoft.com/office/drawing/2016/5/11/chartex" xmlns:cx6="http://schemas.microsoft.com/office/drawing/2016/5/12/chartex" xmlns:cx7="http://schemas.microsoft.com/office/drawing/2016/5/13/chartex" xmlns:cx8="http://schemas.microsoft.com/office/drawing/2016/5/14/chartex" xmlns:mc="http://schemas.openxmlformats.org/markup-compatibility/2006" xmlns:aink="http://schemas.microsoft.com/office/drawing/2016/ink" xmlns:am3d="http://schemas.microsoft.com/office/drawing/2017/model3d" xmlns:o="urn:schemas-microsoft-com:office:office" xmlns:oel="http://schemas.microsoft.com/office/2019/extlst" xmlns:r="http://schemas.openxmlformats.org/officeDocument/2006/relationships" xmlns:m="http://schemas.openxmlformats.org/officeDocument/2006/math" xmlns:v="urn:schemas-microsoft-com:vml" xmlns:wp14="http://schemas.microsoft.com/office/word/2010/wordprocessingDrawing" xmlns:wp="http://schemas.openxmlformats.org/drawingml/2006/wordprocessingDrawing" xmlns:w10="urn:schemas-microsoft-com:office:word" xmlns:w="http://schemas.openxmlformats.org/wordprocessingml/2006/main" xmlns:w14="http://schemas.microsoft.com/office/word/2010/wordml" xmlns:w15="http://schemas.microsoft.com/office/word/2012/wordml" xmlns:w16cex="http://schemas.microsoft.com/office/word/2018/wordml/cex" xmlns:w16cid="http://schemas.microsoft.com/office/word/2016/wordml/cid" xmlns:w16="http://schemas.microsoft.com/office/word/2018/wordml" xmlns:w16du="http://schemas.microsoft.com/office/word/2023/wordml/word16du" xmlns:w16sdtdh="http://schemas.microsoft.com/office/word/2020/wordml/sdtdatahash" xmlns:w16sdtfl="http://schemas.microsoft.com/office/word/2024/wordml/sdtformatlock" xmlns:w16se="http://schemas.microsoft.com/office/word/2015/wordml/symex" xmlns:wpg="http://schemas.microsoft.com/office/word/2010/wordprocessingGroup" xmlns:wpi="http://schemas.microsoft.com/office/word/2010/wordprocessingInk" xmlns:wne="http://schemas.microsoft.com/office/word/2006/wordml" xmlns:wps="http://schemas.microsoft.com/office/word/2010/wordprocessingShape" mc:Ignorable="w14 w15 w16se w16cid w16 w16cex w16sdtdh w16sdtfl w16du wp14">
   <w:footnote w:type="separator" w:id="-1">
     <w:p>
       <w:pPr>
@@ -23827,7 +24132,7 @@
 </file>
 
 <file path=word/numbering.xml><?xml version="1.0" encoding="utf-8"?>
-<w:numbering xmlns:wpc="http://schemas.microsoft.com/office/word/2010/wordprocessingCanvas" xmlns:cx="http://schemas.microsoft.com/office/drawing/2014/chartex" xmlns:cx1="http://schemas.microsoft.com/office/drawing/2015/9/8/chartex" xmlns:cx2="http://schemas.microsoft.com/office/drawing/2015/10/21/chartex" xmlns:cx3="http://schemas.microsoft.com/office/drawing/2016/5/9/chartex" xmlns:cx4="http://schemas.microsoft.com/office/drawing/2016/5/10/chartex" xmlns:cx5="http://schemas.microsoft.com/office/drawing/2016/5/11/chartex" xmlns:cx6="http://schemas.microsoft.com/office/drawing/2016/5/12/chartex" xmlns:cx7="http://schemas.microsoft.com/office/drawing/2016/5/13/chartex" xmlns:cx8="http://schemas.microsoft.com/office/drawing/2016/5/14/chartex" xmlns:mc="http://schemas.openxmlformats.org/markup-compatibility/2006" xmlns:aink="http://schemas.microsoft.com/office/drawing/2016/ink" xmlns:am3d="http://schemas.microsoft.com/office/drawing/2017/model3d" xmlns:o="urn:schemas-microsoft-com:office:office" xmlns:oel="http://schemas.microsoft.com/office/2019/extlst" xmlns:r="http://schemas.openxmlformats.org/officeDocument/2006/relationships" xmlns:m="http://schemas.openxmlformats.org/officeDocument/2006/math" xmlns:v="urn:schemas-microsoft-com:vml" xmlns:wp14="http://schemas.microsoft.com/office/word/2010/wordprocessingDrawing" xmlns:wp="http://schemas.openxmlformats.org/drawingml/2006/wordprocessingDrawing" xmlns:w10="urn:schemas-microsoft-com:office:word" xmlns:w="http://schemas.openxmlformats.org/wordprocessingml/2006/main" xmlns:w14="http://schemas.microsoft.com/office/word/2010/wordml" xmlns:w15="http://schemas.microsoft.com/office/word/2012/wordml" xmlns:w16cex="http://schemas.microsoft.com/office/word/2018/wordml/cex" xmlns:w16cid="http://schemas.microsoft.com/office/word/2016/wordml/cid" xmlns:w16="http://schemas.microsoft.com/office/word/2018/wordml" xmlns:w16du="http://schemas.microsoft.com/office/word/2023/wordml/word16du" xmlns:w16sdtdh="http://schemas.microsoft.com/office/word/2020/wordml/sdtdatahash" xmlns:w16se="http://schemas.microsoft.com/office/word/2015/wordml/symex" xmlns:wpg="http://schemas.microsoft.com/office/word/2010/wordprocessingGroup" xmlns:wpi="http://schemas.microsoft.com/office/word/2010/wordprocessingInk" xmlns:wne="http://schemas.microsoft.com/office/word/2006/wordml" xmlns:wps="http://schemas.microsoft.com/office/word/2010/wordprocessingShape" mc:Ignorable="w14 w15 w16se w16cid w16 w16cex w16sdtdh w16du wp14">
+<w:numbering xmlns:wpc="http://schemas.microsoft.com/office/word/2010/wordprocessingCanvas" xmlns:cx="http://schemas.microsoft.com/office/drawing/2014/chartex" xmlns:cx1="http://schemas.microsoft.com/office/drawing/2015/9/8/chartex" xmlns:cx2="http://schemas.microsoft.com/office/drawing/2015/10/21/chartex" xmlns:cx3="http://schemas.microsoft.com/office/drawing/2016/5/9/chartex" xmlns:cx4="http://schemas.microsoft.com/office/drawing/2016/5/10/chartex" xmlns:cx5="http://schemas.microsoft.com/office/drawing/2016/5/11/chartex" xmlns:cx6="http://schemas.microsoft.com/office/drawing/2016/5/12/chartex" xmlns:cx7="http://schemas.microsoft.com/office/drawing/2016/5/13/chartex" xmlns:cx8="http://schemas.microsoft.com/office/drawing/2016/5/14/chartex" xmlns:mc="http://schemas.openxmlformats.org/markup-compatibility/2006" xmlns:aink="http://schemas.microsoft.com/office/drawing/2016/ink" xmlns:am3d="http://schemas.microsoft.com/office/drawing/2017/model3d" xmlns:o="urn:schemas-microsoft-com:office:office" xmlns:oel="http://schemas.microsoft.com/office/2019/extlst" xmlns:r="http://schemas.openxmlformats.org/officeDocument/2006/relationships" xmlns:m="http://schemas.openxmlformats.org/officeDocument/2006/math" xmlns:v="urn:schemas-microsoft-com:vml" xmlns:wp14="http://schemas.microsoft.com/office/word/2010/wordprocessingDrawing" xmlns:wp="http://schemas.openxmlformats.org/drawingml/2006/wordprocessingDrawing" xmlns:w10="urn:schemas-microsoft-com:office:word" xmlns:w="http://schemas.openxmlformats.org/wordprocessingml/2006/main" xmlns:w14="http://schemas.microsoft.com/office/word/2010/wordml" xmlns:w15="http://schemas.microsoft.com/office/word/2012/wordml" xmlns:w16cex="http://schemas.microsoft.com/office/word/2018/wordml/cex" xmlns:w16cid="http://schemas.microsoft.com/office/word/2016/wordml/cid" xmlns:w16="http://schemas.microsoft.com/office/word/2018/wordml" xmlns:w16du="http://schemas.microsoft.com/office/word/2023/wordml/word16du" xmlns:w16sdtdh="http://schemas.microsoft.com/office/word/2020/wordml/sdtdatahash" xmlns:w16sdtfl="http://schemas.microsoft.com/office/word/2024/wordml/sdtformatlock" xmlns:w16se="http://schemas.microsoft.com/office/word/2015/wordml/symex" xmlns:wpg="http://schemas.microsoft.com/office/word/2010/wordprocessingGroup" xmlns:wpi="http://schemas.microsoft.com/office/word/2010/wordprocessingInk" xmlns:wne="http://schemas.microsoft.com/office/word/2006/wordml" xmlns:wps="http://schemas.microsoft.com/office/word/2010/wordprocessingShape" mc:Ignorable="w14 w15 w16se w16cid w16 w16cex w16sdtdh w16sdtfl w16du wp14">
   <w:abstractNum w:abstractNumId="0" w15:restartNumberingAfterBreak="0">
     <w:nsid w:val="00E16D59"/>
     <w:multiLevelType w:val="hybridMultilevel"/>
@@ -27973,7 +28278,7 @@
 </file>
 
 <file path=word/styles.xml><?xml version="1.0" encoding="utf-8"?>
-<w:styles xmlns:mc="http://schemas.openxmlformats.org/markup-compatibility/2006" xmlns:r="http://schemas.openxmlformats.org/officeDocument/2006/relationships" xmlns:w="http://schemas.openxmlformats.org/wordprocessingml/2006/main" xmlns:w14="http://schemas.microsoft.com/office/word/2010/wordml" xmlns:w15="http://schemas.microsoft.com/office/word/2012/wordml" xmlns:w16cex="http://schemas.microsoft.com/office/word/2018/wordml/cex" xmlns:w16cid="http://schemas.microsoft.com/office/word/2016/wordml/cid" xmlns:w16="http://schemas.microsoft.com/office/word/2018/wordml" xmlns:w16du="http://schemas.microsoft.com/office/word/2023/wordml/word16du" xmlns:w16sdtdh="http://schemas.microsoft.com/office/word/2020/wordml/sdtdatahash" xmlns:w16se="http://schemas.microsoft.com/office/word/2015/wordml/symex" mc:Ignorable="w14 w15 w16se w16cid w16 w16cex w16sdtdh w16du">
+<w:styles xmlns:mc="http://schemas.openxmlformats.org/markup-compatibility/2006" xmlns:r="http://schemas.openxmlformats.org/officeDocument/2006/relationships" xmlns:w="http://schemas.openxmlformats.org/wordprocessingml/2006/main" xmlns:w14="http://schemas.microsoft.com/office/word/2010/wordml" xmlns:w15="http://schemas.microsoft.com/office/word/2012/wordml" xmlns:w16cex="http://schemas.microsoft.com/office/word/2018/wordml/cex" xmlns:w16cid="http://schemas.microsoft.com/office/word/2016/wordml/cid" xmlns:w16="http://schemas.microsoft.com/office/word/2018/wordml" xmlns:w16du="http://schemas.microsoft.com/office/word/2023/wordml/word16du" xmlns:w16sdtdh="http://schemas.microsoft.com/office/word/2020/wordml/sdtdatahash" xmlns:w16sdtfl="http://schemas.microsoft.com/office/word/2024/wordml/sdtformatlock" xmlns:w16se="http://schemas.microsoft.com/office/word/2015/wordml/symex" mc:Ignorable="w14 w15 w16se w16cid w16 w16cex w16sdtdh w16sdtfl w16du">
   <w:docDefaults>
     <w:rPrDefault>
       <w:rPr>
@@ -28460,7 +28765,6 @@
   <w:style w:type="character" w:default="1" w:styleId="DefaultParagraphFont">
     <w:name w:val="Default Paragraph Font"/>
     <w:uiPriority w:val="1"/>
-    <w:semiHidden/>
     <w:unhideWhenUsed/>
   </w:style>
   <w:style w:type="table" w:default="1" w:styleId="TableNormal">

--- a/docs/assets/ANNA_Guide.docx
+++ b/docs/assets/ANNA_Guide.docx
@@ -22501,9 +22501,51 @@
         </w:rPr>
         <w:t>displays that update as the program executes.</w:t>
       </w:r>
-    </w:p>
-    <w:p>
-      <w:pPr>
+      <w:r>
+        <w:rPr>
+          <w:lang w:bidi="ar-SA"/>
+        </w:rPr>
+        <w:t xml:space="preserve">  To assemble and invoke the advanced debugger:</w:t>
+      </w:r>
+    </w:p>
+    <w:p>
+      <w:pPr>
+        <w:rPr>
+          <w:lang w:bidi="ar-SA"/>
+        </w:rPr>
+      </w:pPr>
+    </w:p>
+    <w:p>
+      <w:pPr>
+        <w:pStyle w:val="Code"/>
+        <w:rPr>
+          <w:lang w:bidi="ar-SA"/>
+        </w:rPr>
+      </w:pPr>
+      <w:proofErr w:type="spellStart"/>
+      <w:r>
+        <w:rPr>
+          <w:lang w:bidi="ar-SA"/>
+        </w:rPr>
+        <w:t>annasim</w:t>
+      </w:r>
+      <w:proofErr w:type="spellEnd"/>
+      <w:r>
+        <w:rPr>
+          <w:lang w:bidi="ar-SA"/>
+        </w:rPr>
+        <w:t xml:space="preserve"> your_filename.asm -</w:t>
+      </w:r>
+      <w:r>
+        <w:rPr>
+          <w:lang w:bidi="ar-SA"/>
+        </w:rPr>
+        <w:t>a</w:t>
+      </w:r>
+    </w:p>
+    <w:p>
+      <w:pPr>
+        <w:ind w:left="0" w:firstLine="0"/>
         <w:rPr>
           <w:lang w:bidi="ar-SA"/>
         </w:rPr>
@@ -23193,7 +23235,14 @@
         <w:rPr>
           <w:lang w:bidi="ar-SA"/>
         </w:rPr>
-        <w:t xml:space="preserve">In ANNA, every instruction takes one cycle to execute.  By default, the simulator will automatically terminate any program that exceeds 10,000 cycles.  You may override this behavior by specifying a different maximum cycle count with the </w:t>
+        <w:t xml:space="preserve">In ANNA, every instruction takes one cycle to execute.  By default, the simulator will automatically terminate any program that exceeds 10,000 cycles.  You may override this </w:t>
+      </w:r>
+      <w:r>
+        <w:rPr>
+          <w:lang w:bidi="ar-SA"/>
+        </w:rPr>
+        <w:lastRenderedPageBreak/>
+        <w:t xml:space="preserve">behavior by specifying a different maximum cycle count with the </w:t>
       </w:r>
       <w:r>
         <w:rPr>
@@ -28765,6 +28814,7 @@
   <w:style w:type="character" w:default="1" w:styleId="DefaultParagraphFont">
     <w:name w:val="Default Paragraph Font"/>
     <w:uiPriority w:val="1"/>
+    <w:semiHidden/>
     <w:unhideWhenUsed/>
   </w:style>
   <w:style w:type="table" w:default="1" w:styleId="TableNormal">

--- a/docs/assets/ANNA_Guide.docx
+++ b/docs/assets/ANNA_Guide.docx
@@ -1039,7 +1039,7 @@
                 <w:noProof/>
                 <w:webHidden/>
               </w:rPr>
-              <w:t>8</w:t>
+              <w:t>9</w:t>
             </w:r>
             <w:r>
               <w:rPr>
@@ -3621,7 +3621,6 @@
       <w:r>
         <w:t xml:space="preserve">, </w:t>
       </w:r>
-      <w:proofErr w:type="spellStart"/>
       <w:r>
         <w:rPr>
           <w:rFonts w:ascii="Courier New" w:eastAsia="Courier New" w:hAnsi="Courier New" w:cs="Courier New"/>
@@ -3629,7 +3628,6 @@
         </w:rPr>
         <w:t>outn</w:t>
       </w:r>
-      <w:proofErr w:type="spellEnd"/>
       <w:r>
         <w:t xml:space="preserve">, </w:t>
       </w:r>
@@ -4152,7 +4150,6 @@
             <w:r>
               <w:t>I6-type (</w:t>
             </w:r>
-            <w:proofErr w:type="spellStart"/>
             <w:r>
               <w:rPr>
                 <w:rFonts w:ascii="Courier New" w:eastAsia="Courier New" w:hAnsi="Courier New" w:cs="Courier New"/>
@@ -4160,7 +4157,6 @@
               </w:rPr>
               <w:t>addi</w:t>
             </w:r>
-            <w:proofErr w:type="spellEnd"/>
             <w:r>
               <w:rPr>
                 <w:sz w:val="22"/>
@@ -5405,7 +5401,7 @@
     <w:p/>
     <w:tbl>
       <w:tblPr>
-        <w:tblW w:w="8779" w:type="dxa"/>
+        <w:tblW w:w="8722" w:type="dxa"/>
         <w:tblLayout w:type="fixed"/>
         <w:tblCellMar>
           <w:top w:w="15" w:type="dxa"/>
@@ -5424,14 +5420,9 @@
         <w:gridCol w:w="90"/>
         <w:gridCol w:w="490"/>
         <w:gridCol w:w="1017"/>
-        <w:gridCol w:w="1017"/>
-        <w:gridCol w:w="53"/>
+        <w:gridCol w:w="1013"/>
       </w:tblGrid>
       <w:tr>
-        <w:trPr>
-          <w:gridAfter w:val="1"/>
-          <w:wAfter w:w="53" w:type="dxa"/>
-        </w:trPr>
         <w:tc>
           <w:tcPr>
             <w:tcW w:w="952" w:type="dxa"/>
@@ -5669,7 +5660,7 @@
         </w:tc>
         <w:tc>
           <w:tcPr>
-            <w:tcW w:w="1017" w:type="dxa"/>
+            <w:tcW w:w="1013" w:type="dxa"/>
             <w:tcBorders>
               <w:top w:val="single" w:sz="6" w:space="0" w:color="auto"/>
               <w:left w:val="single" w:sz="6" w:space="0" w:color="auto"/>
@@ -5708,8 +5699,8 @@
       <w:tr>
         <w:tc>
           <w:tcPr>
-            <w:tcW w:w="8779" w:type="dxa"/>
-            <w:gridSpan w:val="10"/>
+            <w:tcW w:w="8722" w:type="dxa"/>
+            <w:gridSpan w:val="9"/>
             <w:tcMar>
               <w:top w:w="225" w:type="dxa"/>
               <w:left w:w="150" w:type="dxa"/>
@@ -5753,10 +5744,6 @@
         </w:tc>
       </w:tr>
       <w:tr>
-        <w:trPr>
-          <w:gridAfter w:val="1"/>
-          <w:wAfter w:w="53" w:type="dxa"/>
-        </w:trPr>
         <w:tc>
           <w:tcPr>
             <w:tcW w:w="952" w:type="dxa"/>
@@ -5992,7 +5979,7 @@
         </w:tc>
         <w:tc>
           <w:tcPr>
-            <w:tcW w:w="1017" w:type="dxa"/>
+            <w:tcW w:w="1013" w:type="dxa"/>
             <w:tcBorders>
               <w:top w:val="single" w:sz="6" w:space="0" w:color="auto"/>
               <w:left w:val="single" w:sz="6" w:space="0" w:color="auto"/>
@@ -6031,8 +6018,8 @@
       <w:tr>
         <w:tc>
           <w:tcPr>
-            <w:tcW w:w="8779" w:type="dxa"/>
-            <w:gridSpan w:val="10"/>
+            <w:tcW w:w="8722" w:type="dxa"/>
+            <w:gridSpan w:val="9"/>
             <w:tcMar>
               <w:top w:w="225" w:type="dxa"/>
               <w:left w:w="150" w:type="dxa"/>
@@ -6076,10 +6063,6 @@
         </w:tc>
       </w:tr>
       <w:tr>
-        <w:trPr>
-          <w:gridAfter w:val="1"/>
-          <w:wAfter w:w="53" w:type="dxa"/>
-        </w:trPr>
         <w:tc>
           <w:tcPr>
             <w:tcW w:w="952" w:type="dxa"/>
@@ -6315,7 +6298,7 @@
         </w:tc>
         <w:tc>
           <w:tcPr>
-            <w:tcW w:w="1017" w:type="dxa"/>
+            <w:tcW w:w="1013" w:type="dxa"/>
             <w:tcBorders>
               <w:top w:val="single" w:sz="6" w:space="0" w:color="auto"/>
               <w:left w:val="single" w:sz="6" w:space="0" w:color="auto"/>
@@ -6354,8 +6337,8 @@
       <w:tr>
         <w:tc>
           <w:tcPr>
-            <w:tcW w:w="8779" w:type="dxa"/>
-            <w:gridSpan w:val="10"/>
+            <w:tcW w:w="8722" w:type="dxa"/>
+            <w:gridSpan w:val="9"/>
             <w:tcMar>
               <w:top w:w="225" w:type="dxa"/>
               <w:left w:w="150" w:type="dxa"/>
@@ -6399,10 +6382,6 @@
         </w:tc>
       </w:tr>
       <w:tr>
-        <w:trPr>
-          <w:gridAfter w:val="1"/>
-          <w:wAfter w:w="53" w:type="dxa"/>
-        </w:trPr>
         <w:tc>
           <w:tcPr>
             <w:tcW w:w="952" w:type="dxa"/>
@@ -6638,7 +6617,7 @@
         </w:tc>
         <w:tc>
           <w:tcPr>
-            <w:tcW w:w="1017" w:type="dxa"/>
+            <w:tcW w:w="1013" w:type="dxa"/>
             <w:tcBorders>
               <w:top w:val="single" w:sz="6" w:space="0" w:color="auto"/>
               <w:left w:val="single" w:sz="6" w:space="0" w:color="auto"/>
@@ -6677,8 +6656,8 @@
       <w:tr>
         <w:tc>
           <w:tcPr>
-            <w:tcW w:w="8779" w:type="dxa"/>
-            <w:gridSpan w:val="10"/>
+            <w:tcW w:w="8722" w:type="dxa"/>
+            <w:gridSpan w:val="9"/>
             <w:tcMar>
               <w:top w:w="225" w:type="dxa"/>
               <w:left w:w="150" w:type="dxa"/>
@@ -6722,10 +6701,6 @@
         </w:tc>
       </w:tr>
       <w:tr>
-        <w:trPr>
-          <w:gridAfter w:val="1"/>
-          <w:wAfter w:w="53" w:type="dxa"/>
-        </w:trPr>
         <w:tc>
           <w:tcPr>
             <w:tcW w:w="952" w:type="dxa"/>
@@ -6952,7 +6927,7 @@
         </w:tc>
         <w:tc>
           <w:tcPr>
-            <w:tcW w:w="1017" w:type="dxa"/>
+            <w:tcW w:w="1013" w:type="dxa"/>
             <w:tcBorders>
               <w:top w:val="single" w:sz="6" w:space="0" w:color="auto"/>
               <w:left w:val="single" w:sz="6" w:space="0" w:color="auto"/>
@@ -6991,8 +6966,8 @@
       <w:tr>
         <w:tc>
           <w:tcPr>
-            <w:tcW w:w="8779" w:type="dxa"/>
-            <w:gridSpan w:val="10"/>
+            <w:tcW w:w="8722" w:type="dxa"/>
+            <w:gridSpan w:val="9"/>
             <w:tcMar>
               <w:top w:w="225" w:type="dxa"/>
               <w:left w:w="150" w:type="dxa"/>
@@ -7036,10 +7011,6 @@
         </w:tc>
       </w:tr>
       <w:tr>
-        <w:trPr>
-          <w:gridAfter w:val="1"/>
-          <w:wAfter w:w="53" w:type="dxa"/>
-        </w:trPr>
         <w:tc>
           <w:tcPr>
             <w:tcW w:w="952" w:type="dxa"/>
@@ -7279,7 +7250,7 @@
         </w:tc>
         <w:tc>
           <w:tcPr>
-            <w:tcW w:w="1017" w:type="dxa"/>
+            <w:tcW w:w="1013" w:type="dxa"/>
             <w:tcBorders>
               <w:top w:val="single" w:sz="6" w:space="0" w:color="auto"/>
               <w:left w:val="single" w:sz="6" w:space="0" w:color="auto"/>
@@ -7318,8 +7289,8 @@
       <w:tr>
         <w:tc>
           <w:tcPr>
-            <w:tcW w:w="8779" w:type="dxa"/>
-            <w:gridSpan w:val="10"/>
+            <w:tcW w:w="8722" w:type="dxa"/>
+            <w:gridSpan w:val="9"/>
             <w:tcMar>
               <w:top w:w="225" w:type="dxa"/>
               <w:left w:w="150" w:type="dxa"/>
@@ -7392,10 +7363,6 @@
         </w:tc>
       </w:tr>
       <w:tr>
-        <w:trPr>
-          <w:gridAfter w:val="1"/>
-          <w:wAfter w:w="53" w:type="dxa"/>
-        </w:trPr>
         <w:tc>
           <w:tcPr>
             <w:tcW w:w="952" w:type="dxa"/>
@@ -7633,7 +7600,7 @@
         </w:tc>
         <w:tc>
           <w:tcPr>
-            <w:tcW w:w="1017" w:type="dxa"/>
+            <w:tcW w:w="1013" w:type="dxa"/>
             <w:tcBorders>
               <w:top w:val="single" w:sz="6" w:space="0" w:color="auto"/>
               <w:left w:val="single" w:sz="6" w:space="0" w:color="auto"/>
@@ -7672,8 +7639,8 @@
       <w:tr>
         <w:tc>
           <w:tcPr>
-            <w:tcW w:w="8779" w:type="dxa"/>
-            <w:gridSpan w:val="10"/>
+            <w:tcW w:w="8722" w:type="dxa"/>
+            <w:gridSpan w:val="9"/>
             <w:tcMar>
               <w:top w:w="225" w:type="dxa"/>
               <w:left w:w="150" w:type="dxa"/>
@@ -7745,10 +7712,6 @@
         </w:tc>
       </w:tr>
       <w:tr>
-        <w:trPr>
-          <w:gridAfter w:val="1"/>
-          <w:wAfter w:w="53" w:type="dxa"/>
-        </w:trPr>
         <w:tc>
           <w:tcPr>
             <w:tcW w:w="952" w:type="dxa"/>
@@ -7986,7 +7949,7 @@
         </w:tc>
         <w:tc>
           <w:tcPr>
-            <w:tcW w:w="1017" w:type="dxa"/>
+            <w:tcW w:w="1013" w:type="dxa"/>
             <w:tcBorders>
               <w:top w:val="single" w:sz="6" w:space="0" w:color="auto"/>
               <w:left w:val="single" w:sz="6" w:space="0" w:color="auto"/>
@@ -8025,8 +7988,8 @@
       <w:tr>
         <w:tc>
           <w:tcPr>
-            <w:tcW w:w="8779" w:type="dxa"/>
-            <w:gridSpan w:val="10"/>
+            <w:tcW w:w="8722" w:type="dxa"/>
+            <w:gridSpan w:val="9"/>
             <w:tcMar>
               <w:top w:w="225" w:type="dxa"/>
               <w:left w:w="150" w:type="dxa"/>
@@ -8098,10 +8061,6 @@
         </w:tc>
       </w:tr>
       <w:tr>
-        <w:trPr>
-          <w:gridAfter w:val="1"/>
-          <w:wAfter w:w="53" w:type="dxa"/>
-        </w:trPr>
         <w:tc>
           <w:tcPr>
             <w:tcW w:w="952" w:type="dxa"/>
@@ -8330,7 +8289,7 @@
         </w:tc>
         <w:tc>
           <w:tcPr>
-            <w:tcW w:w="1017" w:type="dxa"/>
+            <w:tcW w:w="1013" w:type="dxa"/>
             <w:tcBorders>
               <w:top w:val="single" w:sz="6" w:space="0" w:color="auto"/>
               <w:left w:val="single" w:sz="6" w:space="0" w:color="auto"/>
@@ -8369,8 +8328,8 @@
       <w:tr>
         <w:tc>
           <w:tcPr>
-            <w:tcW w:w="8779" w:type="dxa"/>
-            <w:gridSpan w:val="10"/>
+            <w:tcW w:w="8722" w:type="dxa"/>
+            <w:gridSpan w:val="9"/>
             <w:tcMar>
               <w:top w:w="225" w:type="dxa"/>
               <w:left w:w="150" w:type="dxa"/>
@@ -8422,10 +8381,6 @@
         </w:tc>
       </w:tr>
       <w:tr>
-        <w:trPr>
-          <w:gridAfter w:val="1"/>
-          <w:wAfter w:w="53" w:type="dxa"/>
-        </w:trPr>
         <w:tc>
           <w:tcPr>
             <w:tcW w:w="952" w:type="dxa"/>
@@ -8643,7 +8598,7 @@
         </w:tc>
         <w:tc>
           <w:tcPr>
-            <w:tcW w:w="1017" w:type="dxa"/>
+            <w:tcW w:w="1013" w:type="dxa"/>
             <w:tcBorders>
               <w:top w:val="single" w:sz="6" w:space="0" w:color="auto"/>
               <w:left w:val="single" w:sz="6" w:space="0" w:color="auto"/>
@@ -8682,8 +8637,8 @@
       <w:tr>
         <w:tc>
           <w:tcPr>
-            <w:tcW w:w="8779" w:type="dxa"/>
-            <w:gridSpan w:val="10"/>
+            <w:tcW w:w="8722" w:type="dxa"/>
+            <w:gridSpan w:val="9"/>
             <w:tcMar>
               <w:top w:w="225" w:type="dxa"/>
               <w:left w:w="150" w:type="dxa"/>
@@ -8727,10 +8682,6 @@
         </w:tc>
       </w:tr>
       <w:tr>
-        <w:trPr>
-          <w:gridAfter w:val="1"/>
-          <w:wAfter w:w="53" w:type="dxa"/>
-        </w:trPr>
         <w:tc>
           <w:tcPr>
             <w:tcW w:w="952" w:type="dxa"/>
@@ -8948,7 +8899,7 @@
         </w:tc>
         <w:tc>
           <w:tcPr>
-            <w:tcW w:w="1017" w:type="dxa"/>
+            <w:tcW w:w="1013" w:type="dxa"/>
             <w:tcBorders>
               <w:top w:val="single" w:sz="6" w:space="0" w:color="auto"/>
               <w:left w:val="single" w:sz="6" w:space="0" w:color="auto"/>
@@ -8995,8 +8946,8 @@
       <w:tr>
         <w:tc>
           <w:tcPr>
-            <w:tcW w:w="8779" w:type="dxa"/>
-            <w:gridSpan w:val="10"/>
+            <w:tcW w:w="8722" w:type="dxa"/>
+            <w:gridSpan w:val="9"/>
             <w:tcMar>
               <w:top w:w="225" w:type="dxa"/>
               <w:left w:w="150" w:type="dxa"/>
@@ -9040,10 +8991,6 @@
         </w:tc>
       </w:tr>
       <w:tr>
-        <w:trPr>
-          <w:gridAfter w:val="1"/>
-          <w:wAfter w:w="53" w:type="dxa"/>
-        </w:trPr>
         <w:tc>
           <w:tcPr>
             <w:tcW w:w="952" w:type="dxa"/>
@@ -9070,7 +9017,6 @@
                 <w:szCs w:val="20"/>
               </w:rPr>
             </w:pPr>
-            <w:proofErr w:type="spellStart"/>
             <w:r>
               <w:rPr>
                 <w:rFonts w:ascii="Courier" w:hAnsi="Courier" w:cs="Courier"/>
@@ -9091,7 +9037,6 @@
               </w:rPr>
               <w:t>n</w:t>
             </w:r>
-            <w:proofErr w:type="spellEnd"/>
           </w:p>
         </w:tc>
         <w:tc>
@@ -9273,7 +9218,7 @@
         </w:tc>
         <w:tc>
           <w:tcPr>
-            <w:tcW w:w="1017" w:type="dxa"/>
+            <w:tcW w:w="1013" w:type="dxa"/>
             <w:tcBorders>
               <w:top w:val="single" w:sz="6" w:space="0" w:color="auto"/>
               <w:left w:val="single" w:sz="6" w:space="0" w:color="auto"/>
@@ -9320,8 +9265,8 @@
       <w:tr>
         <w:tc>
           <w:tcPr>
-            <w:tcW w:w="8779" w:type="dxa"/>
-            <w:gridSpan w:val="10"/>
+            <w:tcW w:w="8722" w:type="dxa"/>
+            <w:gridSpan w:val="9"/>
             <w:tcMar>
               <w:top w:w="225" w:type="dxa"/>
               <w:left w:w="150" w:type="dxa"/>
@@ -9350,10 +9295,6 @@
         </w:tc>
       </w:tr>
       <w:tr>
-        <w:trPr>
-          <w:gridAfter w:val="1"/>
-          <w:wAfter w:w="53" w:type="dxa"/>
-        </w:trPr>
         <w:tc>
           <w:tcPr>
             <w:tcW w:w="952" w:type="dxa"/>
@@ -9426,14 +9367,7 @@
                 <w:sz w:val="20"/>
                 <w:szCs w:val="20"/>
               </w:rPr>
-              <w:t xml:space="preserve">Print </w:t>
-            </w:r>
-            <w:r>
-              <w:rPr>
-                <w:sz w:val="20"/>
-                <w:szCs w:val="20"/>
-              </w:rPr>
-              <w:t>string</w:t>
+              <w:t>Print string</w:t>
             </w:r>
           </w:p>
         </w:tc>
@@ -9588,6 +9522,213 @@
         </w:tc>
         <w:tc>
           <w:tcPr>
+            <w:tcW w:w="1013" w:type="dxa"/>
+            <w:tcBorders>
+              <w:top w:val="single" w:sz="6" w:space="0" w:color="auto"/>
+              <w:left w:val="single" w:sz="6" w:space="0" w:color="auto"/>
+              <w:bottom w:val="single" w:sz="6" w:space="0" w:color="auto"/>
+              <w:right w:val="single" w:sz="6" w:space="0" w:color="auto"/>
+            </w:tcBorders>
+            <w:tcMar>
+              <w:top w:w="15" w:type="dxa"/>
+              <w:left w:w="150" w:type="dxa"/>
+              <w:bottom w:w="15" w:type="dxa"/>
+              <w:right w:w="150" w:type="dxa"/>
+            </w:tcMar>
+            <w:vAlign w:val="center"/>
+            <w:hideMark/>
+          </w:tcPr>
+          <w:p>
+            <w:pPr>
+              <w:jc w:val="center"/>
+              <w:rPr>
+                <w:rFonts w:ascii="Arial" w:hAnsi="Arial" w:cs="Arial"/>
+                <w:sz w:val="20"/>
+                <w:szCs w:val="20"/>
+              </w:rPr>
+            </w:pPr>
+            <w:r>
+              <w:rPr>
+                <w:rFonts w:ascii="Arial" w:hAnsi="Arial" w:cs="Arial"/>
+                <w:sz w:val="20"/>
+                <w:szCs w:val="20"/>
+              </w:rPr>
+              <w:t xml:space="preserve">0 </w:t>
+            </w:r>
+            <w:r>
+              <w:rPr>
+                <w:rFonts w:ascii="Arial" w:hAnsi="Arial" w:cs="Arial"/>
+                <w:sz w:val="20"/>
+                <w:szCs w:val="20"/>
+              </w:rPr>
+              <w:t>1 0</w:t>
+            </w:r>
+          </w:p>
+        </w:tc>
+      </w:tr>
+      <w:tr>
+        <w:tc>
+          <w:tcPr>
+            <w:tcW w:w="8722" w:type="dxa"/>
+            <w:gridSpan w:val="9"/>
+            <w:tcMar>
+              <w:top w:w="225" w:type="dxa"/>
+              <w:left w:w="150" w:type="dxa"/>
+              <w:bottom w:w="375" w:type="dxa"/>
+              <w:right w:w="150" w:type="dxa"/>
+            </w:tcMar>
+            <w:vAlign w:val="center"/>
+            <w:hideMark/>
+          </w:tcPr>
+          <w:p>
+            <w:pPr>
+              <w:jc w:val="left"/>
+              <w:rPr>
+                <w:sz w:val="20"/>
+                <w:szCs w:val="20"/>
+              </w:rPr>
+            </w:pPr>
+            <w:r>
+              <w:rPr>
+                <w:sz w:val="20"/>
+                <w:szCs w:val="20"/>
+              </w:rPr>
+              <w:t>Prints a NUL-terminated string at address M(Rd) to the debugger output or STDOUT in the runner.</w:t>
+            </w:r>
+          </w:p>
+        </w:tc>
+      </w:tr>
+      <w:tr>
+        <w:tc>
+          <w:tcPr>
+            <w:tcW w:w="952" w:type="dxa"/>
+            <w:tcBorders>
+              <w:top w:val="single" w:sz="6" w:space="0" w:color="auto"/>
+              <w:left w:val="single" w:sz="6" w:space="0" w:color="auto"/>
+              <w:bottom w:val="single" w:sz="6" w:space="0" w:color="auto"/>
+              <w:right w:val="single" w:sz="6" w:space="0" w:color="auto"/>
+            </w:tcBorders>
+            <w:tcMar>
+              <w:top w:w="15" w:type="dxa"/>
+              <w:left w:w="150" w:type="dxa"/>
+              <w:bottom w:w="15" w:type="dxa"/>
+              <w:right w:w="150" w:type="dxa"/>
+            </w:tcMar>
+            <w:vAlign w:val="center"/>
+            <w:hideMark/>
+          </w:tcPr>
+          <w:p>
+            <w:pPr>
+              <w:keepNext/>
+              <w:keepLines/>
+              <w:spacing w:line="247" w:lineRule="auto"/>
+              <w:ind w:left="14" w:hanging="14"/>
+              <w:rPr>
+                <w:rFonts w:ascii="Courier" w:hAnsi="Courier" w:cs="Courier"/>
+                <w:sz w:val="20"/>
+                <w:szCs w:val="20"/>
+              </w:rPr>
+            </w:pPr>
+            <w:proofErr w:type="spellStart"/>
+            <w:r>
+              <w:rPr>
+                <w:rFonts w:ascii="Courier" w:hAnsi="Courier" w:cs="Courier"/>
+                <w:b/>
+                <w:bCs/>
+                <w:sz w:val="20"/>
+                <w:szCs w:val="20"/>
+              </w:rPr>
+              <w:lastRenderedPageBreak/>
+              <w:t>out</w:t>
+            </w:r>
+            <w:r>
+              <w:rPr>
+                <w:rFonts w:ascii="Courier" w:hAnsi="Courier" w:cs="Courier"/>
+                <w:b/>
+                <w:bCs/>
+                <w:sz w:val="20"/>
+                <w:szCs w:val="20"/>
+              </w:rPr>
+              <w:t>c</w:t>
+            </w:r>
+            <w:proofErr w:type="spellEnd"/>
+          </w:p>
+        </w:tc>
+        <w:tc>
+          <w:tcPr>
+            <w:tcW w:w="2358" w:type="dxa"/>
+            <w:tcMar>
+              <w:top w:w="15" w:type="dxa"/>
+              <w:left w:w="150" w:type="dxa"/>
+              <w:bottom w:w="15" w:type="dxa"/>
+              <w:right w:w="150" w:type="dxa"/>
+            </w:tcMar>
+            <w:vAlign w:val="center"/>
+            <w:hideMark/>
+          </w:tcPr>
+          <w:p>
+            <w:pPr>
+              <w:keepNext/>
+              <w:keepLines/>
+              <w:spacing w:line="247" w:lineRule="auto"/>
+              <w:ind w:left="14" w:hanging="14"/>
+              <w:rPr>
+                <w:sz w:val="20"/>
+                <w:szCs w:val="20"/>
+              </w:rPr>
+            </w:pPr>
+            <w:r>
+              <w:rPr>
+                <w:sz w:val="20"/>
+                <w:szCs w:val="20"/>
+              </w:rPr>
+              <w:t>Print character as string</w:t>
+            </w:r>
+          </w:p>
+        </w:tc>
+        <w:tc>
+          <w:tcPr>
+            <w:tcW w:w="1348" w:type="dxa"/>
+            <w:tcBorders>
+              <w:top w:val="single" w:sz="6" w:space="0" w:color="auto"/>
+              <w:left w:val="single" w:sz="6" w:space="0" w:color="auto"/>
+              <w:bottom w:val="single" w:sz="6" w:space="0" w:color="auto"/>
+              <w:right w:val="single" w:sz="6" w:space="0" w:color="auto"/>
+            </w:tcBorders>
+            <w:tcMar>
+              <w:top w:w="15" w:type="dxa"/>
+              <w:left w:w="150" w:type="dxa"/>
+              <w:bottom w:w="15" w:type="dxa"/>
+              <w:right w:w="150" w:type="dxa"/>
+            </w:tcMar>
+            <w:vAlign w:val="center"/>
+            <w:hideMark/>
+          </w:tcPr>
+          <w:p>
+            <w:pPr>
+              <w:keepNext/>
+              <w:keepLines/>
+              <w:spacing w:line="247" w:lineRule="auto"/>
+              <w:ind w:left="14" w:hanging="14"/>
+              <w:jc w:val="center"/>
+              <w:rPr>
+                <w:rFonts w:ascii="Arial" w:hAnsi="Arial" w:cs="Arial"/>
+                <w:sz w:val="20"/>
+                <w:szCs w:val="20"/>
+              </w:rPr>
+            </w:pPr>
+            <w:r>
+              <w:rPr>
+                <w:rFonts w:ascii="Arial" w:hAnsi="Arial" w:cs="Arial"/>
+                <w:sz w:val="20"/>
+                <w:szCs w:val="20"/>
+              </w:rPr>
+              <w:t>0 0 1 1</w:t>
+            </w:r>
+          </w:p>
+        </w:tc>
+        <w:tc>
+          <w:tcPr>
             <w:tcW w:w="1017" w:type="dxa"/>
             <w:tcBorders>
               <w:top w:val="single" w:sz="6" w:space="0" w:color="auto"/>
@@ -9606,194 +9747,10 @@
           </w:tcPr>
           <w:p>
             <w:pPr>
-              <w:jc w:val="center"/>
-              <w:rPr>
-                <w:rFonts w:ascii="Arial" w:hAnsi="Arial" w:cs="Arial"/>
-                <w:sz w:val="20"/>
-                <w:szCs w:val="20"/>
-              </w:rPr>
-            </w:pPr>
-            <w:r>
-              <w:rPr>
-                <w:rFonts w:ascii="Arial" w:hAnsi="Arial" w:cs="Arial"/>
-                <w:sz w:val="20"/>
-                <w:szCs w:val="20"/>
-              </w:rPr>
-              <w:t xml:space="preserve">0 </w:t>
-            </w:r>
-            <w:r>
-              <w:rPr>
-                <w:rFonts w:ascii="Arial" w:hAnsi="Arial" w:cs="Arial"/>
-                <w:sz w:val="20"/>
-                <w:szCs w:val="20"/>
-              </w:rPr>
-              <w:t>1 0</w:t>
-            </w:r>
-          </w:p>
-        </w:tc>
-      </w:tr>
-      <w:tr>
-        <w:tc>
-          <w:tcPr>
-            <w:tcW w:w="8779" w:type="dxa"/>
-            <w:gridSpan w:val="10"/>
-            <w:tcMar>
-              <w:top w:w="225" w:type="dxa"/>
-              <w:left w:w="150" w:type="dxa"/>
-              <w:bottom w:w="375" w:type="dxa"/>
-              <w:right w:w="150" w:type="dxa"/>
-            </w:tcMar>
-            <w:vAlign w:val="center"/>
-            <w:hideMark/>
-          </w:tcPr>
-          <w:p>
-            <w:pPr>
-              <w:jc w:val="left"/>
-              <w:rPr>
-                <w:sz w:val="20"/>
-                <w:szCs w:val="20"/>
-              </w:rPr>
-            </w:pPr>
-            <w:r>
-              <w:rPr>
-                <w:sz w:val="20"/>
-                <w:szCs w:val="20"/>
-              </w:rPr>
-              <w:t>Prints a NUL-terminated string at address M(Rd) to the debugger output or STDOUT in the runner.</w:t>
-            </w:r>
-          </w:p>
-        </w:tc>
-      </w:tr>
-      <w:tr>
-        <w:trPr>
-          <w:gridAfter w:val="1"/>
-          <w:wAfter w:w="53" w:type="dxa"/>
-        </w:trPr>
-        <w:tc>
-          <w:tcPr>
-            <w:tcW w:w="952" w:type="dxa"/>
-            <w:tcBorders>
-              <w:top w:val="single" w:sz="6" w:space="0" w:color="auto"/>
-              <w:left w:val="single" w:sz="6" w:space="0" w:color="auto"/>
-              <w:bottom w:val="single" w:sz="6" w:space="0" w:color="auto"/>
-              <w:right w:val="single" w:sz="6" w:space="0" w:color="auto"/>
-            </w:tcBorders>
-            <w:tcMar>
-              <w:top w:w="15" w:type="dxa"/>
-              <w:left w:w="150" w:type="dxa"/>
-              <w:bottom w:w="15" w:type="dxa"/>
-              <w:right w:w="150" w:type="dxa"/>
-            </w:tcMar>
-            <w:vAlign w:val="center"/>
-            <w:hideMark/>
-          </w:tcPr>
-          <w:p>
-            <w:pPr>
-              <w:rPr>
-                <w:rFonts w:ascii="Courier" w:hAnsi="Courier" w:cs="Courier"/>
-                <w:sz w:val="20"/>
-                <w:szCs w:val="20"/>
-              </w:rPr>
-            </w:pPr>
-            <w:proofErr w:type="spellStart"/>
-            <w:r>
-              <w:rPr>
-                <w:rFonts w:ascii="Courier" w:hAnsi="Courier" w:cs="Courier"/>
-                <w:b/>
-                <w:bCs/>
-                <w:sz w:val="20"/>
-                <w:szCs w:val="20"/>
-              </w:rPr>
-              <w:t>addi</w:t>
-            </w:r>
-            <w:proofErr w:type="spellEnd"/>
-          </w:p>
-        </w:tc>
-        <w:tc>
-          <w:tcPr>
-            <w:tcW w:w="2358" w:type="dxa"/>
-            <w:tcMar>
-              <w:top w:w="15" w:type="dxa"/>
-              <w:left w:w="150" w:type="dxa"/>
-              <w:bottom w:w="15" w:type="dxa"/>
-              <w:right w:w="150" w:type="dxa"/>
-            </w:tcMar>
-            <w:vAlign w:val="center"/>
-            <w:hideMark/>
-          </w:tcPr>
-          <w:p>
-            <w:pPr>
-              <w:rPr>
-                <w:sz w:val="20"/>
-                <w:szCs w:val="20"/>
-              </w:rPr>
-            </w:pPr>
-            <w:r>
-              <w:rPr>
-                <w:sz w:val="20"/>
-                <w:szCs w:val="20"/>
-              </w:rPr>
-              <w:t>Add immediate</w:t>
-            </w:r>
-          </w:p>
-        </w:tc>
-        <w:tc>
-          <w:tcPr>
-            <w:tcW w:w="1348" w:type="dxa"/>
-            <w:tcBorders>
-              <w:top w:val="single" w:sz="6" w:space="0" w:color="auto"/>
-              <w:left w:val="single" w:sz="6" w:space="0" w:color="auto"/>
-              <w:bottom w:val="single" w:sz="6" w:space="0" w:color="auto"/>
-              <w:right w:val="single" w:sz="6" w:space="0" w:color="auto"/>
-            </w:tcBorders>
-            <w:tcMar>
-              <w:top w:w="15" w:type="dxa"/>
-              <w:left w:w="150" w:type="dxa"/>
-              <w:bottom w:w="15" w:type="dxa"/>
-              <w:right w:w="150" w:type="dxa"/>
-            </w:tcMar>
-            <w:vAlign w:val="center"/>
-            <w:hideMark/>
-          </w:tcPr>
-          <w:p>
-            <w:pPr>
-              <w:jc w:val="center"/>
-              <w:rPr>
-                <w:rFonts w:ascii="Arial" w:hAnsi="Arial" w:cs="Arial"/>
-                <w:sz w:val="20"/>
-                <w:szCs w:val="20"/>
-              </w:rPr>
-            </w:pPr>
-            <w:r>
-              <w:rPr>
-                <w:rFonts w:ascii="Arial" w:hAnsi="Arial" w:cs="Arial"/>
-                <w:sz w:val="20"/>
-                <w:szCs w:val="20"/>
-              </w:rPr>
-              <w:t>0 1 0 0</w:t>
-            </w:r>
-          </w:p>
-        </w:tc>
-        <w:tc>
-          <w:tcPr>
-            <w:tcW w:w="1017" w:type="dxa"/>
-            <w:tcBorders>
-              <w:top w:val="single" w:sz="6" w:space="0" w:color="auto"/>
-              <w:left w:val="single" w:sz="6" w:space="0" w:color="auto"/>
-              <w:bottom w:val="single" w:sz="6" w:space="0" w:color="auto"/>
-              <w:right w:val="single" w:sz="6" w:space="0" w:color="auto"/>
-            </w:tcBorders>
-            <w:tcMar>
-              <w:top w:w="15" w:type="dxa"/>
-              <w:left w:w="150" w:type="dxa"/>
-              <w:bottom w:w="15" w:type="dxa"/>
-              <w:right w:w="150" w:type="dxa"/>
-            </w:tcMar>
-            <w:vAlign w:val="center"/>
-            <w:hideMark/>
-          </w:tcPr>
-          <w:p>
-            <w:pPr>
+              <w:keepNext/>
+              <w:keepLines/>
+              <w:spacing w:line="247" w:lineRule="auto"/>
+              <w:ind w:left="14" w:hanging="14"/>
               <w:jc w:val="center"/>
               <w:rPr>
                 <w:rFonts w:ascii="Arial" w:hAnsi="Arial" w:cs="Arial"/>
@@ -9832,6 +9789,10 @@
           </w:tcPr>
           <w:p>
             <w:pPr>
+              <w:keepNext/>
+              <w:keepLines/>
+              <w:spacing w:line="247" w:lineRule="auto"/>
+              <w:ind w:left="14" w:hanging="14"/>
               <w:jc w:val="center"/>
               <w:rPr>
                 <w:rFonts w:ascii="Arial" w:hAnsi="Arial" w:cs="Arial"/>
@@ -9842,26 +9803,16 @@
             <w:r>
               <w:rPr>
                 <w:rFonts w:ascii="Arial" w:hAnsi="Arial" w:cs="Arial"/>
-                <w:sz w:val="20"/>
-                <w:szCs w:val="20"/>
-              </w:rPr>
-              <w:t>Rs</w:t>
-            </w:r>
-            <w:r>
-              <w:rPr>
-                <w:rFonts w:ascii="Arial" w:hAnsi="Arial" w:cs="Arial"/>
-                <w:sz w:val="20"/>
-                <w:szCs w:val="20"/>
-                <w:vertAlign w:val="subscript"/>
-              </w:rPr>
-              <w:t>1</w:t>
-            </w:r>
-          </w:p>
-        </w:tc>
-        <w:tc>
-          <w:tcPr>
-            <w:tcW w:w="2034" w:type="dxa"/>
-            <w:gridSpan w:val="2"/>
+                <w:sz w:val="12"/>
+                <w:szCs w:val="20"/>
+              </w:rPr>
+              <w:t>unused</w:t>
+            </w:r>
+          </w:p>
+        </w:tc>
+        <w:tc>
+          <w:tcPr>
+            <w:tcW w:w="1017" w:type="dxa"/>
             <w:tcBorders>
               <w:top w:val="single" w:sz="6" w:space="0" w:color="auto"/>
               <w:left w:val="single" w:sz="6" w:space="0" w:color="auto"/>
@@ -9879,6 +9830,10 @@
           </w:tcPr>
           <w:p>
             <w:pPr>
+              <w:keepNext/>
+              <w:keepLines/>
+              <w:spacing w:line="247" w:lineRule="auto"/>
+              <w:ind w:left="14" w:hanging="14"/>
               <w:jc w:val="center"/>
               <w:rPr>
                 <w:rFonts w:ascii="Arial" w:hAnsi="Arial" w:cs="Arial"/>
@@ -9889,10 +9844,67 @@
             <w:r>
               <w:rPr>
                 <w:rFonts w:ascii="Arial" w:hAnsi="Arial" w:cs="Arial"/>
-                <w:sz w:val="20"/>
-                <w:szCs w:val="20"/>
-              </w:rPr>
-              <w:t>Imm6</w:t>
+                <w:sz w:val="12"/>
+                <w:szCs w:val="20"/>
+              </w:rPr>
+              <w:t>unused</w:t>
+            </w:r>
+          </w:p>
+        </w:tc>
+        <w:tc>
+          <w:tcPr>
+            <w:tcW w:w="1013" w:type="dxa"/>
+            <w:tcBorders>
+              <w:top w:val="single" w:sz="6" w:space="0" w:color="auto"/>
+              <w:left w:val="single" w:sz="6" w:space="0" w:color="auto"/>
+              <w:bottom w:val="single" w:sz="6" w:space="0" w:color="auto"/>
+              <w:right w:val="single" w:sz="6" w:space="0" w:color="auto"/>
+            </w:tcBorders>
+            <w:tcMar>
+              <w:top w:w="15" w:type="dxa"/>
+              <w:left w:w="150" w:type="dxa"/>
+              <w:bottom w:w="15" w:type="dxa"/>
+              <w:right w:w="150" w:type="dxa"/>
+            </w:tcMar>
+            <w:vAlign w:val="center"/>
+            <w:hideMark/>
+          </w:tcPr>
+          <w:p>
+            <w:pPr>
+              <w:keepNext/>
+              <w:keepLines/>
+              <w:spacing w:line="247" w:lineRule="auto"/>
+              <w:ind w:left="14" w:hanging="14"/>
+              <w:jc w:val="center"/>
+              <w:rPr>
+                <w:rFonts w:ascii="Arial" w:hAnsi="Arial" w:cs="Arial"/>
+                <w:sz w:val="20"/>
+                <w:szCs w:val="20"/>
+              </w:rPr>
+            </w:pPr>
+            <w:r>
+              <w:rPr>
+                <w:rFonts w:ascii="Arial" w:hAnsi="Arial" w:cs="Arial"/>
+                <w:sz w:val="20"/>
+                <w:szCs w:val="20"/>
+              </w:rPr>
+              <w:t xml:space="preserve">0 </w:t>
+            </w:r>
+            <w:r>
+              <w:rPr>
+                <w:rFonts w:ascii="Arial" w:hAnsi="Arial" w:cs="Arial"/>
+                <w:sz w:val="20"/>
+                <w:szCs w:val="20"/>
+              </w:rPr>
+              <w:t xml:space="preserve">1 </w:t>
+            </w:r>
+            <w:r>
+              <w:rPr>
+                <w:rFonts w:ascii="Arial" w:hAnsi="Arial" w:cs="Arial"/>
+                <w:sz w:val="20"/>
+                <w:szCs w:val="20"/>
+              </w:rPr>
+              <w:t>1</w:t>
             </w:r>
           </w:p>
         </w:tc>
@@ -9900,8 +9912,8 @@
       <w:tr>
         <w:tc>
           <w:tcPr>
-            <w:tcW w:w="8779" w:type="dxa"/>
-            <w:gridSpan w:val="10"/>
+            <w:tcW w:w="8722" w:type="dxa"/>
+            <w:gridSpan w:val="9"/>
             <w:tcMar>
               <w:top w:w="225" w:type="dxa"/>
               <w:left w:w="150" w:type="dxa"/>
@@ -9913,6 +9925,10 @@
           </w:tcPr>
           <w:p>
             <w:pPr>
+              <w:keepNext/>
+              <w:keepLines/>
+              <w:spacing w:line="247" w:lineRule="auto"/>
+              <w:ind w:left="14" w:hanging="14"/>
               <w:jc w:val="left"/>
               <w:rPr>
                 <w:sz w:val="20"/>
@@ -9924,32 +9940,40 @@
                 <w:sz w:val="20"/>
                 <w:szCs w:val="20"/>
               </w:rPr>
-              <w:lastRenderedPageBreak/>
-              <w:t>Two's complement addition with a signed immediate. Overflow is not detected.</w:t>
-            </w:r>
-            <w:r>
-              <w:rPr>
-                <w:sz w:val="20"/>
-                <w:szCs w:val="20"/>
-              </w:rPr>
-              <w:br/>
-            </w:r>
-            <w:r>
-              <w:rPr>
-                <w:sz w:val="20"/>
-                <w:szCs w:val="20"/>
-              </w:rPr>
-              <w:br/>
-              <w:t>R(Rd) ← R(Rs1) + Imm6</w:t>
+              <w:t>Prints a</w:t>
+            </w:r>
+            <w:r>
+              <w:rPr>
+                <w:sz w:val="20"/>
+                <w:szCs w:val="20"/>
+              </w:rPr>
+              <w:t>n</w:t>
+            </w:r>
+            <w:r>
+              <w:rPr>
+                <w:sz w:val="20"/>
+                <w:szCs w:val="20"/>
+              </w:rPr>
+              <w:t xml:space="preserve"> </w:t>
+            </w:r>
+            <w:r>
+              <w:rPr>
+                <w:sz w:val="20"/>
+                <w:szCs w:val="20"/>
+              </w:rPr>
+              <w:t>ASCII character</w:t>
+            </w:r>
+            <w:r>
+              <w:rPr>
+                <w:sz w:val="20"/>
+                <w:szCs w:val="20"/>
+              </w:rPr>
+              <w:t xml:space="preserve"> at address M(Rd) to the debugger output or STDOUT in the runner.</w:t>
             </w:r>
           </w:p>
         </w:tc>
       </w:tr>
       <w:tr>
-        <w:trPr>
-          <w:gridAfter w:val="1"/>
-          <w:wAfter w:w="53" w:type="dxa"/>
-        </w:trPr>
         <w:tc>
           <w:tcPr>
             <w:tcW w:w="952" w:type="dxa"/>
@@ -9976,7 +10000,6 @@
                 <w:szCs w:val="20"/>
               </w:rPr>
             </w:pPr>
-            <w:proofErr w:type="spellStart"/>
             <w:r>
               <w:rPr>
                 <w:rFonts w:ascii="Courier" w:hAnsi="Courier" w:cs="Courier"/>
@@ -9985,9 +10008,8 @@
                 <w:sz w:val="20"/>
                 <w:szCs w:val="20"/>
               </w:rPr>
-              <w:t>shf</w:t>
-            </w:r>
-            <w:proofErr w:type="spellEnd"/>
+              <w:t>addi</w:t>
+            </w:r>
           </w:p>
         </w:tc>
         <w:tc>
@@ -10014,7 +10036,7 @@
                 <w:sz w:val="20"/>
                 <w:szCs w:val="20"/>
               </w:rPr>
-              <w:t>Bit shift</w:t>
+              <w:t>Add immediate</w:t>
             </w:r>
           </w:p>
         </w:tc>
@@ -10051,7 +10073,7 @@
                 <w:sz w:val="20"/>
                 <w:szCs w:val="20"/>
               </w:rPr>
-              <w:t>0 1 0 1</w:t>
+              <w:t>0 1 0 0</w:t>
             </w:r>
           </w:p>
         </w:tc>
@@ -10141,7 +10163,7 @@
         </w:tc>
         <w:tc>
           <w:tcPr>
-            <w:tcW w:w="2034" w:type="dxa"/>
+            <w:tcW w:w="2030" w:type="dxa"/>
             <w:gridSpan w:val="2"/>
             <w:tcBorders>
               <w:top w:val="single" w:sz="6" w:space="0" w:color="auto"/>
@@ -10181,8 +10203,8 @@
       <w:tr>
         <w:tc>
           <w:tcPr>
-            <w:tcW w:w="8779" w:type="dxa"/>
-            <w:gridSpan w:val="10"/>
+            <w:tcW w:w="8722" w:type="dxa"/>
+            <w:gridSpan w:val="9"/>
             <w:tcMar>
               <w:top w:w="225" w:type="dxa"/>
               <w:left w:w="150" w:type="dxa"/>
@@ -10205,7 +10227,7 @@
                 <w:sz w:val="20"/>
                 <w:szCs w:val="20"/>
               </w:rPr>
-              <w:t>Bit shift. It is either left if Imm6 is positive or right if the contents are negative. The right shift is a logical shift with zero extension.</w:t>
+              <w:t>Two's complement addition with a signed immediate. Overflow is not detected.</w:t>
             </w:r>
             <w:r>
               <w:rPr>
@@ -10220,32 +10242,12 @@
                 <w:szCs w:val="20"/>
               </w:rPr>
               <w:br/>
-              <w:t>if (Imm6 &gt; 0)</w:t>
-            </w:r>
-            <w:r>
-              <w:rPr>
-                <w:sz w:val="20"/>
-                <w:szCs w:val="20"/>
-              </w:rPr>
-              <w:br/>
-              <w:t>R(Rd) ← R(Rs1) &lt;&lt; Imm6 else</w:t>
-            </w:r>
-            <w:r>
-              <w:rPr>
-                <w:sz w:val="20"/>
-                <w:szCs w:val="20"/>
-              </w:rPr>
-              <w:br/>
-              <w:t>R(Rd) ← R(Rs1) &gt;&gt; Imm6</w:t>
+              <w:t>R(Rd) ← R(Rs1) + Imm6</w:t>
             </w:r>
           </w:p>
         </w:tc>
       </w:tr>
       <w:tr>
-        <w:trPr>
-          <w:gridAfter w:val="1"/>
-          <w:wAfter w:w="53" w:type="dxa"/>
-        </w:trPr>
         <w:tc>
           <w:tcPr>
             <w:tcW w:w="952" w:type="dxa"/>
@@ -10281,7 +10283,7 @@
                 <w:sz w:val="20"/>
                 <w:szCs w:val="20"/>
               </w:rPr>
-              <w:t>lw</w:t>
+              <w:t>shf</w:t>
             </w:r>
             <w:proofErr w:type="spellEnd"/>
           </w:p>
@@ -10310,7 +10312,7 @@
                 <w:sz w:val="20"/>
                 <w:szCs w:val="20"/>
               </w:rPr>
-              <w:t>Load word from memory</w:t>
+              <w:t>Bit shift</w:t>
             </w:r>
           </w:p>
         </w:tc>
@@ -10347,7 +10349,7 @@
                 <w:sz w:val="20"/>
                 <w:szCs w:val="20"/>
               </w:rPr>
-              <w:t>0 1 1 0</w:t>
+              <w:t>0 1 0 1</w:t>
             </w:r>
           </w:p>
         </w:tc>
@@ -10437,7 +10439,7 @@
         </w:tc>
         <w:tc>
           <w:tcPr>
-            <w:tcW w:w="2034" w:type="dxa"/>
+            <w:tcW w:w="2030" w:type="dxa"/>
             <w:gridSpan w:val="2"/>
             <w:tcBorders>
               <w:top w:val="single" w:sz="6" w:space="0" w:color="auto"/>
@@ -10477,8 +10479,8 @@
       <w:tr>
         <w:tc>
           <w:tcPr>
-            <w:tcW w:w="8779" w:type="dxa"/>
-            <w:gridSpan w:val="10"/>
+            <w:tcW w:w="8722" w:type="dxa"/>
+            <w:gridSpan w:val="9"/>
             <w:tcMar>
               <w:top w:w="225" w:type="dxa"/>
               <w:left w:w="150" w:type="dxa"/>
@@ -10501,7 +10503,7 @@
                 <w:sz w:val="20"/>
                 <w:szCs w:val="20"/>
               </w:rPr>
-              <w:t>Loads word from memory using the effective address computed by adding Rs1 with the signed immediate.</w:t>
+              <w:t>Bit shift. It is either left if Imm6 is positive or right if the contents are negative. The right shift is a logical shift with zero extension.</w:t>
             </w:r>
             <w:r>
               <w:rPr>
@@ -10516,16 +10518,28 @@
                 <w:szCs w:val="20"/>
               </w:rPr>
               <w:br/>
-              <w:t>R(Rd) ← M[R(Rs1) + Imm6]</w:t>
+              <w:t>if (Imm6 &gt; 0)</w:t>
+            </w:r>
+            <w:r>
+              <w:rPr>
+                <w:sz w:val="20"/>
+                <w:szCs w:val="20"/>
+              </w:rPr>
+              <w:br/>
+              <w:t>R(Rd) ← R(Rs1) &lt;&lt; Imm6 else</w:t>
+            </w:r>
+            <w:r>
+              <w:rPr>
+                <w:sz w:val="20"/>
+                <w:szCs w:val="20"/>
+              </w:rPr>
+              <w:br/>
+              <w:t>R(Rd) ← R(Rs1) &gt;&gt; Imm6</w:t>
             </w:r>
           </w:p>
         </w:tc>
       </w:tr>
       <w:tr>
-        <w:trPr>
-          <w:gridAfter w:val="1"/>
-          <w:wAfter w:w="53" w:type="dxa"/>
-        </w:trPr>
         <w:tc>
           <w:tcPr>
             <w:tcW w:w="952" w:type="dxa"/>
@@ -10561,7 +10575,7 @@
                 <w:sz w:val="20"/>
                 <w:szCs w:val="20"/>
               </w:rPr>
-              <w:t>sw</w:t>
+              <w:t>lw</w:t>
             </w:r>
             <w:proofErr w:type="spellEnd"/>
           </w:p>
@@ -10590,7 +10604,7 @@
                 <w:sz w:val="20"/>
                 <w:szCs w:val="20"/>
               </w:rPr>
-              <w:t>Store word to memory</w:t>
+              <w:t>Load word from memory</w:t>
             </w:r>
           </w:p>
         </w:tc>
@@ -10627,7 +10641,7 @@
                 <w:sz w:val="20"/>
                 <w:szCs w:val="20"/>
               </w:rPr>
-              <w:t>0 1 1 1</w:t>
+              <w:t>0 1 1 0</w:t>
             </w:r>
           </w:p>
         </w:tc>
@@ -10717,7 +10731,7 @@
         </w:tc>
         <w:tc>
           <w:tcPr>
-            <w:tcW w:w="2034" w:type="dxa"/>
+            <w:tcW w:w="2030" w:type="dxa"/>
             <w:gridSpan w:val="2"/>
             <w:tcBorders>
               <w:top w:val="single" w:sz="6" w:space="0" w:color="auto"/>
@@ -10757,8 +10771,8 @@
       <w:tr>
         <w:tc>
           <w:tcPr>
-            <w:tcW w:w="8779" w:type="dxa"/>
-            <w:gridSpan w:val="10"/>
+            <w:tcW w:w="8722" w:type="dxa"/>
+            <w:gridSpan w:val="9"/>
             <w:tcMar>
               <w:top w:w="225" w:type="dxa"/>
               <w:left w:w="150" w:type="dxa"/>
@@ -10781,7 +10795,7 @@
                 <w:sz w:val="20"/>
                 <w:szCs w:val="20"/>
               </w:rPr>
-              <w:t>Stores word into memory using the effective address computed by adding Rs1 with the signed immediate.</w:t>
+              <w:t>Loads word from memory using the effective address computed by adding Rs1 with the signed immediate.</w:t>
             </w:r>
             <w:r>
               <w:rPr>
@@ -10796,16 +10810,12 @@
                 <w:szCs w:val="20"/>
               </w:rPr>
               <w:br/>
-              <w:t>M[R(Rs1) + Imm6] ← R(Rd)</w:t>
+              <w:t>R(Rd) ← M[R(Rs1) + Imm6]</w:t>
             </w:r>
           </w:p>
         </w:tc>
       </w:tr>
       <w:tr>
-        <w:trPr>
-          <w:gridAfter w:val="1"/>
-          <w:wAfter w:w="53" w:type="dxa"/>
-        </w:trPr>
         <w:tc>
           <w:tcPr>
             <w:tcW w:w="952" w:type="dxa"/>
@@ -10841,7 +10851,7 @@
                 <w:sz w:val="20"/>
                 <w:szCs w:val="20"/>
               </w:rPr>
-              <w:t>lli</w:t>
+              <w:t>sw</w:t>
             </w:r>
             <w:proofErr w:type="spellEnd"/>
           </w:p>
@@ -10870,7 +10880,7 @@
                 <w:sz w:val="20"/>
                 <w:szCs w:val="20"/>
               </w:rPr>
-              <w:t>Load lower immediate</w:t>
+              <w:t>Store word to memory</w:t>
             </w:r>
           </w:p>
         </w:tc>
@@ -10907,7 +10917,7 @@
                 <w:sz w:val="20"/>
                 <w:szCs w:val="20"/>
               </w:rPr>
-              <w:t>1 0 0 0</w:t>
+              <w:t>0 1 1 1</w:t>
             </w:r>
           </w:p>
         </w:tc>
@@ -10950,6 +10960,282 @@
         </w:tc>
         <w:tc>
           <w:tcPr>
+            <w:tcW w:w="1017" w:type="dxa"/>
+            <w:gridSpan w:val="3"/>
+            <w:tcBorders>
+              <w:top w:val="single" w:sz="6" w:space="0" w:color="auto"/>
+              <w:left w:val="single" w:sz="6" w:space="0" w:color="auto"/>
+              <w:bottom w:val="single" w:sz="6" w:space="0" w:color="auto"/>
+              <w:right w:val="single" w:sz="6" w:space="0" w:color="auto"/>
+            </w:tcBorders>
+            <w:tcMar>
+              <w:top w:w="15" w:type="dxa"/>
+              <w:left w:w="150" w:type="dxa"/>
+              <w:bottom w:w="15" w:type="dxa"/>
+              <w:right w:w="150" w:type="dxa"/>
+            </w:tcMar>
+            <w:vAlign w:val="center"/>
+            <w:hideMark/>
+          </w:tcPr>
+          <w:p>
+            <w:pPr>
+              <w:jc w:val="center"/>
+              <w:rPr>
+                <w:rFonts w:ascii="Arial" w:hAnsi="Arial" w:cs="Arial"/>
+                <w:sz w:val="20"/>
+                <w:szCs w:val="20"/>
+              </w:rPr>
+            </w:pPr>
+            <w:r>
+              <w:rPr>
+                <w:rFonts w:ascii="Arial" w:hAnsi="Arial" w:cs="Arial"/>
+                <w:sz w:val="20"/>
+                <w:szCs w:val="20"/>
+              </w:rPr>
+              <w:t>Rs</w:t>
+            </w:r>
+            <w:r>
+              <w:rPr>
+                <w:rFonts w:ascii="Arial" w:hAnsi="Arial" w:cs="Arial"/>
+                <w:sz w:val="20"/>
+                <w:szCs w:val="20"/>
+                <w:vertAlign w:val="subscript"/>
+              </w:rPr>
+              <w:t>1</w:t>
+            </w:r>
+          </w:p>
+        </w:tc>
+        <w:tc>
+          <w:tcPr>
+            <w:tcW w:w="2030" w:type="dxa"/>
+            <w:gridSpan w:val="2"/>
+            <w:tcBorders>
+              <w:top w:val="single" w:sz="6" w:space="0" w:color="auto"/>
+              <w:left w:val="single" w:sz="6" w:space="0" w:color="auto"/>
+              <w:bottom w:val="single" w:sz="6" w:space="0" w:color="auto"/>
+              <w:right w:val="single" w:sz="6" w:space="0" w:color="auto"/>
+            </w:tcBorders>
+            <w:tcMar>
+              <w:top w:w="15" w:type="dxa"/>
+              <w:left w:w="150" w:type="dxa"/>
+              <w:bottom w:w="15" w:type="dxa"/>
+              <w:right w:w="150" w:type="dxa"/>
+            </w:tcMar>
+            <w:vAlign w:val="center"/>
+            <w:hideMark/>
+          </w:tcPr>
+          <w:p>
+            <w:pPr>
+              <w:jc w:val="center"/>
+              <w:rPr>
+                <w:rFonts w:ascii="Arial" w:hAnsi="Arial" w:cs="Arial"/>
+                <w:sz w:val="20"/>
+                <w:szCs w:val="20"/>
+              </w:rPr>
+            </w:pPr>
+            <w:r>
+              <w:rPr>
+                <w:rFonts w:ascii="Arial" w:hAnsi="Arial" w:cs="Arial"/>
+                <w:sz w:val="20"/>
+                <w:szCs w:val="20"/>
+              </w:rPr>
+              <w:t>Imm6</w:t>
+            </w:r>
+          </w:p>
+        </w:tc>
+      </w:tr>
+      <w:tr>
+        <w:tc>
+          <w:tcPr>
+            <w:tcW w:w="8722" w:type="dxa"/>
+            <w:gridSpan w:val="9"/>
+            <w:tcMar>
+              <w:top w:w="225" w:type="dxa"/>
+              <w:left w:w="150" w:type="dxa"/>
+              <w:bottom w:w="375" w:type="dxa"/>
+              <w:right w:w="150" w:type="dxa"/>
+            </w:tcMar>
+            <w:vAlign w:val="center"/>
+            <w:hideMark/>
+          </w:tcPr>
+          <w:p>
+            <w:pPr>
+              <w:jc w:val="left"/>
+              <w:rPr>
+                <w:sz w:val="20"/>
+                <w:szCs w:val="20"/>
+              </w:rPr>
+            </w:pPr>
+            <w:r>
+              <w:rPr>
+                <w:sz w:val="20"/>
+                <w:szCs w:val="20"/>
+              </w:rPr>
+              <w:t>Stores word into memory using the effective address computed by adding Rs1 with the signed immediate.</w:t>
+            </w:r>
+            <w:r>
+              <w:rPr>
+                <w:sz w:val="20"/>
+                <w:szCs w:val="20"/>
+              </w:rPr>
+              <w:br/>
+            </w:r>
+            <w:r>
+              <w:rPr>
+                <w:sz w:val="20"/>
+                <w:szCs w:val="20"/>
+              </w:rPr>
+              <w:br/>
+              <w:t>M[R(Rs1) + Imm6] ← R(Rd)</w:t>
+            </w:r>
+          </w:p>
+        </w:tc>
+      </w:tr>
+      <w:tr>
+        <w:tc>
+          <w:tcPr>
+            <w:tcW w:w="952" w:type="dxa"/>
+            <w:tcBorders>
+              <w:top w:val="single" w:sz="6" w:space="0" w:color="auto"/>
+              <w:left w:val="single" w:sz="6" w:space="0" w:color="auto"/>
+              <w:bottom w:val="single" w:sz="6" w:space="0" w:color="auto"/>
+              <w:right w:val="single" w:sz="6" w:space="0" w:color="auto"/>
+            </w:tcBorders>
+            <w:tcMar>
+              <w:top w:w="15" w:type="dxa"/>
+              <w:left w:w="150" w:type="dxa"/>
+              <w:bottom w:w="15" w:type="dxa"/>
+              <w:right w:w="150" w:type="dxa"/>
+            </w:tcMar>
+            <w:vAlign w:val="center"/>
+            <w:hideMark/>
+          </w:tcPr>
+          <w:p>
+            <w:pPr>
+              <w:rPr>
+                <w:rFonts w:ascii="Courier" w:hAnsi="Courier" w:cs="Courier"/>
+                <w:sz w:val="20"/>
+                <w:szCs w:val="20"/>
+              </w:rPr>
+            </w:pPr>
+            <w:proofErr w:type="spellStart"/>
+            <w:r>
+              <w:rPr>
+                <w:rFonts w:ascii="Courier" w:hAnsi="Courier" w:cs="Courier"/>
+                <w:b/>
+                <w:bCs/>
+                <w:sz w:val="20"/>
+                <w:szCs w:val="20"/>
+              </w:rPr>
+              <w:t>lli</w:t>
+            </w:r>
+            <w:proofErr w:type="spellEnd"/>
+          </w:p>
+        </w:tc>
+        <w:tc>
+          <w:tcPr>
+            <w:tcW w:w="2358" w:type="dxa"/>
+            <w:tcMar>
+              <w:top w:w="15" w:type="dxa"/>
+              <w:left w:w="150" w:type="dxa"/>
+              <w:bottom w:w="15" w:type="dxa"/>
+              <w:right w:w="150" w:type="dxa"/>
+            </w:tcMar>
+            <w:vAlign w:val="center"/>
+            <w:hideMark/>
+          </w:tcPr>
+          <w:p>
+            <w:pPr>
+              <w:rPr>
+                <w:sz w:val="20"/>
+                <w:szCs w:val="20"/>
+              </w:rPr>
+            </w:pPr>
+            <w:r>
+              <w:rPr>
+                <w:sz w:val="20"/>
+                <w:szCs w:val="20"/>
+              </w:rPr>
+              <w:t>Load lower immediate</w:t>
+            </w:r>
+          </w:p>
+        </w:tc>
+        <w:tc>
+          <w:tcPr>
+            <w:tcW w:w="1348" w:type="dxa"/>
+            <w:tcBorders>
+              <w:top w:val="single" w:sz="6" w:space="0" w:color="auto"/>
+              <w:left w:val="single" w:sz="6" w:space="0" w:color="auto"/>
+              <w:bottom w:val="single" w:sz="6" w:space="0" w:color="auto"/>
+              <w:right w:val="single" w:sz="6" w:space="0" w:color="auto"/>
+            </w:tcBorders>
+            <w:tcMar>
+              <w:top w:w="15" w:type="dxa"/>
+              <w:left w:w="150" w:type="dxa"/>
+              <w:bottom w:w="15" w:type="dxa"/>
+              <w:right w:w="150" w:type="dxa"/>
+            </w:tcMar>
+            <w:vAlign w:val="center"/>
+            <w:hideMark/>
+          </w:tcPr>
+          <w:p>
+            <w:pPr>
+              <w:jc w:val="center"/>
+              <w:rPr>
+                <w:rFonts w:ascii="Arial" w:hAnsi="Arial" w:cs="Arial"/>
+                <w:sz w:val="20"/>
+                <w:szCs w:val="20"/>
+              </w:rPr>
+            </w:pPr>
+            <w:r>
+              <w:rPr>
+                <w:rFonts w:ascii="Arial" w:hAnsi="Arial" w:cs="Arial"/>
+                <w:sz w:val="20"/>
+                <w:szCs w:val="20"/>
+              </w:rPr>
+              <w:t>1 0 0 0</w:t>
+            </w:r>
+          </w:p>
+        </w:tc>
+        <w:tc>
+          <w:tcPr>
+            <w:tcW w:w="1017" w:type="dxa"/>
+            <w:tcBorders>
+              <w:top w:val="single" w:sz="6" w:space="0" w:color="auto"/>
+              <w:left w:val="single" w:sz="6" w:space="0" w:color="auto"/>
+              <w:bottom w:val="single" w:sz="6" w:space="0" w:color="auto"/>
+              <w:right w:val="single" w:sz="6" w:space="0" w:color="auto"/>
+            </w:tcBorders>
+            <w:tcMar>
+              <w:top w:w="15" w:type="dxa"/>
+              <w:left w:w="150" w:type="dxa"/>
+              <w:bottom w:w="15" w:type="dxa"/>
+              <w:right w:w="150" w:type="dxa"/>
+            </w:tcMar>
+            <w:vAlign w:val="center"/>
+            <w:hideMark/>
+          </w:tcPr>
+          <w:p>
+            <w:pPr>
+              <w:jc w:val="center"/>
+              <w:rPr>
+                <w:rFonts w:ascii="Arial" w:hAnsi="Arial" w:cs="Arial"/>
+                <w:sz w:val="20"/>
+                <w:szCs w:val="20"/>
+              </w:rPr>
+            </w:pPr>
+            <w:r>
+              <w:rPr>
+                <w:rFonts w:ascii="Arial" w:hAnsi="Arial" w:cs="Arial"/>
+                <w:sz w:val="20"/>
+                <w:szCs w:val="20"/>
+              </w:rPr>
+              <w:t>Rd</w:t>
+            </w:r>
+          </w:p>
+        </w:tc>
+        <w:tc>
+          <w:tcPr>
             <w:tcW w:w="437" w:type="dxa"/>
             <w:tcBorders>
               <w:top w:val="single" w:sz="6" w:space="0" w:color="auto"/>
@@ -10987,7 +11273,7 @@
         </w:tc>
         <w:tc>
           <w:tcPr>
-            <w:tcW w:w="2614" w:type="dxa"/>
+            <w:tcW w:w="2610" w:type="dxa"/>
             <w:gridSpan w:val="4"/>
             <w:tcBorders>
               <w:top w:val="single" w:sz="6" w:space="0" w:color="auto"/>
@@ -11020,8 +11306,8 @@
       <w:tr>
         <w:tc>
           <w:tcPr>
-            <w:tcW w:w="8779" w:type="dxa"/>
-            <w:gridSpan w:val="10"/>
+            <w:tcW w:w="8722" w:type="dxa"/>
+            <w:gridSpan w:val="9"/>
             <w:tcMar>
               <w:top w:w="225" w:type="dxa"/>
               <w:left w:w="150" w:type="dxa"/>
@@ -11105,10 +11391,6 @@
         </w:tc>
       </w:tr>
       <w:tr>
-        <w:trPr>
-          <w:gridAfter w:val="1"/>
-          <w:wAfter w:w="53" w:type="dxa"/>
-        </w:trPr>
         <w:tc>
           <w:tcPr>
             <w:tcW w:w="952" w:type="dxa"/>
@@ -11291,7 +11573,7 @@
         </w:tc>
         <w:tc>
           <w:tcPr>
-            <w:tcW w:w="2524" w:type="dxa"/>
+            <w:tcW w:w="2520" w:type="dxa"/>
             <w:gridSpan w:val="3"/>
             <w:tcBorders>
               <w:top w:val="single" w:sz="6" w:space="0" w:color="auto"/>
@@ -11324,8 +11606,8 @@
       <w:tr>
         <w:tc>
           <w:tcPr>
-            <w:tcW w:w="8779" w:type="dxa"/>
-            <w:gridSpan w:val="10"/>
+            <w:tcW w:w="8722" w:type="dxa"/>
+            <w:gridSpan w:val="9"/>
             <w:tcMar>
               <w:top w:w="225" w:type="dxa"/>
               <w:left w:w="150" w:type="dxa"/>
@@ -11362,6 +11644,7 @@
                 <w:sz w:val="20"/>
                 <w:szCs w:val="20"/>
               </w:rPr>
+              <w:lastRenderedPageBreak/>
               <w:br/>
               <w:t>R(</w:t>
             </w:r>
@@ -11385,10 +11668,6 @@
         </w:tc>
       </w:tr>
       <w:tr>
-        <w:trPr>
-          <w:gridAfter w:val="1"/>
-          <w:wAfter w:w="53" w:type="dxa"/>
-        </w:trPr>
         <w:tc>
           <w:tcPr>
             <w:tcW w:w="952" w:type="dxa"/>
@@ -11424,6 +11703,7 @@
                 <w:sz w:val="20"/>
                 <w:szCs w:val="20"/>
               </w:rPr>
+              <w:lastRenderedPageBreak/>
               <w:t>beq</w:t>
             </w:r>
             <w:proofErr w:type="spellEnd"/>
@@ -11571,7 +11851,7 @@
         </w:tc>
         <w:tc>
           <w:tcPr>
-            <w:tcW w:w="2524" w:type="dxa"/>
+            <w:tcW w:w="2520" w:type="dxa"/>
             <w:gridSpan w:val="3"/>
             <w:tcBorders>
               <w:top w:val="single" w:sz="6" w:space="0" w:color="auto"/>
@@ -11604,8 +11884,8 @@
       <w:tr>
         <w:tc>
           <w:tcPr>
-            <w:tcW w:w="8779" w:type="dxa"/>
-            <w:gridSpan w:val="10"/>
+            <w:tcW w:w="8722" w:type="dxa"/>
+            <w:gridSpan w:val="9"/>
             <w:tcMar>
               <w:top w:w="225" w:type="dxa"/>
               <w:left w:w="150" w:type="dxa"/>
@@ -11642,7 +11922,6 @@
                 <w:sz w:val="20"/>
                 <w:szCs w:val="20"/>
               </w:rPr>
-              <w:lastRenderedPageBreak/>
               <w:br/>
               <w:t>if (R(Rd) == 0) PC ← PC + 1 + Imm8</w:t>
             </w:r>
@@ -11650,10 +11929,6 @@
         </w:tc>
       </w:tr>
       <w:tr>
-        <w:trPr>
-          <w:gridAfter w:val="1"/>
-          <w:wAfter w:w="53" w:type="dxa"/>
-        </w:trPr>
         <w:tc>
           <w:tcPr>
             <w:tcW w:w="952" w:type="dxa"/>
@@ -11689,7 +11964,6 @@
                 <w:sz w:val="20"/>
                 <w:szCs w:val="20"/>
               </w:rPr>
-              <w:lastRenderedPageBreak/>
               <w:t>bne</w:t>
             </w:r>
             <w:proofErr w:type="spellEnd"/>
@@ -11837,7 +12111,7 @@
         </w:tc>
         <w:tc>
           <w:tcPr>
-            <w:tcW w:w="2524" w:type="dxa"/>
+            <w:tcW w:w="2520" w:type="dxa"/>
             <w:gridSpan w:val="3"/>
             <w:tcBorders>
               <w:top w:val="single" w:sz="6" w:space="0" w:color="auto"/>
@@ -11870,8 +12144,8 @@
       <w:tr>
         <w:tc>
           <w:tcPr>
-            <w:tcW w:w="8779" w:type="dxa"/>
-            <w:gridSpan w:val="10"/>
+            <w:tcW w:w="8722" w:type="dxa"/>
+            <w:gridSpan w:val="9"/>
             <w:tcMar>
               <w:top w:w="225" w:type="dxa"/>
               <w:left w:w="150" w:type="dxa"/>
@@ -11915,10 +12189,6 @@
         </w:tc>
       </w:tr>
       <w:tr>
-        <w:trPr>
-          <w:gridAfter w:val="1"/>
-          <w:wAfter w:w="53" w:type="dxa"/>
-        </w:trPr>
         <w:tc>
           <w:tcPr>
             <w:tcW w:w="952" w:type="dxa"/>
@@ -12101,7 +12371,7 @@
         </w:tc>
         <w:tc>
           <w:tcPr>
-            <w:tcW w:w="2524" w:type="dxa"/>
+            <w:tcW w:w="2520" w:type="dxa"/>
             <w:gridSpan w:val="3"/>
             <w:tcBorders>
               <w:top w:val="single" w:sz="6" w:space="0" w:color="auto"/>
@@ -12134,8 +12404,8 @@
       <w:tr>
         <w:tc>
           <w:tcPr>
-            <w:tcW w:w="8779" w:type="dxa"/>
-            <w:gridSpan w:val="10"/>
+            <w:tcW w:w="8722" w:type="dxa"/>
+            <w:gridSpan w:val="9"/>
             <w:tcMar>
               <w:top w:w="225" w:type="dxa"/>
               <w:left w:w="150" w:type="dxa"/>
@@ -12179,10 +12449,6 @@
         </w:tc>
       </w:tr>
       <w:tr>
-        <w:trPr>
-          <w:gridAfter w:val="1"/>
-          <w:wAfter w:w="53" w:type="dxa"/>
-        </w:trPr>
         <w:tc>
           <w:tcPr>
             <w:tcW w:w="952" w:type="dxa"/>
@@ -12365,7 +12631,7 @@
         </w:tc>
         <w:tc>
           <w:tcPr>
-            <w:tcW w:w="2524" w:type="dxa"/>
+            <w:tcW w:w="2520" w:type="dxa"/>
             <w:gridSpan w:val="3"/>
             <w:tcBorders>
               <w:top w:val="single" w:sz="6" w:space="0" w:color="auto"/>
@@ -12398,8 +12664,8 @@
       <w:tr>
         <w:tc>
           <w:tcPr>
-            <w:tcW w:w="8779" w:type="dxa"/>
-            <w:gridSpan w:val="10"/>
+            <w:tcW w:w="8722" w:type="dxa"/>
+            <w:gridSpan w:val="9"/>
             <w:tcMar>
               <w:top w:w="225" w:type="dxa"/>
               <w:left w:w="150" w:type="dxa"/>
@@ -12443,10 +12709,6 @@
         </w:tc>
       </w:tr>
       <w:tr>
-        <w:trPr>
-          <w:gridAfter w:val="1"/>
-          <w:wAfter w:w="53" w:type="dxa"/>
-        </w:trPr>
         <w:tc>
           <w:tcPr>
             <w:tcW w:w="952" w:type="dxa"/>
@@ -12629,7 +12891,7 @@
         </w:tc>
         <w:tc>
           <w:tcPr>
-            <w:tcW w:w="2524" w:type="dxa"/>
+            <w:tcW w:w="2520" w:type="dxa"/>
             <w:gridSpan w:val="3"/>
             <w:tcBorders>
               <w:top w:val="single" w:sz="6" w:space="0" w:color="auto"/>
@@ -12662,8 +12924,8 @@
       <w:tr>
         <w:tc>
           <w:tcPr>
-            <w:tcW w:w="8779" w:type="dxa"/>
-            <w:gridSpan w:val="10"/>
+            <w:tcW w:w="8722" w:type="dxa"/>
+            <w:gridSpan w:val="9"/>
             <w:tcMar>
               <w:top w:w="225" w:type="dxa"/>
               <w:left w:w="150" w:type="dxa"/>
@@ -12707,10 +12969,6 @@
         </w:tc>
       </w:tr>
       <w:tr>
-        <w:trPr>
-          <w:gridAfter w:val="1"/>
-          <w:wAfter w:w="53" w:type="dxa"/>
-        </w:trPr>
         <w:tc>
           <w:tcPr>
             <w:tcW w:w="952" w:type="dxa"/>
@@ -12892,7 +13150,7 @@
         </w:tc>
         <w:tc>
           <w:tcPr>
-            <w:tcW w:w="2614" w:type="dxa"/>
+            <w:tcW w:w="2610" w:type="dxa"/>
             <w:gridSpan w:val="4"/>
             <w:tcBorders>
               <w:top w:val="single" w:sz="6" w:space="0" w:color="auto"/>
@@ -12925,8 +13183,8 @@
       <w:tr>
         <w:tc>
           <w:tcPr>
-            <w:tcW w:w="8779" w:type="dxa"/>
-            <w:gridSpan w:val="10"/>
+            <w:tcW w:w="8722" w:type="dxa"/>
+            <w:gridSpan w:val="9"/>
             <w:tcMar>
               <w:top w:w="225" w:type="dxa"/>
               <w:left w:w="150" w:type="dxa"/>
@@ -12949,6 +13207,7 @@
                 <w:sz w:val="20"/>
                 <w:szCs w:val="20"/>
               </w:rPr>
+              <w:lastRenderedPageBreak/>
               <w:t>Conditional branch – compares Rd to zero. If R(Rd) ≤ 0, then branch is taken with indirect target of PC + 1 + Imm8 as next PC. Immediate is a signed value.</w:t>
             </w:r>
             <w:r>
@@ -13079,7 +13338,6 @@
                 <w:sz w:val="20"/>
                 <w:szCs w:val="20"/>
               </w:rPr>
-              <w:lastRenderedPageBreak/>
               <w:t>b</w:t>
             </w:r>
             <w:r>
@@ -14864,7 +15122,6 @@
               </w:rPr>
               <w:t xml:space="preserve"> and </w:t>
             </w:r>
-            <w:proofErr w:type="spellStart"/>
             <w:r>
               <w:rPr>
                 <w:rFonts w:ascii="Courier New" w:hAnsi="Courier New" w:cs="Courier New"/>
@@ -14873,7 +15130,6 @@
               </w:rPr>
               <w:t>addi</w:t>
             </w:r>
-            <w:proofErr w:type="spellEnd"/>
             <w:r>
               <w:rPr>
                 <w:sz w:val="20"/>
@@ -15020,6 +15276,7 @@
                 <w:sz w:val="20"/>
                 <w:szCs w:val="20"/>
               </w:rPr>
+              <w:lastRenderedPageBreak/>
               <w:t>M</w:t>
             </w:r>
             <w:r>
@@ -15477,7 +15734,6 @@
               </w:rPr>
               <w:t xml:space="preserve">Assembles </w:t>
             </w:r>
-            <w:proofErr w:type="spellStart"/>
             <w:r>
               <w:rPr>
                 <w:rFonts w:ascii="Courier New" w:hAnsi="Courier New" w:cs="Courier New"/>
@@ -15486,7 +15742,6 @@
               </w:rPr>
               <w:t>addi</w:t>
             </w:r>
-            <w:proofErr w:type="spellEnd"/>
             <w:r>
               <w:rPr>
                 <w:sz w:val="20"/>
@@ -16271,7 +16526,6 @@
         <w:jc w:val="left"/>
       </w:pPr>
       <w:r>
-        <w:lastRenderedPageBreak/>
         <w:t xml:space="preserve"> </w:t>
       </w:r>
     </w:p>
@@ -16740,6 +16994,7 @@
         <w:ind w:hanging="360"/>
       </w:pPr>
       <w:r>
+        <w:lastRenderedPageBreak/>
         <w:t xml:space="preserve">Opcodes are specified in completely </w:t>
       </w:r>
       <w:r>
@@ -16875,16 +17130,7 @@
         <w:ind w:hanging="360"/>
       </w:pPr>
       <w:r>
-        <w:lastRenderedPageBreak/>
-        <w:t xml:space="preserve">The </w:t>
-      </w:r>
-      <w:proofErr w:type="spellStart"/>
-      <w:r>
-        <w:t>addi</w:t>
-      </w:r>
-      <w:proofErr w:type="spellEnd"/>
-      <w:r>
-        <w:t xml:space="preserve">, </w:t>
+        <w:t xml:space="preserve">The addi, </w:t>
       </w:r>
       <w:proofErr w:type="spellStart"/>
       <w:r>
@@ -17793,7 +18039,6 @@
         <w:spacing w:after="53" w:line="247" w:lineRule="auto"/>
         <w:ind w:left="720" w:hanging="370"/>
       </w:pPr>
-      <w:proofErr w:type="spellStart"/>
       <w:r>
         <w:rPr>
           <w:rFonts w:ascii="Courier New" w:eastAsia="Courier New" w:hAnsi="Courier New" w:cs="Courier New"/>
@@ -17801,7 +18046,6 @@
         </w:rPr>
         <w:t>addi</w:t>
       </w:r>
-      <w:proofErr w:type="spellEnd"/>
       <w:r>
         <w:rPr>
           <w:sz w:val="22"/>
@@ -18615,21 +18859,12 @@
               <w:ind w:left="0" w:firstLine="0"/>
               <w:jc w:val="center"/>
             </w:pPr>
-            <w:proofErr w:type="spellStart"/>
             <w:r>
               <w:rPr>
                 <w:rFonts w:ascii="Courier New" w:eastAsia="Courier New" w:hAnsi="Courier New" w:cs="Courier New"/>
                 <w:sz w:val="18"/>
               </w:rPr>
-              <w:t>addi</w:t>
-            </w:r>
-            <w:proofErr w:type="spellEnd"/>
-            <w:r>
-              <w:rPr>
-                <w:rFonts w:ascii="Courier New" w:eastAsia="Courier New" w:hAnsi="Courier New" w:cs="Courier New"/>
-                <w:sz w:val="18"/>
-              </w:rPr>
-              <w:t xml:space="preserve">, </w:t>
+              <w:t xml:space="preserve">addi, </w:t>
             </w:r>
             <w:proofErr w:type="spellStart"/>
             <w:r>
@@ -20209,15 +20444,7 @@
         <w:ind w:left="630"/>
       </w:pPr>
       <w:r>
-        <w:t xml:space="preserve">            </w:t>
-      </w:r>
-      <w:proofErr w:type="spellStart"/>
-      <w:r>
-        <w:t>addi</w:t>
-      </w:r>
-      <w:proofErr w:type="spellEnd"/>
-      <w:r>
-        <w:t xml:space="preserve">    r6 r7 +1   # set up new FP</w:t>
+        <w:t xml:space="preserve">            addi    r6 r7 +1   # set up new FP</w:t>
       </w:r>
     </w:p>
     <w:p>
@@ -20247,15 +20474,7 @@
         <w:ind w:left="630"/>
       </w:pPr>
       <w:r>
-        <w:t xml:space="preserve">            </w:t>
-      </w:r>
-      <w:proofErr w:type="spellStart"/>
-      <w:r>
-        <w:t>addi</w:t>
-      </w:r>
-      <w:proofErr w:type="spellEnd"/>
-      <w:r>
-        <w:t xml:space="preserve">    r7 </w:t>
+        <w:t xml:space="preserve">            addi    r7 </w:t>
       </w:r>
       <w:proofErr w:type="spellStart"/>
       <w:r>
@@ -20402,15 +20621,7 @@
         <w:ind w:left="630"/>
       </w:pPr>
       <w:r>
-        <w:t xml:space="preserve">            </w:t>
-      </w:r>
-      <w:proofErr w:type="spellStart"/>
-      <w:r>
-        <w:t>addi</w:t>
-      </w:r>
-      <w:proofErr w:type="spellEnd"/>
-      <w:r>
-        <w:t xml:space="preserve">   r7 </w:t>
+        <w:t xml:space="preserve">            addi   r7 </w:t>
       </w:r>
       <w:proofErr w:type="spellStart"/>
       <w:r>
@@ -21355,7 +21566,7 @@
                 <w:sz w:val="18"/>
                 <w:szCs w:val="18"/>
               </w:rPr>
-              <w:t xml:space="preserve">[0004: 0x493f] loop: </w:t>
+              <w:t xml:space="preserve">[0004: 0x493f] loop: addi    r4 </w:t>
             </w:r>
             <w:proofErr w:type="spellStart"/>
             <w:r>
@@ -21364,7 +21575,7 @@
                 <w:sz w:val="18"/>
                 <w:szCs w:val="18"/>
               </w:rPr>
-              <w:t>addi</w:t>
+              <w:t>r4</w:t>
             </w:r>
             <w:proofErr w:type="spellEnd"/>
             <w:r>
@@ -21373,187 +21584,187 @@
                 <w:sz w:val="18"/>
                 <w:szCs w:val="18"/>
               </w:rPr>
-              <w:t xml:space="preserve">    r4 </w:t>
-            </w:r>
-            <w:proofErr w:type="spellStart"/>
+              <w:t xml:space="preserve"> -1    </w:t>
+            </w:r>
+            <w:proofErr w:type="gramStart"/>
             <w:r>
               <w:rPr>
                 <w:rFonts w:ascii="Courier New" w:hAnsi="Courier New" w:cs="Courier New"/>
                 <w:sz w:val="18"/>
                 <w:szCs w:val="18"/>
               </w:rPr>
-              <w:t>r4</w:t>
-            </w:r>
-            <w:proofErr w:type="spellEnd"/>
+              <w:t>|  r</w:t>
+            </w:r>
+            <w:proofErr w:type="gramEnd"/>
             <w:r>
               <w:rPr>
                 <w:rFonts w:ascii="Courier New" w:hAnsi="Courier New" w:cs="Courier New"/>
                 <w:sz w:val="18"/>
                 <w:szCs w:val="18"/>
               </w:rPr>
-              <w:t xml:space="preserve"> -1    </w:t>
-            </w:r>
-            <w:proofErr w:type="gramStart"/>
-            <w:r>
+              <w:t>4: 0x0001</w:t>
+            </w:r>
+          </w:p>
+          <w:p>
+            <w:pPr>
+              <w:ind w:left="0" w:firstLine="0"/>
               <w:rPr>
                 <w:rFonts w:ascii="Courier New" w:hAnsi="Courier New" w:cs="Courier New"/>
                 <w:sz w:val="18"/>
                 <w:szCs w:val="18"/>
               </w:rPr>
-              <w:t>|  r</w:t>
-            </w:r>
-            <w:proofErr w:type="gramEnd"/>
+            </w:pPr>
             <w:r>
               <w:rPr>
                 <w:rFonts w:ascii="Courier New" w:hAnsi="Courier New" w:cs="Courier New"/>
                 <w:sz w:val="18"/>
                 <w:szCs w:val="18"/>
               </w:rPr>
-              <w:t>4: 0x0001</w:t>
-            </w:r>
-          </w:p>
-          <w:p>
-            <w:pPr>
-              <w:ind w:left="0" w:firstLine="0"/>
+              <w:t xml:space="preserve">[0005: 0xa805]       </w:t>
+            </w:r>
+            <w:proofErr w:type="spellStart"/>
+            <w:r>
               <w:rPr>
                 <w:rFonts w:ascii="Courier New" w:hAnsi="Courier New" w:cs="Courier New"/>
                 <w:sz w:val="18"/>
                 <w:szCs w:val="18"/>
               </w:rPr>
-            </w:pPr>
+              <w:t>beq</w:t>
+            </w:r>
+            <w:proofErr w:type="spellEnd"/>
             <w:r>
               <w:rPr>
                 <w:rFonts w:ascii="Courier New" w:hAnsi="Courier New" w:cs="Courier New"/>
                 <w:sz w:val="18"/>
                 <w:szCs w:val="18"/>
               </w:rPr>
-              <w:t xml:space="preserve">[0005: 0xa805]       </w:t>
-            </w:r>
-            <w:proofErr w:type="spellStart"/>
-            <w:r>
+              <w:t xml:space="preserve">     r4 &amp;end     |</w:t>
+            </w:r>
+          </w:p>
+          <w:p>
+            <w:pPr>
+              <w:ind w:left="0" w:firstLine="0"/>
               <w:rPr>
                 <w:rFonts w:ascii="Courier New" w:hAnsi="Courier New" w:cs="Courier New"/>
                 <w:sz w:val="18"/>
                 <w:szCs w:val="18"/>
               </w:rPr>
-              <w:t>beq</w:t>
-            </w:r>
-            <w:proofErr w:type="spellEnd"/>
+            </w:pPr>
             <w:r>
               <w:rPr>
                 <w:rFonts w:ascii="Courier New" w:hAnsi="Courier New" w:cs="Courier New"/>
                 <w:sz w:val="18"/>
                 <w:szCs w:val="18"/>
               </w:rPr>
-              <w:t xml:space="preserve">     r4 &amp;end     |</w:t>
-            </w:r>
-          </w:p>
-          <w:p>
-            <w:pPr>
-              <w:ind w:left="0" w:firstLine="0"/>
+              <w:t xml:space="preserve">[0006: 0x0650]       add     r3 r1 r2    </w:t>
+            </w:r>
+            <w:proofErr w:type="gramStart"/>
+            <w:r>
               <w:rPr>
                 <w:rFonts w:ascii="Courier New" w:hAnsi="Courier New" w:cs="Courier New"/>
                 <w:sz w:val="18"/>
                 <w:szCs w:val="18"/>
               </w:rPr>
-            </w:pPr>
+              <w:t>|  r</w:t>
+            </w:r>
+            <w:proofErr w:type="gramEnd"/>
             <w:r>
               <w:rPr>
                 <w:rFonts w:ascii="Courier New" w:hAnsi="Courier New" w:cs="Courier New"/>
                 <w:sz w:val="18"/>
                 <w:szCs w:val="18"/>
               </w:rPr>
-              <w:t xml:space="preserve">[0006: 0x0650]       add     r3 r1 r2    </w:t>
-            </w:r>
-            <w:proofErr w:type="gramStart"/>
-            <w:r>
+              <w:t>3: 0x0008</w:t>
+            </w:r>
+          </w:p>
+          <w:p>
+            <w:pPr>
+              <w:ind w:left="0" w:firstLine="0"/>
               <w:rPr>
                 <w:rFonts w:ascii="Courier New" w:hAnsi="Courier New" w:cs="Courier New"/>
                 <w:sz w:val="18"/>
                 <w:szCs w:val="18"/>
               </w:rPr>
-              <w:t>|  r</w:t>
-            </w:r>
-            <w:proofErr w:type="gramEnd"/>
+            </w:pPr>
             <w:r>
               <w:rPr>
                 <w:rFonts w:ascii="Courier New" w:hAnsi="Courier New" w:cs="Courier New"/>
                 <w:sz w:val="18"/>
                 <w:szCs w:val="18"/>
               </w:rPr>
-              <w:t>3: 0x0008</w:t>
-            </w:r>
-          </w:p>
-          <w:p>
-            <w:pPr>
-              <w:ind w:left="0" w:firstLine="0"/>
+              <w:t xml:space="preserve">[0007: 0x0280]       add     r1 r2 r0    </w:t>
+            </w:r>
+            <w:proofErr w:type="gramStart"/>
+            <w:r>
               <w:rPr>
                 <w:rFonts w:ascii="Courier New" w:hAnsi="Courier New" w:cs="Courier New"/>
                 <w:sz w:val="18"/>
                 <w:szCs w:val="18"/>
               </w:rPr>
-            </w:pPr>
+              <w:t>|  r</w:t>
+            </w:r>
+            <w:proofErr w:type="gramEnd"/>
             <w:r>
               <w:rPr>
                 <w:rFonts w:ascii="Courier New" w:hAnsi="Courier New" w:cs="Courier New"/>
                 <w:sz w:val="18"/>
                 <w:szCs w:val="18"/>
               </w:rPr>
-              <w:t xml:space="preserve">[0007: 0x0280]       add     r1 r2 r0    </w:t>
-            </w:r>
-            <w:proofErr w:type="gramStart"/>
-            <w:r>
+              <w:t>1: 0x0005</w:t>
+            </w:r>
+          </w:p>
+          <w:p>
+            <w:pPr>
+              <w:ind w:left="0" w:firstLine="0"/>
               <w:rPr>
                 <w:rFonts w:ascii="Courier New" w:hAnsi="Courier New" w:cs="Courier New"/>
                 <w:sz w:val="18"/>
                 <w:szCs w:val="18"/>
               </w:rPr>
-              <w:t>|  r</w:t>
-            </w:r>
-            <w:proofErr w:type="gramEnd"/>
+            </w:pPr>
             <w:r>
               <w:rPr>
                 <w:rFonts w:ascii="Courier New" w:hAnsi="Courier New" w:cs="Courier New"/>
                 <w:sz w:val="18"/>
                 <w:szCs w:val="18"/>
               </w:rPr>
-              <w:t>1: 0x0005</w:t>
-            </w:r>
-          </w:p>
-          <w:p>
-            <w:pPr>
-              <w:ind w:left="0" w:firstLine="0"/>
+              <w:t xml:space="preserve">[0008: 0x04c0]       add     r2 r3 r0    </w:t>
+            </w:r>
+            <w:proofErr w:type="gramStart"/>
+            <w:r>
               <w:rPr>
                 <w:rFonts w:ascii="Courier New" w:hAnsi="Courier New" w:cs="Courier New"/>
                 <w:sz w:val="18"/>
                 <w:szCs w:val="18"/>
               </w:rPr>
-            </w:pPr>
+              <w:t>|  r</w:t>
+            </w:r>
+            <w:proofErr w:type="gramEnd"/>
             <w:r>
               <w:rPr>
                 <w:rFonts w:ascii="Courier New" w:hAnsi="Courier New" w:cs="Courier New"/>
                 <w:sz w:val="18"/>
                 <w:szCs w:val="18"/>
               </w:rPr>
-              <w:t xml:space="preserve">[0008: 0x04c0]       add     r2 r3 r0    </w:t>
-            </w:r>
-            <w:proofErr w:type="gramStart"/>
-            <w:r>
+              <w:t>2: 0x0008</w:t>
+            </w:r>
+          </w:p>
+          <w:p>
+            <w:pPr>
+              <w:ind w:left="0" w:firstLine="0"/>
               <w:rPr>
                 <w:rFonts w:ascii="Courier New" w:hAnsi="Courier New" w:cs="Courier New"/>
                 <w:sz w:val="18"/>
                 <w:szCs w:val="18"/>
               </w:rPr>
-              <w:t>|  r</w:t>
-            </w:r>
-            <w:proofErr w:type="gramEnd"/>
+            </w:pPr>
             <w:r>
               <w:rPr>
                 <w:rFonts w:ascii="Courier New" w:hAnsi="Courier New" w:cs="Courier New"/>
                 <w:sz w:val="18"/>
                 <w:szCs w:val="18"/>
               </w:rPr>
-              <w:t>2: 0x0008</w:t>
+              <w:t>[0009: 0x3600]       out     r3          |</w:t>
             </w:r>
           </w:p>
           <w:p>
@@ -21571,89 +21782,53 @@
                 <w:sz w:val="18"/>
                 <w:szCs w:val="18"/>
               </w:rPr>
-              <w:t>[0009: 0x3600]       out     r3          |</w:t>
-            </w:r>
-          </w:p>
-          <w:p>
-            <w:pPr>
-              <w:ind w:left="0" w:firstLine="0"/>
+              <w:t xml:space="preserve">[000a: 0xa0f9]       </w:t>
+            </w:r>
+            <w:proofErr w:type="spellStart"/>
+            <w:r>
               <w:rPr>
                 <w:rFonts w:ascii="Courier New" w:hAnsi="Courier New" w:cs="Courier New"/>
                 <w:sz w:val="18"/>
                 <w:szCs w:val="18"/>
               </w:rPr>
-            </w:pPr>
+              <w:t>beq</w:t>
+            </w:r>
+            <w:proofErr w:type="spellEnd"/>
             <w:r>
               <w:rPr>
                 <w:rFonts w:ascii="Courier New" w:hAnsi="Courier New" w:cs="Courier New"/>
                 <w:sz w:val="18"/>
                 <w:szCs w:val="18"/>
               </w:rPr>
-              <w:t xml:space="preserve">[000a: 0xa0f9]       </w:t>
-            </w:r>
-            <w:proofErr w:type="spellStart"/>
-            <w:r>
+              <w:t xml:space="preserve">     r0 &amp;loop    |</w:t>
+            </w:r>
+          </w:p>
+          <w:p>
+            <w:pPr>
+              <w:ind w:left="0" w:firstLine="0"/>
               <w:rPr>
                 <w:rFonts w:ascii="Courier New" w:hAnsi="Courier New" w:cs="Courier New"/>
                 <w:sz w:val="18"/>
                 <w:szCs w:val="18"/>
               </w:rPr>
-              <w:t>beq</w:t>
-            </w:r>
-            <w:proofErr w:type="spellEnd"/>
-            <w:r>
+            </w:pPr>
+          </w:p>
+          <w:p>
+            <w:pPr>
+              <w:ind w:left="0" w:firstLine="0"/>
               <w:rPr>
                 <w:rFonts w:ascii="Courier New" w:hAnsi="Courier New" w:cs="Courier New"/>
                 <w:sz w:val="18"/>
                 <w:szCs w:val="18"/>
               </w:rPr>
-              <w:t xml:space="preserve">     r0 &amp;loop    |</w:t>
-            </w:r>
-          </w:p>
-          <w:p>
-            <w:pPr>
-              <w:ind w:left="0" w:firstLine="0"/>
+            </w:pPr>
+            <w:r>
               <w:rPr>
                 <w:rFonts w:ascii="Courier New" w:hAnsi="Courier New" w:cs="Courier New"/>
                 <w:sz w:val="18"/>
                 <w:szCs w:val="18"/>
               </w:rPr>
-            </w:pPr>
-          </w:p>
-          <w:p>
-            <w:pPr>
-              <w:ind w:left="0" w:firstLine="0"/>
-              <w:rPr>
-                <w:rFonts w:ascii="Courier New" w:hAnsi="Courier New" w:cs="Courier New"/>
-                <w:sz w:val="18"/>
-                <w:szCs w:val="18"/>
-              </w:rPr>
-            </w:pPr>
-            <w:r>
-              <w:rPr>
-                <w:rFonts w:ascii="Courier New" w:hAnsi="Courier New" w:cs="Courier New"/>
-                <w:sz w:val="18"/>
-                <w:szCs w:val="18"/>
-              </w:rPr>
-              <w:t xml:space="preserve">[0004: 0x493f] loop: </w:t>
-            </w:r>
-            <w:proofErr w:type="spellStart"/>
-            <w:r>
-              <w:rPr>
-                <w:rFonts w:ascii="Courier New" w:hAnsi="Courier New" w:cs="Courier New"/>
-                <w:sz w:val="18"/>
-                <w:szCs w:val="18"/>
-              </w:rPr>
-              <w:t>addi</w:t>
-            </w:r>
-            <w:proofErr w:type="spellEnd"/>
-            <w:r>
-              <w:rPr>
-                <w:rFonts w:ascii="Courier New" w:hAnsi="Courier New" w:cs="Courier New"/>
-                <w:sz w:val="18"/>
-                <w:szCs w:val="18"/>
-              </w:rPr>
-              <w:t xml:space="preserve">    r4 </w:t>
+              <w:t xml:space="preserve">[0004: 0x493f] loop: addi    r4 </w:t>
             </w:r>
             <w:proofErr w:type="spellStart"/>
             <w:r>
@@ -22534,13 +22709,7 @@
         <w:rPr>
           <w:lang w:bidi="ar-SA"/>
         </w:rPr>
-        <w:t xml:space="preserve"> your_filename.asm -</w:t>
-      </w:r>
-      <w:r>
-        <w:rPr>
-          <w:lang w:bidi="ar-SA"/>
-        </w:rPr>
-        <w:t>a</w:t>
+        <w:t xml:space="preserve"> your_filename.asm -a</w:t>
       </w:r>
     </w:p>
     <w:p>
@@ -22738,22 +22907,14 @@
         <w:pStyle w:val="Code"/>
       </w:pPr>
       <w:r>
-        <w:t xml:space="preserve">        </w:t>
+        <w:t xml:space="preserve">        addi    r1 </w:t>
       </w:r>
       <w:proofErr w:type="spellStart"/>
       <w:r>
-        <w:t>addi</w:t>
+        <w:t>r1</w:t>
       </w:r>
       <w:proofErr w:type="spellEnd"/>
       <w:r>
-        <w:t xml:space="preserve">    r1 </w:t>
-      </w:r>
-      <w:proofErr w:type="spellStart"/>
-      <w:r>
-        <w:t>r1</w:t>
-      </w:r>
-      <w:proofErr w:type="spellEnd"/>
-      <w:r>
         <w:t xml:space="preserve"> 1</w:t>
       </w:r>
     </w:p>
@@ -22762,15 +22923,7 @@
         <w:pStyle w:val="Code"/>
       </w:pPr>
       <w:r>
-        <w:t xml:space="preserve">        </w:t>
-      </w:r>
-      <w:proofErr w:type="spellStart"/>
-      <w:r>
-        <w:t>addi</w:t>
-      </w:r>
-      <w:proofErr w:type="spellEnd"/>
-      <w:r>
-        <w:t xml:space="preserve">    r2 </w:t>
+        <w:t xml:space="preserve">        addi    r2 </w:t>
       </w:r>
       <w:proofErr w:type="spellStart"/>
       <w:r>
@@ -23179,14 +23332,12 @@
         </w:rPr>
         <w:t xml:space="preserve">The </w:t>
       </w:r>
-      <w:proofErr w:type="spellStart"/>
       <w:r>
         <w:rPr>
           <w:rStyle w:val="CodeChar"/>
         </w:rPr>
         <w:t>outn</w:t>
       </w:r>
-      <w:proofErr w:type="spellEnd"/>
       <w:r>
         <w:rPr>
           <w:lang w:bidi="ar-SA"/>
